--- a/01_Documentos_Memoria/Versiones_consolidadas/Avance_2/Avance_2.docx
+++ b/01_Documentos_Memoria/Versiones_consolidadas/Avance_2/Avance_2.docx
@@ -498,7 +498,7 @@
     <w:sdt>
       <w:sdtPr>
         <w:rPr>
-          <w:rFonts w:ascii="Arial" w:eastAsiaTheme="minorHAnsi" w:hAnsi="Arial" w:cstheme="minorBidi"/>
+          <w:rFonts w:ascii="Arial" w:eastAsiaTheme="minorEastAsia" w:hAnsi="Arial" w:cstheme="minorBidi"/>
           <w:b w:val="0"/>
           <w:bCs w:val="0"/>
           <w:color w:val="auto"/>
@@ -514,11 +514,6 @@
           <w:docPartUnique/>
         </w:docPartObj>
       </w:sdtPr>
-      <w:sdtEndPr>
-        <w:rPr>
-          <w:rFonts w:eastAsiaTheme="minorEastAsia"/>
-        </w:rPr>
-      </w:sdtEndPr>
       <w:sdtContent>
         <w:p>
           <w:pPr>
@@ -573,7 +568,7 @@
             </w:rPr>
             <w:fldChar w:fldCharType="separate"/>
           </w:r>
-          <w:hyperlink w:anchor="_Toc243943240" w:history="1">
+          <w:hyperlink w:anchor="_Toc244038040" w:history="1">
             <w:r>
               <w:rPr>
                 <w:rStyle w:val="Hipervnculo"/>
@@ -600,7 +595,7 @@
                 <w:noProof/>
                 <w:webHidden/>
               </w:rPr>
-              <w:instrText xml:space="preserve"> PAGEREF _Toc243943240 \h </w:instrText>
+              <w:instrText xml:space="preserve"> PAGEREF _Toc244038040 \h </w:instrText>
             </w:r>
             <w:r>
               <w:rPr>
@@ -647,7 +642,7 @@
               <w:lang w:eastAsia="es-CL"/>
             </w:rPr>
           </w:pPr>
-          <w:hyperlink w:anchor="_Toc243943241" w:history="1">
+          <w:hyperlink w:anchor="_Toc244038041" w:history="1">
             <w:r>
               <w:rPr>
                 <w:rStyle w:val="Hipervnculo"/>
@@ -674,7 +669,7 @@
                 <w:noProof/>
                 <w:webHidden/>
               </w:rPr>
-              <w:instrText xml:space="preserve"> PAGEREF _Toc243943241 \h </w:instrText>
+              <w:instrText xml:space="preserve"> PAGEREF _Toc244038041 \h </w:instrText>
             </w:r>
             <w:r>
               <w:rPr>
@@ -721,7 +716,7 @@
               <w:lang w:eastAsia="es-CL"/>
             </w:rPr>
           </w:pPr>
-          <w:hyperlink w:anchor="_Toc243943242" w:history="1">
+          <w:hyperlink w:anchor="_Toc244038042" w:history="1">
             <w:r>
               <w:rPr>
                 <w:rStyle w:val="Hipervnculo"/>
@@ -749,7 +744,7 @@
                 <w:noProof/>
                 <w:webHidden/>
               </w:rPr>
-              <w:instrText xml:space="preserve"> PAGEREF _Toc243943242 \h </w:instrText>
+              <w:instrText xml:space="preserve"> PAGEREF _Toc244038042 \h </w:instrText>
             </w:r>
             <w:r>
               <w:rPr>
@@ -796,7 +791,7 @@
               <w:lang w:eastAsia="es-CL"/>
             </w:rPr>
           </w:pPr>
-          <w:hyperlink w:anchor="_Toc243943243" w:history="1">
+          <w:hyperlink w:anchor="_Toc244038043" w:history="1">
             <w:r>
               <w:rPr>
                 <w:rStyle w:val="Hipervnculo"/>
@@ -823,7 +818,7 @@
                 <w:noProof/>
                 <w:webHidden/>
               </w:rPr>
-              <w:instrText xml:space="preserve"> PAGEREF _Toc243943243 \h </w:instrText>
+              <w:instrText xml:space="preserve"> PAGEREF _Toc244038043 \h </w:instrText>
             </w:r>
             <w:r>
               <w:rPr>
@@ -871,7 +866,7 @@
               <w:lang w:eastAsia="es-CL"/>
             </w:rPr>
           </w:pPr>
-          <w:hyperlink w:anchor="_Toc243943244" w:history="1">
+          <w:hyperlink w:anchor="_Toc244038044" w:history="1">
             <w:r>
               <w:rPr>
                 <w:rStyle w:val="Hipervnculo"/>
@@ -917,7 +912,7 @@
                 <w:noProof/>
                 <w:webHidden/>
               </w:rPr>
-              <w:instrText xml:space="preserve"> PAGEREF _Toc243943244 \h </w:instrText>
+              <w:instrText xml:space="preserve"> PAGEREF _Toc244038044 \h </w:instrText>
             </w:r>
             <w:r>
               <w:rPr>
@@ -965,7 +960,7 @@
               <w:lang w:eastAsia="es-CL"/>
             </w:rPr>
           </w:pPr>
-          <w:hyperlink w:anchor="_Toc243943245" w:history="1">
+          <w:hyperlink w:anchor="_Toc244038045" w:history="1">
             <w:r>
               <w:rPr>
                 <w:rStyle w:val="Hipervnculo"/>
@@ -1011,7 +1006,7 @@
                 <w:noProof/>
                 <w:webHidden/>
               </w:rPr>
-              <w:instrText xml:space="preserve"> PAGEREF _Toc243943245 \h </w:instrText>
+              <w:instrText xml:space="preserve"> PAGEREF _Toc244038045 \h </w:instrText>
             </w:r>
             <w:r>
               <w:rPr>
@@ -1059,7 +1054,7 @@
               <w:lang w:eastAsia="es-CL"/>
             </w:rPr>
           </w:pPr>
-          <w:hyperlink w:anchor="_Toc243943246" w:history="1">
+          <w:hyperlink w:anchor="_Toc244038046" w:history="1">
             <w:r>
               <w:rPr>
                 <w:rStyle w:val="Hipervnculo"/>
@@ -1105,7 +1100,7 @@
                 <w:noProof/>
                 <w:webHidden/>
               </w:rPr>
-              <w:instrText xml:space="preserve"> PAGEREF _Toc243943246 \h </w:instrText>
+              <w:instrText xml:space="preserve"> PAGEREF _Toc244038046 \h </w:instrText>
             </w:r>
             <w:r>
               <w:rPr>
@@ -1153,7 +1148,7 @@
               <w:lang w:eastAsia="es-CL"/>
             </w:rPr>
           </w:pPr>
-          <w:hyperlink w:anchor="_Toc243943247" w:history="1">
+          <w:hyperlink w:anchor="_Toc244038047" w:history="1">
             <w:r>
               <w:rPr>
                 <w:rStyle w:val="Hipervnculo"/>
@@ -1199,7 +1194,7 @@
                 <w:noProof/>
                 <w:webHidden/>
               </w:rPr>
-              <w:instrText xml:space="preserve"> PAGEREF _Toc243943247 \h </w:instrText>
+              <w:instrText xml:space="preserve"> PAGEREF _Toc244038047 \h </w:instrText>
             </w:r>
             <w:r>
               <w:rPr>
@@ -1245,7 +1240,7 @@
               <w:lang w:eastAsia="es-CL"/>
             </w:rPr>
           </w:pPr>
-          <w:hyperlink w:anchor="_Toc243943248" w:history="1">
+          <w:hyperlink w:anchor="_Toc244038048" w:history="1">
             <w:r>
               <w:rPr>
                 <w:rStyle w:val="Hipervnculo"/>
@@ -1289,7 +1284,7 @@
                 <w:noProof/>
                 <w:webHidden/>
               </w:rPr>
-              <w:instrText xml:space="preserve"> PAGEREF _Toc243943248 \h </w:instrText>
+              <w:instrText xml:space="preserve"> PAGEREF _Toc244038048 \h </w:instrText>
             </w:r>
             <w:r>
               <w:rPr>
@@ -1337,7 +1332,7 @@
               <w:lang w:eastAsia="es-CL"/>
             </w:rPr>
           </w:pPr>
-          <w:hyperlink w:anchor="_Toc243943249" w:history="1">
+          <w:hyperlink w:anchor="_Toc244038049" w:history="1">
             <w:r>
               <w:rPr>
                 <w:rStyle w:val="Hipervnculo"/>
@@ -1383,7 +1378,7 @@
                 <w:noProof/>
                 <w:webHidden/>
               </w:rPr>
-              <w:instrText xml:space="preserve"> PAGEREF _Toc243943249 \h </w:instrText>
+              <w:instrText xml:space="preserve"> PAGEREF _Toc244038049 \h </w:instrText>
             </w:r>
             <w:r>
               <w:rPr>
@@ -1431,7 +1426,7 @@
               <w:lang w:eastAsia="es-CL"/>
             </w:rPr>
           </w:pPr>
-          <w:hyperlink w:anchor="_Toc243943250" w:history="1">
+          <w:hyperlink w:anchor="_Toc244038050" w:history="1">
             <w:r>
               <w:rPr>
                 <w:rStyle w:val="Hipervnculo"/>
@@ -1477,7 +1472,7 @@
                 <w:noProof/>
                 <w:webHidden/>
               </w:rPr>
-              <w:instrText xml:space="preserve"> PAGEREF _Toc243943250 \h </w:instrText>
+              <w:instrText xml:space="preserve"> PAGEREF _Toc244038050 \h </w:instrText>
             </w:r>
             <w:r>
               <w:rPr>
@@ -1525,7 +1520,7 @@
               <w:lang w:eastAsia="es-CL"/>
             </w:rPr>
           </w:pPr>
-          <w:hyperlink w:anchor="_Toc243943251" w:history="1">
+          <w:hyperlink w:anchor="_Toc244038051" w:history="1">
             <w:r>
               <w:rPr>
                 <w:rStyle w:val="Hipervnculo"/>
@@ -1571,7 +1566,7 @@
                 <w:noProof/>
                 <w:webHidden/>
               </w:rPr>
-              <w:instrText xml:space="preserve"> PAGEREF _Toc243943251 \h </w:instrText>
+              <w:instrText xml:space="preserve"> PAGEREF _Toc244038051 \h </w:instrText>
             </w:r>
             <w:r>
               <w:rPr>
@@ -1617,7 +1612,7 @@
               <w:lang w:eastAsia="es-CL"/>
             </w:rPr>
           </w:pPr>
-          <w:hyperlink w:anchor="_Toc243943252" w:history="1">
+          <w:hyperlink w:anchor="_Toc244038052" w:history="1">
             <w:r>
               <w:rPr>
                 <w:rStyle w:val="Hipervnculo"/>
@@ -1661,7 +1656,7 @@
                 <w:noProof/>
                 <w:webHidden/>
               </w:rPr>
-              <w:instrText xml:space="preserve"> PAGEREF _Toc243943252 \h </w:instrText>
+              <w:instrText xml:space="preserve"> PAGEREF _Toc244038052 \h </w:instrText>
             </w:r>
             <w:r>
               <w:rPr>
@@ -1707,7 +1702,7 @@
               <w:lang w:eastAsia="es-CL"/>
             </w:rPr>
           </w:pPr>
-          <w:hyperlink w:anchor="_Toc243943253" w:history="1">
+          <w:hyperlink w:anchor="_Toc244038053" w:history="1">
             <w:r>
               <w:rPr>
                 <w:rStyle w:val="Hipervnculo"/>
@@ -1751,7 +1746,7 @@
                 <w:noProof/>
                 <w:webHidden/>
               </w:rPr>
-              <w:instrText xml:space="preserve"> PAGEREF _Toc243943253 \h </w:instrText>
+              <w:instrText xml:space="preserve"> PAGEREF _Toc244038053 \h </w:instrText>
             </w:r>
             <w:r>
               <w:rPr>
@@ -1797,7 +1792,7 @@
               <w:lang w:eastAsia="es-CL"/>
             </w:rPr>
           </w:pPr>
-          <w:hyperlink w:anchor="_Toc243943254" w:history="1">
+          <w:hyperlink w:anchor="_Toc244038054" w:history="1">
             <w:r>
               <w:rPr>
                 <w:rStyle w:val="Hipervnculo"/>
@@ -1841,7 +1836,7 @@
                 <w:noProof/>
                 <w:webHidden/>
               </w:rPr>
-              <w:instrText xml:space="preserve"> PAGEREF _Toc243943254 \h </w:instrText>
+              <w:instrText xml:space="preserve"> PAGEREF _Toc244038054 \h </w:instrText>
             </w:r>
             <w:r>
               <w:rPr>
@@ -1887,7 +1882,7 @@
               <w:lang w:eastAsia="es-CL"/>
             </w:rPr>
           </w:pPr>
-          <w:hyperlink w:anchor="_Toc243943255" w:history="1">
+          <w:hyperlink w:anchor="_Toc244038055" w:history="1">
             <w:r>
               <w:rPr>
                 <w:rStyle w:val="Hipervnculo"/>
@@ -1931,7 +1926,7 @@
                 <w:noProof/>
                 <w:webHidden/>
               </w:rPr>
-              <w:instrText xml:space="preserve"> PAGEREF _Toc243943255 \h </w:instrText>
+              <w:instrText xml:space="preserve"> PAGEREF _Toc244038055 \h </w:instrText>
             </w:r>
             <w:r>
               <w:rPr>
@@ -1977,7 +1972,7 @@
               <w:lang w:eastAsia="es-CL"/>
             </w:rPr>
           </w:pPr>
-          <w:hyperlink w:anchor="_Toc243943256" w:history="1">
+          <w:hyperlink w:anchor="_Toc244038056" w:history="1">
             <w:r>
               <w:rPr>
                 <w:rStyle w:val="Hipervnculo"/>
@@ -2023,7 +2018,7 @@
                 <w:noProof/>
                 <w:webHidden/>
               </w:rPr>
-              <w:instrText xml:space="preserve"> PAGEREF _Toc243943256 \h </w:instrText>
+              <w:instrText xml:space="preserve"> PAGEREF _Toc244038056 \h </w:instrText>
             </w:r>
             <w:r>
               <w:rPr>
@@ -2069,7 +2064,7 @@
               <w:lang w:eastAsia="es-CL"/>
             </w:rPr>
           </w:pPr>
-          <w:hyperlink w:anchor="_Toc243943257" w:history="1">
+          <w:hyperlink w:anchor="_Toc244038057" w:history="1">
             <w:r>
               <w:rPr>
                 <w:rStyle w:val="Hipervnculo"/>
@@ -2113,7 +2108,7 @@
                 <w:noProof/>
                 <w:webHidden/>
               </w:rPr>
-              <w:instrText xml:space="preserve"> PAGEREF _Toc243943257 \h </w:instrText>
+              <w:instrText xml:space="preserve"> PAGEREF _Toc244038057 \h </w:instrText>
             </w:r>
             <w:r>
               <w:rPr>
@@ -2161,7 +2156,7 @@
               <w:lang w:eastAsia="es-CL"/>
             </w:rPr>
           </w:pPr>
-          <w:hyperlink w:anchor="_Toc243943258" w:history="1">
+          <w:hyperlink w:anchor="_Toc244038058" w:history="1">
             <w:r>
               <w:rPr>
                 <w:rStyle w:val="Hipervnculo"/>
@@ -2207,7 +2202,7 @@
                 <w:noProof/>
                 <w:webHidden/>
               </w:rPr>
-              <w:instrText xml:space="preserve"> PAGEREF _Toc243943258 \h </w:instrText>
+              <w:instrText xml:space="preserve"> PAGEREF _Toc244038058 \h </w:instrText>
             </w:r>
             <w:r>
               <w:rPr>
@@ -2253,7 +2248,7 @@
               <w:lang w:eastAsia="es-CL"/>
             </w:rPr>
           </w:pPr>
-          <w:hyperlink w:anchor="_Toc243943259" w:history="1">
+          <w:hyperlink w:anchor="_Toc244038059" w:history="1">
             <w:r>
               <w:rPr>
                 <w:rStyle w:val="Hipervnculo"/>
@@ -2297,7 +2292,7 @@
                 <w:noProof/>
                 <w:webHidden/>
               </w:rPr>
-              <w:instrText xml:space="preserve"> PAGEREF _Toc243943259 \h </w:instrText>
+              <w:instrText xml:space="preserve"> PAGEREF _Toc244038059 \h </w:instrText>
             </w:r>
             <w:r>
               <w:rPr>
@@ -2343,7 +2338,7 @@
               <w:lang w:eastAsia="es-CL"/>
             </w:rPr>
           </w:pPr>
-          <w:hyperlink w:anchor="_Toc243943260" w:history="1">
+          <w:hyperlink w:anchor="_Toc244038060" w:history="1">
             <w:r>
               <w:rPr>
                 <w:rStyle w:val="Hipervnculo"/>
@@ -2387,7 +2382,97 @@
                 <w:noProof/>
                 <w:webHidden/>
               </w:rPr>
-              <w:instrText xml:space="preserve"> PAGEREF _Toc243943260 \h </w:instrText>
+              <w:instrText xml:space="preserve"> PAGEREF _Toc244038060 \h </w:instrText>
+            </w:r>
+            <w:r>
+              <w:rPr>
+                <w:noProof/>
+                <w:webHidden/>
+              </w:rPr>
+            </w:r>
+            <w:r>
+              <w:rPr>
+                <w:noProof/>
+                <w:webHidden/>
+              </w:rPr>
+              <w:fldChar w:fldCharType="separate"/>
+            </w:r>
+            <w:r>
+              <w:rPr>
+                <w:noProof/>
+                <w:webHidden/>
+              </w:rPr>
+              <w:t>12</w:t>
+            </w:r>
+            <w:r>
+              <w:rPr>
+                <w:noProof/>
+                <w:webHidden/>
+              </w:rPr>
+              <w:fldChar w:fldCharType="end"/>
+            </w:r>
+          </w:hyperlink>
+        </w:p>
+        <w:p>
+          <w:pPr>
+            <w:pStyle w:val="TDC3"/>
+            <w:tabs>
+              <w:tab w:val="left" w:pos="1320"/>
+              <w:tab w:val="right" w:leader="dot" w:pos="8828"/>
+            </w:tabs>
+            <w:rPr>
+              <w:rFonts w:eastAsiaTheme="minorEastAsia"/>
+              <w:noProof/>
+              <w:sz w:val="24"/>
+              <w:szCs w:val="24"/>
+              <w:lang w:eastAsia="es-CL"/>
+            </w:rPr>
+          </w:pPr>
+          <w:hyperlink w:anchor="_Toc244038061" w:history="1">
+            <w:r>
+              <w:rPr>
+                <w:rStyle w:val="Hipervnculo"/>
+                <w:noProof/>
+              </w:rPr>
+              <w:t>2.2.3</w:t>
+            </w:r>
+            <w:r>
+              <w:rPr>
+                <w:rFonts w:eastAsiaTheme="minorEastAsia"/>
+                <w:noProof/>
+                <w:sz w:val="24"/>
+                <w:szCs w:val="24"/>
+                <w:lang w:eastAsia="es-CL"/>
+              </w:rPr>
+              <w:tab/>
+            </w:r>
+            <w:r>
+              <w:rPr>
+                <w:rStyle w:val="Hipervnculo"/>
+                <w:noProof/>
+              </w:rPr>
+              <w:t>Criterios de seguridad, salud y medio ambiente.</w:t>
+            </w:r>
+            <w:r>
+              <w:rPr>
+                <w:noProof/>
+                <w:webHidden/>
+              </w:rPr>
+              <w:tab/>
+            </w:r>
+            <w:r>
+              <w:rPr>
+                <w:noProof/>
+                <w:webHidden/>
+              </w:rPr>
+              <w:fldChar w:fldCharType="begin"/>
+            </w:r>
+            <w:r>
+              <w:rPr>
+                <w:noProof/>
+                <w:webHidden/>
+              </w:rPr>
+              <w:instrText xml:space="preserve"> PAGEREF _Toc244038061 \h </w:instrText>
             </w:r>
             <w:r>
               <w:rPr>
@@ -2435,7 +2520,7 @@
               <w:lang w:eastAsia="es-CL"/>
             </w:rPr>
           </w:pPr>
-          <w:hyperlink w:anchor="_Toc243943261" w:history="1">
+          <w:hyperlink w:anchor="_Toc244038062" w:history="1">
             <w:r>
               <w:rPr>
                 <w:rStyle w:val="Hipervnculo"/>
@@ -2481,7 +2566,7 @@
                 <w:noProof/>
                 <w:webHidden/>
               </w:rPr>
-              <w:instrText xml:space="preserve"> PAGEREF _Toc243943261 \h </w:instrText>
+              <w:instrText xml:space="preserve"> PAGEREF _Toc244038062 \h </w:instrText>
             </w:r>
             <w:r>
               <w:rPr>
@@ -2501,7 +2586,7 @@
                 <w:noProof/>
                 <w:webHidden/>
               </w:rPr>
-              <w:t>12</w:t>
+              <w:t>14</w:t>
             </w:r>
             <w:r>
               <w:rPr>
@@ -2529,7 +2614,7 @@
               <w:lang w:eastAsia="es-CL"/>
             </w:rPr>
           </w:pPr>
-          <w:hyperlink w:anchor="_Toc243943262" w:history="1">
+          <w:hyperlink w:anchor="_Toc244038063" w:history="1">
             <w:r>
               <w:rPr>
                 <w:rStyle w:val="Hipervnculo"/>
@@ -2575,7 +2660,7 @@
                 <w:noProof/>
                 <w:webHidden/>
               </w:rPr>
-              <w:instrText xml:space="preserve"> PAGEREF _Toc243943262 \h </w:instrText>
+              <w:instrText xml:space="preserve"> PAGEREF _Toc244038063 \h </w:instrText>
             </w:r>
             <w:r>
               <w:rPr>
@@ -2595,7 +2680,7 @@
                 <w:noProof/>
                 <w:webHidden/>
               </w:rPr>
-              <w:t>12</w:t>
+              <w:t>14</w:t>
             </w:r>
             <w:r>
               <w:rPr>
@@ -2623,7 +2708,7 @@
               <w:lang w:eastAsia="es-CL"/>
             </w:rPr>
           </w:pPr>
-          <w:hyperlink w:anchor="_Toc243943263" w:history="1">
+          <w:hyperlink w:anchor="_Toc244038064" w:history="1">
             <w:r>
               <w:rPr>
                 <w:rStyle w:val="Hipervnculo"/>
@@ -2669,7 +2754,7 @@
                 <w:noProof/>
                 <w:webHidden/>
               </w:rPr>
-              <w:instrText xml:space="preserve"> PAGEREF _Toc243943263 \h </w:instrText>
+              <w:instrText xml:space="preserve"> PAGEREF _Toc244038064 \h </w:instrText>
             </w:r>
             <w:r>
               <w:rPr>
@@ -2689,7 +2774,7 @@
                 <w:noProof/>
                 <w:webHidden/>
               </w:rPr>
-              <w:t>13</w:t>
+              <w:t>15</w:t>
             </w:r>
             <w:r>
               <w:rPr>
@@ -2717,7 +2802,7 @@
               <w:lang w:eastAsia="es-CL"/>
             </w:rPr>
           </w:pPr>
-          <w:hyperlink w:anchor="_Toc243943264" w:history="1">
+          <w:hyperlink w:anchor="_Toc244038065" w:history="1">
             <w:r>
               <w:rPr>
                 <w:rStyle w:val="Hipervnculo"/>
@@ -2763,7 +2848,7 @@
                 <w:noProof/>
                 <w:webHidden/>
               </w:rPr>
-              <w:instrText xml:space="preserve"> PAGEREF _Toc243943264 \h </w:instrText>
+              <w:instrText xml:space="preserve"> PAGEREF _Toc244038065 \h </w:instrText>
             </w:r>
             <w:r>
               <w:rPr>
@@ -2783,7 +2868,7 @@
                 <w:noProof/>
                 <w:webHidden/>
               </w:rPr>
-              <w:t>15</w:t>
+              <w:t>16</w:t>
             </w:r>
             <w:r>
               <w:rPr>
@@ -2811,7 +2896,7 @@
               <w:lang w:eastAsia="es-CL"/>
             </w:rPr>
           </w:pPr>
-          <w:hyperlink w:anchor="_Toc243943265" w:history="1">
+          <w:hyperlink w:anchor="_Toc244038066" w:history="1">
             <w:r>
               <w:rPr>
                 <w:rStyle w:val="Hipervnculo"/>
@@ -2857,7 +2942,7 @@
                 <w:noProof/>
                 <w:webHidden/>
               </w:rPr>
-              <w:instrText xml:space="preserve"> PAGEREF _Toc243943265 \h </w:instrText>
+              <w:instrText xml:space="preserve"> PAGEREF _Toc244038066 \h </w:instrText>
             </w:r>
             <w:r>
               <w:rPr>
@@ -2877,7 +2962,7 @@
                 <w:noProof/>
                 <w:webHidden/>
               </w:rPr>
-              <w:t>17</w:t>
+              <w:t>19</w:t>
             </w:r>
             <w:r>
               <w:rPr>
@@ -2905,7 +2990,7 @@
               <w:lang w:eastAsia="es-CL"/>
             </w:rPr>
           </w:pPr>
-          <w:hyperlink w:anchor="_Toc243943266" w:history="1">
+          <w:hyperlink w:anchor="_Toc244038067" w:history="1">
             <w:r>
               <w:rPr>
                 <w:rStyle w:val="Hipervnculo"/>
@@ -2951,7 +3036,7 @@
                 <w:noProof/>
                 <w:webHidden/>
               </w:rPr>
-              <w:instrText xml:space="preserve"> PAGEREF _Toc243943266 \h </w:instrText>
+              <w:instrText xml:space="preserve"> PAGEREF _Toc244038067 \h </w:instrText>
             </w:r>
             <w:r>
               <w:rPr>
@@ -2971,7 +3056,7 @@
                 <w:noProof/>
                 <w:webHidden/>
               </w:rPr>
-              <w:t>17</w:t>
+              <w:t>19</w:t>
             </w:r>
             <w:r>
               <w:rPr>
@@ -2999,7 +3084,7 @@
               <w:lang w:eastAsia="es-CL"/>
             </w:rPr>
           </w:pPr>
-          <w:hyperlink w:anchor="_Toc243943267" w:history="1">
+          <w:hyperlink w:anchor="_Toc244038068" w:history="1">
             <w:r>
               <w:rPr>
                 <w:rStyle w:val="Hipervnculo"/>
@@ -3045,7 +3130,7 @@
                 <w:noProof/>
                 <w:webHidden/>
               </w:rPr>
-              <w:instrText xml:space="preserve"> PAGEREF _Toc243943267 \h </w:instrText>
+              <w:instrText xml:space="preserve"> PAGEREF _Toc244038068 \h </w:instrText>
             </w:r>
             <w:r>
               <w:rPr>
@@ -3065,7 +3150,7 @@
                 <w:noProof/>
                 <w:webHidden/>
               </w:rPr>
-              <w:t>18</w:t>
+              <w:t>20</w:t>
             </w:r>
             <w:r>
               <w:rPr>
@@ -3093,7 +3178,7 @@
               <w:lang w:eastAsia="es-CL"/>
             </w:rPr>
           </w:pPr>
-          <w:hyperlink w:anchor="_Toc243943268" w:history="1">
+          <w:hyperlink w:anchor="_Toc244038069" w:history="1">
             <w:r>
               <w:rPr>
                 <w:rStyle w:val="Hipervnculo"/>
@@ -3139,7 +3224,7 @@
                 <w:noProof/>
                 <w:webHidden/>
               </w:rPr>
-              <w:instrText xml:space="preserve"> PAGEREF _Toc243943268 \h </w:instrText>
+              <w:instrText xml:space="preserve"> PAGEREF _Toc244038069 \h </w:instrText>
             </w:r>
             <w:r>
               <w:rPr>
@@ -3159,7 +3244,7 @@
                 <w:noProof/>
                 <w:webHidden/>
               </w:rPr>
-              <w:t>20</w:t>
+              <w:t>22</w:t>
             </w:r>
             <w:r>
               <w:rPr>
@@ -3187,7 +3272,7 @@
               <w:lang w:eastAsia="es-CL"/>
             </w:rPr>
           </w:pPr>
-          <w:hyperlink w:anchor="_Toc243943269" w:history="1">
+          <w:hyperlink w:anchor="_Toc244038070" w:history="1">
             <w:r>
               <w:rPr>
                 <w:rStyle w:val="Hipervnculo"/>
@@ -3233,7 +3318,7 @@
                 <w:noProof/>
                 <w:webHidden/>
               </w:rPr>
-              <w:instrText xml:space="preserve"> PAGEREF _Toc243943269 \h </w:instrText>
+              <w:instrText xml:space="preserve"> PAGEREF _Toc244038070 \h </w:instrText>
             </w:r>
             <w:r>
               <w:rPr>
@@ -3253,7 +3338,7 @@
                 <w:noProof/>
                 <w:webHidden/>
               </w:rPr>
-              <w:t>20</w:t>
+              <w:t>22</w:t>
             </w:r>
             <w:r>
               <w:rPr>
@@ -3281,7 +3366,7 @@
               <w:lang w:eastAsia="es-CL"/>
             </w:rPr>
           </w:pPr>
-          <w:hyperlink w:anchor="_Toc243943270" w:history="1">
+          <w:hyperlink w:anchor="_Toc244038071" w:history="1">
             <w:r>
               <w:rPr>
                 <w:rStyle w:val="Hipervnculo"/>
@@ -3327,7 +3412,7 @@
                 <w:noProof/>
                 <w:webHidden/>
               </w:rPr>
-              <w:instrText xml:space="preserve"> PAGEREF _Toc243943270 \h </w:instrText>
+              <w:instrText xml:space="preserve"> PAGEREF _Toc244038071 \h </w:instrText>
             </w:r>
             <w:r>
               <w:rPr>
@@ -3347,7 +3432,7 @@
                 <w:noProof/>
                 <w:webHidden/>
               </w:rPr>
-              <w:t>21</w:t>
+              <w:t>23</w:t>
             </w:r>
             <w:r>
               <w:rPr>
@@ -3375,7 +3460,7 @@
               <w:lang w:eastAsia="es-CL"/>
             </w:rPr>
           </w:pPr>
-          <w:hyperlink w:anchor="_Toc243943271" w:history="1">
+          <w:hyperlink w:anchor="_Toc244038072" w:history="1">
             <w:r>
               <w:rPr>
                 <w:rStyle w:val="Hipervnculo"/>
@@ -3423,7 +3508,7 @@
                 <w:noProof/>
                 <w:webHidden/>
               </w:rPr>
-              <w:instrText xml:space="preserve"> PAGEREF _Toc243943271 \h </w:instrText>
+              <w:instrText xml:space="preserve"> PAGEREF _Toc244038072 \h </w:instrText>
             </w:r>
             <w:r>
               <w:rPr>
@@ -3443,7 +3528,7 @@
                 <w:noProof/>
                 <w:webHidden/>
               </w:rPr>
-              <w:t>22</w:t>
+              <w:t>24</w:t>
             </w:r>
             <w:r>
               <w:rPr>
@@ -3471,7 +3556,7 @@
               <w:lang w:eastAsia="es-CL"/>
             </w:rPr>
           </w:pPr>
-          <w:hyperlink w:anchor="_Toc243943272" w:history="1">
+          <w:hyperlink w:anchor="_Toc244038073" w:history="1">
             <w:r>
               <w:rPr>
                 <w:rStyle w:val="Hipervnculo"/>
@@ -3517,7 +3602,7 @@
                 <w:noProof/>
                 <w:webHidden/>
               </w:rPr>
-              <w:instrText xml:space="preserve"> PAGEREF _Toc243943272 \h </w:instrText>
+              <w:instrText xml:space="preserve"> PAGEREF _Toc244038073 \h </w:instrText>
             </w:r>
             <w:r>
               <w:rPr>
@@ -3537,7 +3622,7 @@
                 <w:noProof/>
                 <w:webHidden/>
               </w:rPr>
-              <w:t>23</w:t>
+              <w:t>25</w:t>
             </w:r>
             <w:r>
               <w:rPr>
@@ -3565,7 +3650,7 @@
               <w:lang w:eastAsia="es-CL"/>
             </w:rPr>
           </w:pPr>
-          <w:hyperlink w:anchor="_Toc243943273" w:history="1">
+          <w:hyperlink w:anchor="_Toc244038074" w:history="1">
             <w:r>
               <w:rPr>
                 <w:rStyle w:val="Hipervnculo"/>
@@ -3611,7 +3696,7 @@
                 <w:noProof/>
                 <w:webHidden/>
               </w:rPr>
-              <w:instrText xml:space="preserve"> PAGEREF _Toc243943273 \h </w:instrText>
+              <w:instrText xml:space="preserve"> PAGEREF _Toc244038074 \h </w:instrText>
             </w:r>
             <w:r>
               <w:rPr>
@@ -3631,7 +3716,7 @@
                 <w:noProof/>
                 <w:webHidden/>
               </w:rPr>
-              <w:t>23</w:t>
+              <w:t>25</w:t>
             </w:r>
             <w:r>
               <w:rPr>
@@ -3659,7 +3744,7 @@
               <w:lang w:eastAsia="es-CL"/>
             </w:rPr>
           </w:pPr>
-          <w:hyperlink w:anchor="_Toc243943274" w:history="1">
+          <w:hyperlink w:anchor="_Toc244038075" w:history="1">
             <w:r>
               <w:rPr>
                 <w:rStyle w:val="Hipervnculo"/>
@@ -3705,7 +3790,7 @@
                 <w:noProof/>
                 <w:webHidden/>
               </w:rPr>
-              <w:instrText xml:space="preserve"> PAGEREF _Toc243943274 \h </w:instrText>
+              <w:instrText xml:space="preserve"> PAGEREF _Toc244038075 \h </w:instrText>
             </w:r>
             <w:r>
               <w:rPr>
@@ -3725,7 +3810,7 @@
                 <w:noProof/>
                 <w:webHidden/>
               </w:rPr>
-              <w:t>24</w:t>
+              <w:t>26</w:t>
             </w:r>
             <w:r>
               <w:rPr>
@@ -3753,7 +3838,7 @@
               <w:lang w:eastAsia="es-CL"/>
             </w:rPr>
           </w:pPr>
-          <w:hyperlink w:anchor="_Toc243943275" w:history="1">
+          <w:hyperlink w:anchor="_Toc244038076" w:history="1">
             <w:r>
               <w:rPr>
                 <w:rStyle w:val="Hipervnculo"/>
@@ -3799,7 +3884,7 @@
                 <w:noProof/>
                 <w:webHidden/>
               </w:rPr>
-              <w:instrText xml:space="preserve"> PAGEREF _Toc243943275 \h </w:instrText>
+              <w:instrText xml:space="preserve"> PAGEREF _Toc244038076 \h </w:instrText>
             </w:r>
             <w:r>
               <w:rPr>
@@ -3819,7 +3904,7 @@
                 <w:noProof/>
                 <w:webHidden/>
               </w:rPr>
-              <w:t>24</w:t>
+              <w:t>26</w:t>
             </w:r>
             <w:r>
               <w:rPr>
@@ -3847,7 +3932,7 @@
               <w:lang w:eastAsia="es-CL"/>
             </w:rPr>
           </w:pPr>
-          <w:hyperlink w:anchor="_Toc243943276" w:history="1">
+          <w:hyperlink w:anchor="_Toc244038077" w:history="1">
             <w:r>
               <w:rPr>
                 <w:rStyle w:val="Hipervnculo"/>
@@ -3893,7 +3978,7 @@
                 <w:noProof/>
                 <w:webHidden/>
               </w:rPr>
-              <w:instrText xml:space="preserve"> PAGEREF _Toc243943276 \h </w:instrText>
+              <w:instrText xml:space="preserve"> PAGEREF _Toc244038077 \h </w:instrText>
             </w:r>
             <w:r>
               <w:rPr>
@@ -3913,7 +3998,7 @@
                 <w:noProof/>
                 <w:webHidden/>
               </w:rPr>
-              <w:t>25</w:t>
+              <w:t>27</w:t>
             </w:r>
             <w:r>
               <w:rPr>
@@ -3941,7 +4026,7 @@
               <w:lang w:eastAsia="es-CL"/>
             </w:rPr>
           </w:pPr>
-          <w:hyperlink w:anchor="_Toc243943277" w:history="1">
+          <w:hyperlink w:anchor="_Toc244038078" w:history="1">
             <w:r>
               <w:rPr>
                 <w:rStyle w:val="Hipervnculo"/>
@@ -3987,7 +4072,7 @@
                 <w:noProof/>
                 <w:webHidden/>
               </w:rPr>
-              <w:instrText xml:space="preserve"> PAGEREF _Toc243943277 \h </w:instrText>
+              <w:instrText xml:space="preserve"> PAGEREF _Toc244038078 \h </w:instrText>
             </w:r>
             <w:r>
               <w:rPr>
@@ -4007,7 +4092,103 @@
                 <w:noProof/>
                 <w:webHidden/>
               </w:rPr>
-              <w:t>25</w:t>
+              <w:t>28</w:t>
+            </w:r>
+            <w:r>
+              <w:rPr>
+                <w:noProof/>
+                <w:webHidden/>
+              </w:rPr>
+              <w:fldChar w:fldCharType="end"/>
+            </w:r>
+          </w:hyperlink>
+        </w:p>
+        <w:p>
+          <w:pPr>
+            <w:pStyle w:val="TDC2"/>
+            <w:tabs>
+              <w:tab w:val="left" w:pos="880"/>
+              <w:tab w:val="right" w:leader="dot" w:pos="8828"/>
+            </w:tabs>
+            <w:rPr>
+              <w:rFonts w:eastAsiaTheme="minorEastAsia"/>
+              <w:b w:val="0"/>
+              <w:bCs w:val="0"/>
+              <w:noProof/>
+              <w:sz w:val="24"/>
+              <w:szCs w:val="24"/>
+              <w:lang w:eastAsia="es-CL"/>
+            </w:rPr>
+          </w:pPr>
+          <w:hyperlink w:anchor="_Toc244038079" w:history="1">
+            <w:r>
+              <w:rPr>
+                <w:rStyle w:val="Hipervnculo"/>
+                <w:noProof/>
+                <w:highlight w:val="yellow"/>
+              </w:rPr>
+              <w:t>5.6</w:t>
+            </w:r>
+            <w:r>
+              <w:rPr>
+                <w:rFonts w:eastAsiaTheme="minorEastAsia"/>
+                <w:b w:val="0"/>
+                <w:bCs w:val="0"/>
+                <w:noProof/>
+                <w:sz w:val="24"/>
+                <w:szCs w:val="24"/>
+                <w:lang w:eastAsia="es-CL"/>
+              </w:rPr>
+              <w:tab/>
+            </w:r>
+            <w:r>
+              <w:rPr>
+                <w:rStyle w:val="Hipervnculo"/>
+                <w:noProof/>
+                <w:highlight w:val="yellow"/>
+              </w:rPr>
+              <w:t>Verificación de dimensionamiento</w:t>
+            </w:r>
+            <w:r>
+              <w:rPr>
+                <w:noProof/>
+                <w:webHidden/>
+              </w:rPr>
+              <w:tab/>
+            </w:r>
+            <w:r>
+              <w:rPr>
+                <w:noProof/>
+                <w:webHidden/>
+              </w:rPr>
+              <w:fldChar w:fldCharType="begin"/>
+            </w:r>
+            <w:r>
+              <w:rPr>
+                <w:noProof/>
+                <w:webHidden/>
+              </w:rPr>
+              <w:instrText xml:space="preserve"> PAGEREF _Toc244038079 \h </w:instrText>
+            </w:r>
+            <w:r>
+              <w:rPr>
+                <w:noProof/>
+                <w:webHidden/>
+              </w:rPr>
+            </w:r>
+            <w:r>
+              <w:rPr>
+                <w:noProof/>
+                <w:webHidden/>
+              </w:rPr>
+              <w:fldChar w:fldCharType="separate"/>
+            </w:r>
+            <w:r>
+              <w:rPr>
+                <w:noProof/>
+                <w:webHidden/>
+              </w:rPr>
+              <w:t>29</w:t>
             </w:r>
             <w:r>
               <w:rPr>
@@ -4035,7 +4216,7 @@
               <w:lang w:eastAsia="es-CL"/>
             </w:rPr>
           </w:pPr>
-          <w:hyperlink w:anchor="_Toc243943278" w:history="1">
+          <w:hyperlink w:anchor="_Toc244038080" w:history="1">
             <w:r>
               <w:rPr>
                 <w:rStyle w:val="Hipervnculo"/>
@@ -4081,7 +4262,7 @@
                 <w:noProof/>
                 <w:webHidden/>
               </w:rPr>
-              <w:instrText xml:space="preserve"> PAGEREF _Toc243943278 \h </w:instrText>
+              <w:instrText xml:space="preserve"> PAGEREF _Toc244038080 \h </w:instrText>
             </w:r>
             <w:r>
               <w:rPr>
@@ -4101,7 +4282,7 @@
                 <w:noProof/>
                 <w:webHidden/>
               </w:rPr>
-              <w:t>27</w:t>
+              <w:t>30</w:t>
             </w:r>
             <w:r>
               <w:rPr>
@@ -4129,7 +4310,7 @@
               <w:lang w:eastAsia="es-CL"/>
             </w:rPr>
           </w:pPr>
-          <w:hyperlink w:anchor="_Toc243943279" w:history="1">
+          <w:hyperlink w:anchor="_Toc244038081" w:history="1">
             <w:r>
               <w:rPr>
                 <w:rStyle w:val="Hipervnculo"/>
@@ -4177,7 +4358,7 @@
                 <w:noProof/>
                 <w:webHidden/>
               </w:rPr>
-              <w:instrText xml:space="preserve"> PAGEREF _Toc243943279 \h </w:instrText>
+              <w:instrText xml:space="preserve"> PAGEREF _Toc244038081 \h </w:instrText>
             </w:r>
             <w:r>
               <w:rPr>
@@ -4197,7 +4378,7 @@
                 <w:noProof/>
                 <w:webHidden/>
               </w:rPr>
-              <w:t>27</w:t>
+              <w:t>30</w:t>
             </w:r>
             <w:r>
               <w:rPr>
@@ -4225,7 +4406,7 @@
               <w:lang w:eastAsia="es-CL"/>
             </w:rPr>
           </w:pPr>
-          <w:hyperlink w:anchor="_Toc243943280" w:history="1">
+          <w:hyperlink w:anchor="_Toc244038082" w:history="1">
             <w:r>
               <w:rPr>
                 <w:rStyle w:val="Hipervnculo"/>
@@ -4273,7 +4454,7 @@
                 <w:noProof/>
                 <w:webHidden/>
               </w:rPr>
-              <w:instrText xml:space="preserve"> PAGEREF _Toc243943280 \h </w:instrText>
+              <w:instrText xml:space="preserve"> PAGEREF _Toc244038082 \h </w:instrText>
             </w:r>
             <w:r>
               <w:rPr>
@@ -4293,7 +4474,7 @@
                 <w:noProof/>
                 <w:webHidden/>
               </w:rPr>
-              <w:t>27</w:t>
+              <w:t>31</w:t>
             </w:r>
             <w:r>
               <w:rPr>
@@ -4321,7 +4502,7 @@
               <w:lang w:eastAsia="es-CL"/>
             </w:rPr>
           </w:pPr>
-          <w:hyperlink w:anchor="_Toc243943281" w:history="1">
+          <w:hyperlink w:anchor="_Toc244038083" w:history="1">
             <w:r>
               <w:rPr>
                 <w:rStyle w:val="Hipervnculo"/>
@@ -4369,7 +4550,7 @@
                 <w:noProof/>
                 <w:webHidden/>
               </w:rPr>
-              <w:instrText xml:space="preserve"> PAGEREF _Toc243943281 \h </w:instrText>
+              <w:instrText xml:space="preserve"> PAGEREF _Toc244038083 \h </w:instrText>
             </w:r>
             <w:r>
               <w:rPr>
@@ -4389,7 +4570,7 @@
                 <w:noProof/>
                 <w:webHidden/>
               </w:rPr>
-              <w:t>28</w:t>
+              <w:t>31</w:t>
             </w:r>
             <w:r>
               <w:rPr>
@@ -4416,7 +4597,7 @@
               <w:lang w:eastAsia="es-CL"/>
             </w:rPr>
           </w:pPr>
-          <w:hyperlink w:anchor="_Toc243943282" w:history="1">
+          <w:hyperlink w:anchor="_Toc244038084" w:history="1">
             <w:r>
               <w:rPr>
                 <w:rStyle w:val="Hipervnculo"/>
@@ -4444,7 +4625,7 @@
                 <w:noProof/>
                 <w:webHidden/>
               </w:rPr>
-              <w:instrText xml:space="preserve"> PAGEREF _Toc243943282 \h </w:instrText>
+              <w:instrText xml:space="preserve"> PAGEREF _Toc244038084 \h </w:instrText>
             </w:r>
             <w:r>
               <w:rPr>
@@ -4464,7 +4645,7 @@
                 <w:noProof/>
                 <w:webHidden/>
               </w:rPr>
-              <w:t>29</w:t>
+              <w:t>32</w:t>
             </w:r>
             <w:r>
               <w:rPr>
@@ -4491,7 +4672,7 @@
               <w:lang w:eastAsia="es-CL"/>
             </w:rPr>
           </w:pPr>
-          <w:hyperlink w:anchor="_Toc243943283" w:history="1">
+          <w:hyperlink w:anchor="_Toc244038085" w:history="1">
             <w:r>
               <w:rPr>
                 <w:rStyle w:val="Hipervnculo"/>
@@ -4518,7 +4699,7 @@
                 <w:noProof/>
                 <w:webHidden/>
               </w:rPr>
-              <w:instrText xml:space="preserve"> PAGEREF _Toc243943283 \h </w:instrText>
+              <w:instrText xml:space="preserve"> PAGEREF _Toc244038085 \h </w:instrText>
             </w:r>
             <w:r>
               <w:rPr>
@@ -4538,7 +4719,7 @@
                 <w:noProof/>
                 <w:webHidden/>
               </w:rPr>
-              <w:t>31</w:t>
+              <w:t>34</w:t>
             </w:r>
             <w:r>
               <w:rPr>
@@ -4678,7 +4859,7 @@
         </w:numPr>
         <w:ind w:left="432" w:hanging="432"/>
       </w:pPr>
-      <w:bookmarkStart w:id="0" w:name="_Toc243943240"/>
+      <w:bookmarkStart w:id="0" w:name="_Toc244038040"/>
       <w:r>
         <w:lastRenderedPageBreak/>
         <w:t>Lista de Figuras</w:t>
@@ -4708,7 +4889,7 @@
       <w:r>
         <w:fldChar w:fldCharType="separate"/>
       </w:r>
-      <w:hyperlink w:anchor="_Toc243943284" w:history="1">
+      <w:hyperlink w:anchor="_Toc244038086" w:history="1">
         <w:r>
           <w:rPr>
             <w:rStyle w:val="Hipervnculo"/>
@@ -4756,7 +4937,7 @@
             <w:noProof/>
             <w:webHidden/>
           </w:rPr>
-          <w:instrText xml:space="preserve"> PAGEREF _Toc243943284 \h </w:instrText>
+          <w:instrText xml:space="preserve"> PAGEREF _Toc244038086 \h </w:instrText>
         </w:r>
         <w:r>
           <w:rPr>
@@ -4776,7 +4957,7 @@
             <w:noProof/>
             <w:webHidden/>
           </w:rPr>
-          <w:t>13</w:t>
+          <w:t>15</w:t>
         </w:r>
         <w:r>
           <w:rPr>
@@ -4801,7 +4982,7 @@
           <w:lang w:eastAsia="es-CL"/>
         </w:rPr>
       </w:pPr>
-      <w:hyperlink w:anchor="_Toc243943285" w:history="1">
+      <w:hyperlink w:anchor="_Toc244038087" w:history="1">
         <w:r>
           <w:rPr>
             <w:rStyle w:val="Hipervnculo"/>
@@ -4828,7 +5009,7 @@
             <w:noProof/>
             <w:webHidden/>
           </w:rPr>
-          <w:instrText xml:space="preserve"> PAGEREF _Toc243943285 \h </w:instrText>
+          <w:instrText xml:space="preserve"> PAGEREF _Toc244038087 \h </w:instrText>
         </w:r>
         <w:r>
           <w:rPr>
@@ -4848,7 +5029,7 @@
             <w:noProof/>
             <w:webHidden/>
           </w:rPr>
-          <w:t>15</w:t>
+          <w:t>17</w:t>
         </w:r>
         <w:r>
           <w:rPr>
@@ -4873,7 +5054,7 @@
           <w:lang w:eastAsia="es-CL"/>
         </w:rPr>
       </w:pPr>
-      <w:hyperlink w:anchor="_Toc243943286" w:history="1">
+      <w:hyperlink w:anchor="_Toc244038088" w:history="1">
         <w:r>
           <w:rPr>
             <w:rStyle w:val="Hipervnculo"/>
@@ -4900,7 +5081,7 @@
             <w:noProof/>
             <w:webHidden/>
           </w:rPr>
-          <w:instrText xml:space="preserve"> PAGEREF _Toc243943286 \h </w:instrText>
+          <w:instrText xml:space="preserve"> PAGEREF _Toc244038088 \h </w:instrText>
         </w:r>
         <w:r>
           <w:rPr>
@@ -4920,7 +5101,7 @@
             <w:noProof/>
             <w:webHidden/>
           </w:rPr>
-          <w:t>16</w:t>
+          <w:t>18</w:t>
         </w:r>
         <w:r>
           <w:rPr>
@@ -4945,7 +5126,7 @@
           <w:lang w:eastAsia="es-CL"/>
         </w:rPr>
       </w:pPr>
-      <w:hyperlink w:anchor="_Toc243943287" w:history="1">
+      <w:hyperlink w:anchor="_Toc244038089" w:history="1">
         <w:r>
           <w:rPr>
             <w:rStyle w:val="Hipervnculo"/>
@@ -5006,7 +5187,7 @@
             <w:noProof/>
             <w:webHidden/>
           </w:rPr>
-          <w:instrText xml:space="preserve"> PAGEREF _Toc243943287 \h </w:instrText>
+          <w:instrText xml:space="preserve"> PAGEREF _Toc244038089 \h </w:instrText>
         </w:r>
         <w:r>
           <w:rPr>
@@ -5026,7 +5207,7 @@
             <w:noProof/>
             <w:webHidden/>
           </w:rPr>
-          <w:t>20</w:t>
+          <w:t>22</w:t>
         </w:r>
         <w:r>
           <w:rPr>
@@ -5051,7 +5232,7 @@
           <w:lang w:eastAsia="es-CL"/>
         </w:rPr>
       </w:pPr>
-      <w:hyperlink w:anchor="_Toc243943288" w:history="1">
+      <w:hyperlink w:anchor="_Toc244038090" w:history="1">
         <w:r>
           <w:rPr>
             <w:rStyle w:val="Hipervnculo"/>
@@ -5112,7 +5293,7 @@
             <w:noProof/>
             <w:webHidden/>
           </w:rPr>
-          <w:instrText xml:space="preserve"> PAGEREF _Toc243943288 \h </w:instrText>
+          <w:instrText xml:space="preserve"> PAGEREF _Toc244038090 \h </w:instrText>
         </w:r>
         <w:r>
           <w:rPr>
@@ -5132,7 +5313,7 @@
             <w:noProof/>
             <w:webHidden/>
           </w:rPr>
-          <w:t>21</w:t>
+          <w:t>23</w:t>
         </w:r>
         <w:r>
           <w:rPr>
@@ -5157,13 +5338,13 @@
           <w:lang w:eastAsia="es-CL"/>
         </w:rPr>
       </w:pPr>
-      <w:hyperlink w:anchor="_Toc243943289" w:history="1">
+      <w:hyperlink w:anchor="_Toc244038091" w:history="1">
         <w:r>
           <w:rPr>
             <w:rStyle w:val="Hipervnculo"/>
             <w:noProof/>
           </w:rPr>
-          <w:t>Figura 6.  Arquitectura del banco.</w:t>
+          <w:t>Figura 6. Arquitectura del banco.</w:t>
         </w:r>
         <w:r>
           <w:rPr>
@@ -5184,7 +5365,7 @@
             <w:noProof/>
             <w:webHidden/>
           </w:rPr>
-          <w:instrText xml:space="preserve"> PAGEREF _Toc243943289 \h </w:instrText>
+          <w:instrText xml:space="preserve"> PAGEREF _Toc244038091 \h </w:instrText>
         </w:r>
         <w:r>
           <w:rPr>
@@ -5204,7 +5385,7 @@
             <w:noProof/>
             <w:webHidden/>
           </w:rPr>
-          <w:t>23</w:t>
+          <w:t>25</w:t>
         </w:r>
         <w:r>
           <w:rPr>
@@ -5246,7 +5427,7 @@
         </w:numPr>
         <w:ind w:left="432" w:hanging="432"/>
       </w:pPr>
-      <w:bookmarkStart w:id="1" w:name="_Toc243943241"/>
+      <w:bookmarkStart w:id="1" w:name="_Toc244038041"/>
       <w:r>
         <w:lastRenderedPageBreak/>
         <w:t>Lista de Tablas</w:t>
@@ -5276,13 +5457,13 @@
       <w:r>
         <w:fldChar w:fldCharType="separate"/>
       </w:r>
-      <w:hyperlink w:anchor="_Toc243943290" w:history="1">
+      <w:hyperlink w:anchor="_Toc244038092" w:history="1">
         <w:r>
           <w:rPr>
             <w:rStyle w:val="Hipervnculo"/>
             <w:noProof/>
           </w:rPr>
-          <w:t>Tabla 1. Geometría y condiciones de referencia del caso de estudio.</w:t>
+          <w:t>Tabla 1. Peligros y medidas de mitigación.</w:t>
         </w:r>
         <w:r>
           <w:rPr>
@@ -5303,7 +5484,7 @@
             <w:noProof/>
             <w:webHidden/>
           </w:rPr>
-          <w:instrText xml:space="preserve"> PAGEREF _Toc243943290 \h </w:instrText>
+          <w:instrText xml:space="preserve"> PAGEREF _Toc244038092 \h </w:instrText>
         </w:r>
         <w:r>
           <w:rPr>
@@ -5323,7 +5504,7 @@
             <w:noProof/>
             <w:webHidden/>
           </w:rPr>
-          <w:t>12</w:t>
+          <w:t>13</w:t>
         </w:r>
         <w:r>
           <w:rPr>
@@ -5348,13 +5529,13 @@
           <w:lang w:eastAsia="es-CL"/>
         </w:rPr>
       </w:pPr>
-      <w:hyperlink w:anchor="_Toc243943291" w:history="1">
+      <w:hyperlink w:anchor="_Toc244038093" w:history="1">
         <w:r>
           <w:rPr>
             <w:rStyle w:val="Hipervnculo"/>
             <w:noProof/>
           </w:rPr>
-          <w:t>Tabla 2. Variables críticas del problema.</w:t>
+          <w:t>Tabla 2. Geometría y condiciones de referencia del caso de estudio.</w:t>
         </w:r>
         <w:r>
           <w:rPr>
@@ -5375,7 +5556,7 @@
             <w:noProof/>
             <w:webHidden/>
           </w:rPr>
-          <w:instrText xml:space="preserve"> PAGEREF _Toc243943291 \h </w:instrText>
+          <w:instrText xml:space="preserve"> PAGEREF _Toc244038093 \h </w:instrText>
         </w:r>
         <w:r>
           <w:rPr>
@@ -5420,13 +5601,13 @@
           <w:lang w:eastAsia="es-CL"/>
         </w:rPr>
       </w:pPr>
-      <w:hyperlink w:anchor="_Toc243943292" w:history="1">
+      <w:hyperlink w:anchor="_Toc244038094" w:history="1">
         <w:r>
           <w:rPr>
             <w:rStyle w:val="Hipervnculo"/>
             <w:noProof/>
           </w:rPr>
-          <w:t>Tabla 3. Calidad de las mallas</w:t>
+          <w:t>Tabla 3. Variables críticas del problema.</w:t>
         </w:r>
         <w:r>
           <w:rPr>
@@ -5447,7 +5628,7 @@
             <w:noProof/>
             <w:webHidden/>
           </w:rPr>
-          <w:instrText xml:space="preserve"> PAGEREF _Toc243943292 \h </w:instrText>
+          <w:instrText xml:space="preserve"> PAGEREF _Toc244038094 \h </w:instrText>
         </w:r>
         <w:r>
           <w:rPr>
@@ -5467,7 +5648,7 @@
             <w:noProof/>
             <w:webHidden/>
           </w:rPr>
-          <w:t>16</w:t>
+          <w:t>15</w:t>
         </w:r>
         <w:r>
           <w:rPr>
@@ -5492,13 +5673,85 @@
           <w:lang w:eastAsia="es-CL"/>
         </w:rPr>
       </w:pPr>
-      <w:hyperlink w:anchor="_Toc243943293" w:history="1">
+      <w:hyperlink w:anchor="_Toc244038095" w:history="1">
         <w:r>
           <w:rPr>
             <w:rStyle w:val="Hipervnculo"/>
             <w:noProof/>
           </w:rPr>
-          <w:t xml:space="preserve">Tabla 4. Error de interpolación estimado de </w:t>
+          <w:t>Tabla 4. Calidad de las mallas</w:t>
+        </w:r>
+        <w:r>
+          <w:rPr>
+            <w:noProof/>
+            <w:webHidden/>
+          </w:rPr>
+          <w:tab/>
+        </w:r>
+        <w:r>
+          <w:rPr>
+            <w:noProof/>
+            <w:webHidden/>
+          </w:rPr>
+          <w:fldChar w:fldCharType="begin"/>
+        </w:r>
+        <w:r>
+          <w:rPr>
+            <w:noProof/>
+            <w:webHidden/>
+          </w:rPr>
+          <w:instrText xml:space="preserve"> PAGEREF _Toc244038095 \h </w:instrText>
+        </w:r>
+        <w:r>
+          <w:rPr>
+            <w:noProof/>
+            <w:webHidden/>
+          </w:rPr>
+        </w:r>
+        <w:r>
+          <w:rPr>
+            <w:noProof/>
+            <w:webHidden/>
+          </w:rPr>
+          <w:fldChar w:fldCharType="separate"/>
+        </w:r>
+        <w:r>
+          <w:rPr>
+            <w:noProof/>
+            <w:webHidden/>
+          </w:rPr>
+          <w:t>18</w:t>
+        </w:r>
+        <w:r>
+          <w:rPr>
+            <w:noProof/>
+            <w:webHidden/>
+          </w:rPr>
+          <w:fldChar w:fldCharType="end"/>
+        </w:r>
+      </w:hyperlink>
+    </w:p>
+    <w:p>
+      <w:pPr>
+        <w:pStyle w:val="Tabladeilustraciones"/>
+        <w:tabs>
+          <w:tab w:val="right" w:leader="dot" w:pos="8828"/>
+        </w:tabs>
+        <w:rPr>
+          <w:rFonts w:asciiTheme="minorHAnsi" w:eastAsiaTheme="minorEastAsia" w:hAnsiTheme="minorHAnsi"/>
+          <w:noProof/>
+          <w:sz w:val="24"/>
+          <w:szCs w:val="24"/>
+          <w:lang w:eastAsia="es-CL"/>
+        </w:rPr>
+      </w:pPr>
+      <w:hyperlink w:anchor="_Toc244038096" w:history="1">
+        <w:r>
+          <w:rPr>
+            <w:rStyle w:val="Hipervnculo"/>
+            <w:noProof/>
+          </w:rPr>
+          <w:t xml:space="preserve">Tabla 5. Error de interpolación estimado de </w:t>
         </w:r>
         <m:oMath>
           <m:r>
@@ -5536,7 +5789,7 @@
             <w:noProof/>
             <w:webHidden/>
           </w:rPr>
-          <w:instrText xml:space="preserve"> PAGEREF _Toc243943293 \h </w:instrText>
+          <w:instrText xml:space="preserve"> PAGEREF _Toc244038096 \h </w:instrText>
         </w:r>
         <w:r>
           <w:rPr>
@@ -5556,7 +5809,7 @@
             <w:noProof/>
             <w:webHidden/>
           </w:rPr>
-          <w:t>18</w:t>
+          <w:t>20</w:t>
         </w:r>
         <w:r>
           <w:rPr>
@@ -5581,13 +5834,13 @@
           <w:lang w:eastAsia="es-CL"/>
         </w:rPr>
       </w:pPr>
-      <w:hyperlink w:anchor="_Toc243943294" w:history="1">
+      <w:hyperlink w:anchor="_Toc244038097" w:history="1">
         <w:r>
           <w:rPr>
             <w:rStyle w:val="Hipervnculo"/>
             <w:noProof/>
           </w:rPr>
-          <w:t>Tabla 5. Chequeos de verificación de la base de datos.</w:t>
+          <w:t>Tabla 6. Chequeos de verificación de la base de datos.</w:t>
         </w:r>
         <w:r>
           <w:rPr>
@@ -5608,7 +5861,7 @@
             <w:noProof/>
             <w:webHidden/>
           </w:rPr>
-          <w:instrText xml:space="preserve"> PAGEREF _Toc243943294 \h </w:instrText>
+          <w:instrText xml:space="preserve"> PAGEREF _Toc244038097 \h </w:instrText>
         </w:r>
         <w:r>
           <w:rPr>
@@ -5628,7 +5881,7 @@
             <w:noProof/>
             <w:webHidden/>
           </w:rPr>
-          <w:t>18</w:t>
+          <w:t>20</w:t>
         </w:r>
         <w:r>
           <w:rPr>
@@ -5653,13 +5906,13 @@
           <w:lang w:eastAsia="es-CL"/>
         </w:rPr>
       </w:pPr>
-      <w:hyperlink w:anchor="_Toc243943295" w:history="1">
+      <w:hyperlink w:anchor="_Toc244038098" w:history="1">
         <w:r>
           <w:rPr>
             <w:rStyle w:val="Hipervnculo"/>
             <w:noProof/>
           </w:rPr>
-          <w:t>Tabla 6. Valor absoluto del momento de bisagra máximo [Nm]</w:t>
+          <w:t>Tabla 7. Valor absoluto del momento de bisagra máximo [Nm] (c = 0.20 m, b = 0.15 m; aire a nivel del mar)</w:t>
         </w:r>
         <w:r>
           <w:rPr>
@@ -5680,7 +5933,7 @@
             <w:noProof/>
             <w:webHidden/>
           </w:rPr>
-          <w:instrText xml:space="preserve"> PAGEREF _Toc243943295 \h </w:instrText>
+          <w:instrText xml:space="preserve"> PAGEREF _Toc244038098 \h </w:instrText>
         </w:r>
         <w:r>
           <w:rPr>
@@ -5700,7 +5953,7 @@
             <w:noProof/>
             <w:webHidden/>
           </w:rPr>
-          <w:t>21</w:t>
+          <w:t>23</w:t>
         </w:r>
         <w:r>
           <w:rPr>
@@ -5725,13 +5978,13 @@
           <w:lang w:eastAsia="es-CL"/>
         </w:rPr>
       </w:pPr>
-      <w:hyperlink w:anchor="_Toc243943296" w:history="1">
+      <w:hyperlink w:anchor="_Toc244038099" w:history="1">
         <w:r>
           <w:rPr>
             <w:rStyle w:val="Hipervnculo"/>
             <w:noProof/>
           </w:rPr>
-          <w:t>Tabla 7. Instrumentación.</w:t>
+          <w:t>Tabla 8. Instrumentación.</w:t>
         </w:r>
         <w:r>
           <w:rPr>
@@ -5752,7 +6005,7 @@
             <w:noProof/>
             <w:webHidden/>
           </w:rPr>
-          <w:instrText xml:space="preserve"> PAGEREF _Toc243943296 \h </w:instrText>
+          <w:instrText xml:space="preserve"> PAGEREF _Toc244038099 \h </w:instrText>
         </w:r>
         <w:r>
           <w:rPr>
@@ -5772,7 +6025,7 @@
             <w:noProof/>
             <w:webHidden/>
           </w:rPr>
-          <w:t>24</w:t>
+          <w:t>26</w:t>
         </w:r>
         <w:r>
           <w:rPr>
@@ -5797,13 +6050,13 @@
           <w:lang w:eastAsia="es-CL"/>
         </w:rPr>
       </w:pPr>
-      <w:hyperlink w:anchor="_Toc243943297" w:history="1">
+      <w:hyperlink w:anchor="_Toc244038100" w:history="1">
         <w:r>
           <w:rPr>
             <w:rStyle w:val="Hipervnculo"/>
             <w:noProof/>
           </w:rPr>
-          <w:t>Tabla 8. Límites de los fail-safes.</w:t>
+          <w:t>Tabla 9. Límites de los fail-safes.</w:t>
         </w:r>
         <w:r>
           <w:rPr>
@@ -5824,7 +6077,7 @@
             <w:noProof/>
             <w:webHidden/>
           </w:rPr>
-          <w:instrText xml:space="preserve"> PAGEREF _Toc243943297 \h </w:instrText>
+          <w:instrText xml:space="preserve"> PAGEREF _Toc244038100 \h </w:instrText>
         </w:r>
         <w:r>
           <w:rPr>
@@ -5844,7 +6097,7 @@
             <w:noProof/>
             <w:webHidden/>
           </w:rPr>
-          <w:t>25</w:t>
+          <w:t>27</w:t>
         </w:r>
         <w:r>
           <w:rPr>
@@ -5869,13 +6122,13 @@
           <w:lang w:eastAsia="es-CL"/>
         </w:rPr>
       </w:pPr>
-      <w:hyperlink w:anchor="_Toc243943298" w:history="1">
+      <w:hyperlink w:anchor="_Toc244038101" w:history="1">
         <w:r>
           <w:rPr>
             <w:rStyle w:val="Hipervnculo"/>
             <w:noProof/>
           </w:rPr>
-          <w:t>Tabla 9. Resultados de simulación por escenario</w:t>
+          <w:t>Tabla 10. Resultados de simulación por escenario</w:t>
         </w:r>
         <w:r>
           <w:rPr>
@@ -5896,7 +6149,7 @@
             <w:noProof/>
             <w:webHidden/>
           </w:rPr>
-          <w:instrText xml:space="preserve"> PAGEREF _Toc243943298 \h </w:instrText>
+          <w:instrText xml:space="preserve"> PAGEREF _Toc244038101 \h </w:instrText>
         </w:r>
         <w:r>
           <w:rPr>
@@ -5916,7 +6169,7 @@
             <w:noProof/>
             <w:webHidden/>
           </w:rPr>
-          <w:t>26</w:t>
+          <w:t>28</w:t>
         </w:r>
         <w:r>
           <w:rPr>
@@ -5941,13 +6194,13 @@
           <w:lang w:eastAsia="es-CL"/>
         </w:rPr>
       </w:pPr>
-      <w:hyperlink w:anchor="_Toc243943299" w:history="1">
+      <w:hyperlink w:anchor="_Toc244038102" w:history="1">
         <w:r>
           <w:rPr>
             <w:rStyle w:val="Hipervnculo"/>
             <w:noProof/>
           </w:rPr>
-          <w:t>Tabla 10. Estado de avance.</w:t>
+          <w:t>Tabla 11. Estado de avance.</w:t>
         </w:r>
         <w:r>
           <w:rPr>
@@ -5968,7 +6221,7 @@
             <w:noProof/>
             <w:webHidden/>
           </w:rPr>
-          <w:instrText xml:space="preserve"> PAGEREF _Toc243943299 \h </w:instrText>
+          <w:instrText xml:space="preserve"> PAGEREF _Toc244038102 \h </w:instrText>
         </w:r>
         <w:r>
           <w:rPr>
@@ -5988,7 +6241,7 @@
             <w:noProof/>
             <w:webHidden/>
           </w:rPr>
-          <w:t>27</w:t>
+          <w:t>31</w:t>
         </w:r>
         <w:r>
           <w:rPr>
@@ -6034,7 +6287,7 @@
           <w:lang w:val="en-US"/>
         </w:rPr>
       </w:pPr>
-      <w:bookmarkStart w:id="2" w:name="_Toc243943242"/>
+      <w:bookmarkStart w:id="2" w:name="_Toc244038042"/>
       <w:proofErr w:type="spellStart"/>
       <w:r>
         <w:rPr>
@@ -6179,7 +6432,7 @@
         </w:numPr>
         <w:ind w:left="576" w:hanging="576"/>
       </w:pPr>
-      <w:bookmarkStart w:id="3" w:name="_Toc243943243"/>
+      <w:bookmarkStart w:id="3" w:name="_Toc244038043"/>
       <w:r>
         <w:t>Símbolos griegos</w:t>
       </w:r>
@@ -6302,7 +6555,7 @@
       <w:pPr>
         <w:pStyle w:val="Ttulo1"/>
       </w:pPr>
-      <w:bookmarkStart w:id="4" w:name="_Toc243943244"/>
+      <w:bookmarkStart w:id="4" w:name="_Toc244038044"/>
       <w:r>
         <w:lastRenderedPageBreak/>
         <w:t>Introducción</w:t>
@@ -6313,7 +6566,7 @@
       <w:pPr>
         <w:pStyle w:val="Ttulo2"/>
       </w:pPr>
-      <w:bookmarkStart w:id="5" w:name="_Toc243943245"/>
+      <w:bookmarkStart w:id="5" w:name="_Toc244038045"/>
       <w:r>
         <w:t>Contexto</w:t>
       </w:r>
@@ -6885,7 +7138,7 @@
       <w:pPr>
         <w:pStyle w:val="Ttulo2"/>
       </w:pPr>
-      <w:bookmarkStart w:id="30" w:name="_Toc243943246"/>
+      <w:bookmarkStart w:id="30" w:name="_Toc244038046"/>
       <w:r>
         <w:t>Hipótesis</w:t>
       </w:r>
@@ -6900,7 +7153,7 @@
       <w:pPr>
         <w:pStyle w:val="Ttulo2"/>
       </w:pPr>
-      <w:bookmarkStart w:id="31" w:name="_Toc243943247"/>
+      <w:bookmarkStart w:id="31" w:name="_Toc244038047"/>
       <w:r>
         <w:t>Objetivos</w:t>
       </w:r>
@@ -6923,7 +7176,7 @@
       <w:pPr>
         <w:pStyle w:val="Ttulo3"/>
       </w:pPr>
-      <w:bookmarkStart w:id="32" w:name="_Toc243943248"/>
+      <w:bookmarkStart w:id="32" w:name="_Toc244038048"/>
       <w:r>
         <w:t>Objetivos específicos</w:t>
       </w:r>
@@ -7006,7 +7259,7 @@
       <w:pPr>
         <w:pStyle w:val="Ttulo2"/>
       </w:pPr>
-      <w:bookmarkStart w:id="33" w:name="_Toc243943249"/>
+      <w:bookmarkStart w:id="33" w:name="_Toc244038049"/>
       <w:r>
         <w:t>Metodología</w:t>
       </w:r>
@@ -7307,7 +7560,7 @@
       <w:pPr>
         <w:pStyle w:val="Ttulo1"/>
       </w:pPr>
-      <w:bookmarkStart w:id="34" w:name="_Toc243943250"/>
+      <w:bookmarkStart w:id="34" w:name="_Toc244038050"/>
       <w:r>
         <w:lastRenderedPageBreak/>
         <w:t>Marco teórico</w:t>
@@ -7321,7 +7574,7 @@
       <w:pPr>
         <w:pStyle w:val="Ttulo2"/>
       </w:pPr>
-      <w:bookmarkStart w:id="35" w:name="_Toc243943251"/>
+      <w:bookmarkStart w:id="35" w:name="_Toc244038051"/>
       <w:r>
         <w:t>Marco teórico</w:t>
       </w:r>
@@ -7331,7 +7584,7 @@
       <w:pPr>
         <w:pStyle w:val="Ttulo3"/>
       </w:pPr>
-      <w:bookmarkStart w:id="36" w:name="_Toc243943252"/>
+      <w:bookmarkStart w:id="36" w:name="_Toc244038052"/>
       <w:r>
         <w:t>Aerodinámica de superficies de control y momento de bisagra</w:t>
       </w:r>
@@ -8112,7 +8365,7 @@
       <w:pPr>
         <w:pStyle w:val="Ttulo3"/>
       </w:pPr>
-      <w:bookmarkStart w:id="39" w:name="_Toc243943253"/>
+      <w:bookmarkStart w:id="39" w:name="_Toc244038053"/>
       <w:r>
         <w:t>Modelos de orden reducido y superficies de respuesta</w:t>
       </w:r>
@@ -8239,7 +8492,7 @@
       <w:pPr>
         <w:pStyle w:val="Ttulo3"/>
       </w:pPr>
-      <w:bookmarkStart w:id="42" w:name="_Toc243943254"/>
+      <w:bookmarkStart w:id="42" w:name="_Toc244038054"/>
       <w:r>
         <w:lastRenderedPageBreak/>
         <w:t>Dinámica de simuladores de carga y torque parásito</w:t>
@@ -8772,7 +9025,7 @@
       <w:pPr>
         <w:pStyle w:val="Ttulo3"/>
       </w:pPr>
-      <w:bookmarkStart w:id="45" w:name="_Toc243943255"/>
+      <w:bookmarkStart w:id="45" w:name="_Toc244038055"/>
       <w:r>
         <w:t>Teoría de estimación estocástica en ejes torsionales</w:t>
       </w:r>
@@ -8902,7 +9155,7 @@
       <w:pPr>
         <w:pStyle w:val="Ttulo3"/>
       </w:pPr>
-      <w:bookmarkStart w:id="48" w:name="_Toc243943256"/>
+      <w:bookmarkStart w:id="48" w:name="_Toc244038056"/>
       <w:r>
         <w:t>Simulación Hardware-in-the-Loop (HIL)</w:t>
       </w:r>
@@ -8973,7 +9226,7 @@
       <w:pPr>
         <w:pStyle w:val="Ttulo3"/>
       </w:pPr>
-      <w:bookmarkStart w:id="51" w:name="_Toc243943257"/>
+      <w:bookmarkStart w:id="51" w:name="_Toc244038057"/>
       <w:r>
         <w:t>Modelado de actuadores electromecánicos y control PID</w:t>
       </w:r>
@@ -9043,7 +9296,7 @@
       <w:pPr>
         <w:pStyle w:val="Ttulo2"/>
       </w:pPr>
-      <w:bookmarkStart w:id="54" w:name="_Toc243943258"/>
+      <w:bookmarkStart w:id="54" w:name="_Toc244038058"/>
       <w:r>
         <w:t>Diseño preliminar</w:t>
       </w:r>
@@ -9058,7 +9311,7 @@
       <w:pPr>
         <w:pStyle w:val="Ttulo3"/>
       </w:pPr>
-      <w:bookmarkStart w:id="55" w:name="_Toc243943259"/>
+      <w:bookmarkStart w:id="55" w:name="_Toc244038059"/>
       <w:r>
         <w:t>Requisitos funcionales y operacionales</w:t>
       </w:r>
@@ -9139,7 +9392,7 @@
       <w:pPr>
         <w:pStyle w:val="Ttulo3"/>
       </w:pPr>
-      <w:bookmarkStart w:id="57" w:name="_Toc243943260"/>
+      <w:bookmarkStart w:id="57" w:name="_Toc244038060"/>
       <w:r>
         <w:t>Arquitectura del sistema</w:t>
       </w:r>
@@ -9172,95 +9425,46 @@
         <w:t>) para calibración, como la inyección directa de perfiles de ángulo objetivo al servo en evaluación, constituyendo una herramienta de caracterización integral.</w:t>
       </w:r>
     </w:p>
+    <w:p/>
     <w:p>
       <w:pPr>
-        <w:pStyle w:val="Ttulo1"/>
-      </w:pPr>
-      <w:bookmarkStart w:id="58" w:name="_Toc243943261"/>
-      <w:r>
-        <w:t>O</w:t>
-      </w:r>
-      <w:r>
-        <w:t>btención</w:t>
-      </w:r>
-      <w:r>
-        <w:t xml:space="preserve"> de cargas fluidodinámicas</w:t>
+        <w:pStyle w:val="Ttulo3"/>
+      </w:pPr>
+      <w:bookmarkStart w:id="58" w:name="_Toc244038061"/>
+      <w:r>
+        <w:t>Criterios de seguridad, salud y medio ambiente.</w:t>
       </w:r>
       <w:bookmarkEnd w:id="58"/>
     </w:p>
     <w:p>
       <w:r>
-        <w:t>Este capítulo describe la metodología para obtener la carga que el banco debe reproducir. Se define el caso de estudio, se formula el momento de bisagra en función de Ch, δ, α y M, se configura el CFD en OpenFOAM, se diseña el barrido de 315 casos, se procesan los resultados en una LUT y se verifica su calidad. Los resultados se presentan en el capítulo 4.</w:t>
-      </w:r>
-    </w:p>
-    <w:p>
-      <w:pPr>
-        <w:pStyle w:val="Ttulo2"/>
-      </w:pPr>
-      <w:bookmarkStart w:id="59" w:name="_Toc243943262"/>
-      <w:r>
-        <w:t>Caso de estudio</w:t>
+        <w:t>El diseño aplica los principios de ISO 12100</w:t>
+      </w:r>
+      <w:r>
+        <w:t xml:space="preserve"> </w:t>
+      </w:r>
+      <w:bookmarkStart w:id="59" w:name="ZOTERO_BREF_VCnM171QtpCa"/>
+      <w:r>
+        <w:rPr>
+          <w:rFonts w:cs="Arial"/>
+        </w:rPr>
+        <w:t>[28]</w:t>
       </w:r>
       <w:bookmarkEnd w:id="59"/>
-    </w:p>
-    <w:p>
-      <w:r>
-        <w:t xml:space="preserve">Para desarrollar y verificar la metodología se define un caso de estudio representativo: una superficie de control de borde de fuga (flap) montada sobre un perfil simétrico NACA 0012. Se eligió un perfil simétrico porque su línea de cuerda coincide con el eje y = 0, lo que ubica la bisagra sobre </w:t>
-      </w:r>
-      <w:r>
-        <w:t>aquella</w:t>
-      </w:r>
-      <w:r>
-        <w:t xml:space="preserve"> línea y hace que las cargas sean nulas para </w:t>
-      </w:r>
-      <m:oMath>
-        <m:r>
-          <w:rPr>
-            <w:rFonts w:ascii="Cambria Math" w:hAnsi="Cambria Math"/>
-          </w:rPr>
-          <m:t>δ=0°</m:t>
-        </m:r>
-      </m:oMath>
-      <w:r>
-        <w:t xml:space="preserve"> y</w:t>
-      </w:r>
-      <w:r>
-        <w:t xml:space="preserve"> </w:t>
-      </w:r>
-      <m:oMath>
-        <m:r>
-          <w:rPr>
-            <w:rFonts w:ascii="Cambria Math" w:hAnsi="Cambria Math"/>
-          </w:rPr>
-          <m:t>α=0°</m:t>
-        </m:r>
-      </m:oMath>
-      <w:r>
-        <w:t>, una condición útil para verificar los resultados.</w:t>
-      </w:r>
-      <w:r>
-        <w:t xml:space="preserve"> </w:t>
-      </w:r>
-      <w:r>
-        <w:t>La</w:t>
-      </w:r>
-      <w:r>
-        <w:t xml:space="preserve"> </w:t>
-      </w:r>
-      <w:r>
-        <w:t>geometría y las condiciones de referencia se resumen en la</w:t>
-      </w:r>
-      <w:r>
-        <w:t xml:space="preserve"> </w:t>
+      <w:r>
+        <w:t>, para ello</w:t>
+      </w:r>
+      <w:r>
+        <w:t xml:space="preserve"> se identifican los peligros del banco, se reducen mediante diseño y protecciones, y se verifican en simulación y en el Hito 4.</w:t>
+      </w:r>
+      <w:r>
+        <w:t xml:space="preserve"> En la </w:t>
       </w:r>
       <w:r>
         <w:fldChar w:fldCharType="begin"/>
       </w:r>
       <w:r>
-        <w:instrText xml:space="preserve"> REF _Ref243748489 \h </w:instrText>
-      </w:r>
-      <w:r>
-        <w:instrText xml:space="preserve"> \* MERGEFORMAT </w:instrText>
+        <w:instrText xml:space="preserve"> REF _Ref244037134 \h  \* MERGEFORMAT </w:instrText>
       </w:r>
       <w:r>
         <w:fldChar w:fldCharType="separate"/>
@@ -9269,34 +9473,40 @@
         <w:t xml:space="preserve">Tabla </w:t>
       </w:r>
       <w:r>
+        <w:rPr>
+          <w:noProof/>
+        </w:rPr>
         <w:t>1</w:t>
       </w:r>
       <w:r>
         <w:fldChar w:fldCharType="end"/>
       </w:r>
       <w:r>
-        <w:t>.</w:t>
+        <w:t xml:space="preserve"> se resumen </w:t>
+      </w:r>
+      <w:r>
+        <w:t>los peligros encontrados y las medidas de mitigación.</w:t>
       </w:r>
     </w:p>
     <w:p/>
     <w:p/>
     <w:p/>
     <w:p/>
-    <w:p>
-      <w:pPr>
-        <w:rPr>
-          <w:highlight w:val="yellow"/>
-        </w:rPr>
-      </w:pPr>
-    </w:p>
+    <w:p/>
+    <w:p/>
+    <w:p/>
+    <w:p/>
+    <w:p/>
+    <w:p/>
     <w:p>
       <w:pPr>
         <w:pStyle w:val="Descripcin"/>
         <w:keepNext/>
       </w:pPr>
-      <w:bookmarkStart w:id="60" w:name="_Ref243748489"/>
-      <w:bookmarkStart w:id="61" w:name="_Toc243943290"/>
-      <w:r>
+      <w:bookmarkStart w:id="60" w:name="_Ref244037134"/>
+      <w:bookmarkStart w:id="61" w:name="_Toc244038092"/>
+      <w:r>
+        <w:lastRenderedPageBreak/>
         <w:t xml:space="preserve">Tabla </w:t>
       </w:r>
       <w:fldSimple w:instr=" SEQ Tabla \* ARABIC ">
@@ -9309,9 +9519,463 @@
       </w:fldSimple>
       <w:bookmarkEnd w:id="60"/>
       <w:r>
+        <w:t>. Peligros y medidas de mitigación.</w:t>
+      </w:r>
+      <w:bookmarkEnd w:id="61"/>
+    </w:p>
+    <w:tbl>
+      <w:tblPr>
+        <w:tblStyle w:val="Tablaconcuadrcula"/>
+        <w:tblW w:w="0" w:type="auto"/>
+        <w:tblBorders>
+          <w:top w:val="none" w:sz="0" w:space="0" w:color="auto"/>
+          <w:left w:val="none" w:sz="0" w:space="0" w:color="auto"/>
+          <w:bottom w:val="none" w:sz="0" w:space="0" w:color="auto"/>
+          <w:right w:val="none" w:sz="0" w:space="0" w:color="auto"/>
+          <w:insideH w:val="none" w:sz="0" w:space="0" w:color="auto"/>
+          <w:insideV w:val="none" w:sz="0" w:space="0" w:color="auto"/>
+        </w:tblBorders>
+        <w:tblLook w:val="04A0" w:firstRow="1" w:lastRow="0" w:firstColumn="1" w:lastColumn="0" w:noHBand="0" w:noVBand="1"/>
+      </w:tblPr>
+      <w:tblGrid>
+        <w:gridCol w:w="4414"/>
+        <w:gridCol w:w="4414"/>
+      </w:tblGrid>
+      <w:tr>
+        <w:tc>
+          <w:tcPr>
+            <w:tcW w:w="4414" w:type="dxa"/>
+            <w:tcBorders>
+              <w:top w:val="single" w:sz="12" w:space="0" w:color="auto"/>
+              <w:bottom w:val="single" w:sz="12" w:space="0" w:color="auto"/>
+            </w:tcBorders>
+          </w:tcPr>
+          <w:p>
+            <w:pPr>
+              <w:jc w:val="center"/>
+            </w:pPr>
+            <w:r>
+              <w:t>Peligro</w:t>
+            </w:r>
+          </w:p>
+        </w:tc>
+        <w:tc>
+          <w:tcPr>
+            <w:tcW w:w="4414" w:type="dxa"/>
+            <w:tcBorders>
+              <w:top w:val="single" w:sz="12" w:space="0" w:color="auto"/>
+              <w:bottom w:val="single" w:sz="12" w:space="0" w:color="auto"/>
+            </w:tcBorders>
+          </w:tcPr>
+          <w:p>
+            <w:pPr>
+              <w:jc w:val="center"/>
+            </w:pPr>
+            <w:r>
+              <w:t>Medida de mitigación</w:t>
+            </w:r>
+          </w:p>
+        </w:tc>
+      </w:tr>
+      <w:tr>
+        <w:tc>
+          <w:tcPr>
+            <w:tcW w:w="4414" w:type="dxa"/>
+            <w:tcBorders>
+              <w:top w:val="single" w:sz="12" w:space="0" w:color="auto"/>
+            </w:tcBorders>
+          </w:tcPr>
+          <w:p>
+            <w:pPr>
+              <w:jc w:val="center"/>
+            </w:pPr>
+            <w:r>
+              <w:t>Atrapamiento en partes giratorias (eje, acoples)</w:t>
+            </w:r>
+          </w:p>
+        </w:tc>
+        <w:tc>
+          <w:tcPr>
+            <w:tcW w:w="4414" w:type="dxa"/>
+            <w:tcBorders>
+              <w:top w:val="single" w:sz="12" w:space="0" w:color="auto"/>
+            </w:tcBorders>
+          </w:tcPr>
+          <w:p>
+            <w:pPr>
+              <w:jc w:val="center"/>
+            </w:pPr>
+            <w:r>
+              <w:t>Guarda fija sobre el eje y los acoples</w:t>
+            </w:r>
+            <w:r>
+              <w:t>.</w:t>
+            </w:r>
+            <w:r>
+              <w:t xml:space="preserve"> </w:t>
+            </w:r>
+            <w:r>
+              <w:t>E</w:t>
+            </w:r>
+            <w:r>
+              <w:t>nsayar solo con la guarda puesta</w:t>
+            </w:r>
+          </w:p>
+        </w:tc>
+      </w:tr>
+      <w:tr>
+        <w:tc>
+          <w:tcPr>
+            <w:tcW w:w="4414" w:type="dxa"/>
+          </w:tcPr>
+          <w:p>
+            <w:pPr>
+              <w:jc w:val="center"/>
+            </w:pPr>
+            <w:r>
+              <w:t>Sobretorque o atasco entre A y B</w:t>
+            </w:r>
+          </w:p>
+        </w:tc>
+        <w:tc>
+          <w:tcPr>
+            <w:tcW w:w="4414" w:type="dxa"/>
+          </w:tcPr>
+          <w:p>
+            <w:pPr>
+              <w:jc w:val="center"/>
+            </w:pPr>
+            <w:r>
+              <w:t>Fail-safes de la Tabla 8</w:t>
+            </w:r>
+          </w:p>
+        </w:tc>
+      </w:tr>
+      <w:tr>
+        <w:tc>
+          <w:tcPr>
+            <w:tcW w:w="4414" w:type="dxa"/>
+          </w:tcPr>
+          <w:p>
+            <w:pPr>
+              <w:jc w:val="center"/>
+            </w:pPr>
+            <w:r>
+              <w:t>Sobrecorriente o cortocircuito</w:t>
+            </w:r>
+          </w:p>
+        </w:tc>
+        <w:tc>
+          <w:tcPr>
+            <w:tcW w:w="4414" w:type="dxa"/>
+          </w:tcPr>
+          <w:p>
+            <w:pPr>
+              <w:jc w:val="center"/>
+            </w:pPr>
+            <w:r>
+              <w:t>Fusibles en la alimentación y límite de corriente del driver</w:t>
+            </w:r>
+          </w:p>
+        </w:tc>
+      </w:tr>
+      <w:tr>
+        <w:tc>
+          <w:tcPr>
+            <w:tcW w:w="4414" w:type="dxa"/>
+          </w:tcPr>
+          <w:p>
+            <w:pPr>
+              <w:jc w:val="center"/>
+            </w:pPr>
+            <w:r>
+              <w:t>Falla de software</w:t>
+            </w:r>
+          </w:p>
+        </w:tc>
+        <w:tc>
+          <w:tcPr>
+            <w:tcW w:w="4414" w:type="dxa"/>
+          </w:tcPr>
+          <w:p>
+            <w:pPr>
+              <w:jc w:val="center"/>
+            </w:pPr>
+            <w:r>
+              <w:t>Parada de emergencia que corta físicamente la potencia</w:t>
+            </w:r>
+            <w:r>
+              <w:t xml:space="preserve"> </w:t>
+            </w:r>
+            <w:r>
+              <w:t>y</w:t>
+            </w:r>
+            <w:r>
+              <w:t xml:space="preserve"> switches de</w:t>
+            </w:r>
+            <w:r>
+              <w:t xml:space="preserve"> fin de carrera</w:t>
+            </w:r>
+          </w:p>
+        </w:tc>
+      </w:tr>
+      <w:tr>
+        <w:tc>
+          <w:tcPr>
+            <w:tcW w:w="4414" w:type="dxa"/>
+          </w:tcPr>
+          <w:p>
+            <w:pPr>
+              <w:jc w:val="center"/>
+            </w:pPr>
+            <w:r>
+              <w:t>Sobrecalentamiento (motores, drivers, reguladores)</w:t>
+            </w:r>
+          </w:p>
+        </w:tc>
+        <w:tc>
+          <w:tcPr>
+            <w:tcW w:w="4414" w:type="dxa"/>
+          </w:tcPr>
+          <w:p>
+            <w:pPr>
+              <w:jc w:val="center"/>
+            </w:pPr>
+            <w:r>
+              <w:t>Monitoreo de corriente (ACS712), límites de ciclo de trabajo y ventilación</w:t>
+            </w:r>
+          </w:p>
+        </w:tc>
+      </w:tr>
+      <w:tr>
+        <w:tc>
+          <w:tcPr>
+            <w:tcW w:w="4414" w:type="dxa"/>
+          </w:tcPr>
+          <w:p>
+            <w:pPr>
+              <w:jc w:val="center"/>
+            </w:pPr>
+            <w:r>
+              <w:t>Riesgo eléctrico</w:t>
+            </w:r>
+          </w:p>
+        </w:tc>
+        <w:tc>
+          <w:tcPr>
+            <w:tcW w:w="4414" w:type="dxa"/>
+          </w:tcPr>
+          <w:p>
+            <w:pPr>
+              <w:jc w:val="center"/>
+            </w:pPr>
+            <w:r>
+              <w:t>Baja tensión (fuente de 12 V y 10 A, 120 W máx.)</w:t>
+            </w:r>
+          </w:p>
+        </w:tc>
+      </w:tr>
+      <w:tr>
+        <w:tc>
+          <w:tcPr>
+            <w:tcW w:w="4414" w:type="dxa"/>
+            <w:tcBorders>
+              <w:bottom w:val="single" w:sz="12" w:space="0" w:color="auto"/>
+            </w:tcBorders>
+          </w:tcPr>
+          <w:p>
+            <w:pPr>
+              <w:jc w:val="center"/>
+            </w:pPr>
+            <w:r>
+              <w:t>Rotura mecánica</w:t>
+            </w:r>
+          </w:p>
+        </w:tc>
+        <w:tc>
+          <w:tcPr>
+            <w:tcW w:w="4414" w:type="dxa"/>
+            <w:tcBorders>
+              <w:bottom w:val="single" w:sz="12" w:space="0" w:color="auto"/>
+            </w:tcBorders>
+          </w:tcPr>
+          <w:p>
+            <w:pPr>
+              <w:jc w:val="center"/>
+            </w:pPr>
+            <w:r>
+              <w:t>Factor de seguridad y ensayo escalonado al 25, 50 y 100 % de la carga</w:t>
+            </w:r>
+          </w:p>
+        </w:tc>
+      </w:tr>
+    </w:tbl>
+    <w:p/>
+    <w:p>
+      <w:r>
+        <w:t>En cuanto a los criterios de salud, el diseño minimiza los riesgos físicos y eléctricos para el operador al confinar las partes giratorias mediante guardas de protección y operar a baja tensión. Desde la perspectiva ambiental, el banco registra un consumo energético máximo de 120 W, lo que representa una reducción drástica de la huella de carbono si se compara con los requerimientos de un túnel de viento de gran escala. Adicionalmente, el proyecto promueve la sostenibilidad mediante la integración de componentes COTS reutilizables y estipula una correcta gestión y disposición de los residuos electrónicos al término de los ensayos.</w:t>
+      </w:r>
+    </w:p>
+    <w:p>
+      <w:pPr>
+        <w:spacing w:after="160" w:line="259" w:lineRule="auto"/>
+        <w:jc w:val="left"/>
+        <w:rPr>
+          <w:rFonts w:eastAsiaTheme="majorEastAsia" w:cstheme="majorBidi"/>
+          <w:b/>
+          <w:sz w:val="32"/>
+          <w:szCs w:val="40"/>
+        </w:rPr>
+      </w:pPr>
+      <w:r>
+        <w:br w:type="page"/>
+      </w:r>
+    </w:p>
+    <w:p>
+      <w:pPr>
+        <w:pStyle w:val="Ttulo1"/>
+      </w:pPr>
+      <w:bookmarkStart w:id="62" w:name="_Toc244038062"/>
+      <w:r>
+        <w:lastRenderedPageBreak/>
+        <w:t>O</w:t>
+      </w:r>
+      <w:r>
+        <w:t>btención</w:t>
+      </w:r>
+      <w:r>
+        <w:t xml:space="preserve"> de cargas fluidodinámicas</w:t>
+      </w:r>
+      <w:bookmarkEnd w:id="62"/>
+    </w:p>
+    <w:p>
+      <w:r>
+        <w:t>Este capítulo describe la metodología para obtener la carga que el banco debe reproducir. Se define el caso de estudio, se formula el momento de bisagra en función de Ch, δ, α y M, se configura el CFD en OpenFOAM, se diseña el barrido de 315 casos, se procesan los resultados en una LUT y se verifica su calidad. Los resultados se presentan en el capítulo 4.</w:t>
+      </w:r>
+    </w:p>
+    <w:p>
+      <w:pPr>
+        <w:pStyle w:val="Ttulo2"/>
+      </w:pPr>
+      <w:bookmarkStart w:id="63" w:name="_Toc244038063"/>
+      <w:r>
+        <w:t>Caso de estudio</w:t>
+      </w:r>
+      <w:bookmarkEnd w:id="63"/>
+    </w:p>
+    <w:p>
+      <w:pPr>
+        <w:rPr>
+          <w:highlight w:val="yellow"/>
+        </w:rPr>
+      </w:pPr>
+      <w:r>
+        <w:t xml:space="preserve">Para desarrollar y verificar la metodología se define un caso de estudio representativo: una superficie de control de borde de fuga (flap) montada sobre un perfil simétrico NACA 0012. Se eligió un perfil simétrico porque su línea de cuerda coincide con el eje y = 0, lo que ubica la bisagra sobre </w:t>
+      </w:r>
+      <w:r>
+        <w:t>aquella</w:t>
+      </w:r>
+      <w:r>
+        <w:t xml:space="preserve"> línea y hace que las cargas sean nulas para </w:t>
+      </w:r>
+      <m:oMath>
+        <m:r>
+          <w:rPr>
+            <w:rFonts w:ascii="Cambria Math" w:hAnsi="Cambria Math"/>
+          </w:rPr>
+          <m:t>δ=0°</m:t>
+        </m:r>
+      </m:oMath>
+      <w:r>
+        <w:t xml:space="preserve"> y</w:t>
+      </w:r>
+      <w:r>
+        <w:t xml:space="preserve"> </w:t>
+      </w:r>
+      <m:oMath>
+        <m:r>
+          <w:rPr>
+            <w:rFonts w:ascii="Cambria Math" w:hAnsi="Cambria Math"/>
+          </w:rPr>
+          <m:t>α=0°</m:t>
+        </m:r>
+      </m:oMath>
+      <w:r>
+        <w:t>, una condición útil para verificar los resultados.</w:t>
+      </w:r>
+      <w:r>
+        <w:t xml:space="preserve"> </w:t>
+      </w:r>
+      <w:r>
+        <w:t>La</w:t>
+      </w:r>
+      <w:r>
+        <w:t xml:space="preserve"> </w:t>
+      </w:r>
+      <w:r>
+        <w:t>geometría y las condiciones de referencia se resumen en la</w:t>
+      </w:r>
+      <w:r>
+        <w:t xml:space="preserve"> </w:t>
+      </w:r>
+      <w:r>
+        <w:fldChar w:fldCharType="begin"/>
+      </w:r>
+      <w:r>
+        <w:instrText xml:space="preserve"> REF _Ref243748489 \h </w:instrText>
+      </w:r>
+      <w:r>
+        <w:instrText xml:space="preserve"> \* MERGEFORMAT </w:instrText>
+      </w:r>
+      <w:r>
+        <w:fldChar w:fldCharType="separate"/>
+      </w:r>
+      <w:r>
+        <w:t xml:space="preserve">Tabla </w:t>
+      </w:r>
+      <w:r>
+        <w:t>2</w:t>
+      </w:r>
+      <w:r>
+        <w:fldChar w:fldCharType="end"/>
+      </w:r>
+      <w:r>
+        <w:t>.</w:t>
+      </w:r>
+    </w:p>
+    <w:p>
+      <w:pPr>
+        <w:pStyle w:val="Descripcin"/>
+        <w:keepNext/>
+      </w:pPr>
+      <w:bookmarkStart w:id="64" w:name="_Ref243748489"/>
+      <w:bookmarkStart w:id="65" w:name="_Toc244038093"/>
+      <w:r>
+        <w:t xml:space="preserve">Tabla </w:t>
+      </w:r>
+      <w:r>
+        <w:fldChar w:fldCharType="begin"/>
+      </w:r>
+      <w:r>
+        <w:instrText>SEQ Tabla \* ARABIC</w:instrText>
+      </w:r>
+      <w:r>
+        <w:fldChar w:fldCharType="separate"/>
+      </w:r>
+      <w:r>
+        <w:rPr>
+          <w:noProof/>
+        </w:rPr>
+        <w:t>2</w:t>
+      </w:r>
+      <w:r>
+        <w:fldChar w:fldCharType="end"/>
+      </w:r>
+      <w:bookmarkEnd w:id="64"/>
+      <w:r>
         <w:t>. Geometría y condiciones de referencia del caso de estudio.</w:t>
       </w:r>
-      <w:bookmarkEnd w:id="61"/>
+      <w:bookmarkEnd w:id="65"/>
     </w:p>
     <w:tbl>
       <w:tblPr>
@@ -9897,6 +10561,7 @@
         <w:rPr>
           <w:noProof/>
         </w:rPr>
+        <w:lastRenderedPageBreak/>
         <w:drawing>
           <wp:inline distT="0" distB="0" distL="0" distR="0" wp14:anchorId="3D6F2F61" wp14:editId="2ACAC9BC">
             <wp:extent cx="5612130" cy="2104390"/>
@@ -9944,20 +10609,30 @@
       <w:pPr>
         <w:pStyle w:val="Descripcin"/>
       </w:pPr>
-      <w:bookmarkStart w:id="62" w:name="_Ref243850726"/>
-      <w:bookmarkStart w:id="63" w:name="_Toc243943284"/>
+      <w:bookmarkStart w:id="66" w:name="_Ref243850726"/>
+      <w:bookmarkStart w:id="67" w:name="_Toc244038086"/>
       <w:r>
         <w:t xml:space="preserve">Figura </w:t>
       </w:r>
-      <w:fldSimple w:instr=" SEQ Figura \* ARABIC ">
-        <w:r>
-          <w:rPr>
-            <w:noProof/>
-          </w:rPr>
-          <w:t>1</w:t>
-        </w:r>
-      </w:fldSimple>
-      <w:bookmarkEnd w:id="62"/>
+      <w:r>
+        <w:fldChar w:fldCharType="begin"/>
+      </w:r>
+      <w:r>
+        <w:instrText>SEQ Figura \* ARABIC</w:instrText>
+      </w:r>
+      <w:r>
+        <w:fldChar w:fldCharType="separate"/>
+      </w:r>
+      <w:r>
+        <w:rPr>
+          <w:noProof/>
+        </w:rPr>
+        <w:t>1</w:t>
+      </w:r>
+      <w:r>
+        <w:fldChar w:fldCharType="end"/>
+      </w:r>
+      <w:bookmarkEnd w:id="66"/>
       <w:r>
         <w:t xml:space="preserve">. </w:t>
       </w:r>
@@ -9971,7 +10646,7 @@
           </w:rPr>
           <m:t>δ=+15°</m:t>
         </m:r>
-        <w:bookmarkEnd w:id="63"/>
+        <w:bookmarkEnd w:id="67"/>
         <m:r>
           <w:rPr>
             <w:rFonts w:ascii="Cambria Math" w:hAnsi="Cambria Math"/>
@@ -9989,12 +10664,11 @@
       <w:pPr>
         <w:pStyle w:val="Ttulo2"/>
       </w:pPr>
-      <w:bookmarkStart w:id="64" w:name="_Toc243943263"/>
-      <w:r>
-        <w:lastRenderedPageBreak/>
+      <w:bookmarkStart w:id="68" w:name="_Toc244038064"/>
+      <w:r>
         <w:t>Formulación</w:t>
       </w:r>
-      <w:bookmarkEnd w:id="64"/>
+      <w:bookmarkEnd w:id="68"/>
     </w:p>
     <w:p>
       <w:r>
@@ -10338,11 +11012,6 @@
       </w:pPr>
     </w:p>
     <w:p>
-      <w:pPr>
-        <w:rPr>
-          <w:highlight w:val="yellow"/>
-        </w:rPr>
-      </w:pPr>
       <w:r>
         <w:t>Para un perfil y una posición de bisagra fijos (NACA 0012,</w:t>
       </w:r>
@@ -10433,7 +11102,7 @@
         <w:rPr>
           <w:noProof/>
         </w:rPr>
-        <w:t>2</w:t>
+        <w:t>3</w:t>
       </w:r>
       <w:r>
         <w:fldChar w:fldCharType="end"/>
@@ -10441,30 +11110,52 @@
       <w:r>
         <w:t>.</w:t>
       </w:r>
+    </w:p>
+    <w:p/>
+    <w:p/>
+    <w:p/>
+    <w:p/>
+    <w:p>
+      <w:pPr>
+        <w:rPr>
+          <w:highlight w:val="yellow"/>
+        </w:rPr>
+      </w:pPr>
     </w:p>
     <w:p>
       <w:pPr>
         <w:pStyle w:val="Descripcin"/>
         <w:keepNext/>
       </w:pPr>
-      <w:bookmarkStart w:id="65" w:name="_Ref243851854"/>
-      <w:bookmarkStart w:id="66" w:name="_Toc243943291"/>
-      <w:r>
+      <w:bookmarkStart w:id="69" w:name="_Ref243851854"/>
+      <w:bookmarkStart w:id="70" w:name="_Toc244038094"/>
+      <w:r>
+        <w:lastRenderedPageBreak/>
         <w:t xml:space="preserve">Tabla </w:t>
       </w:r>
-      <w:fldSimple w:instr=" SEQ Tabla \* ARABIC ">
-        <w:r>
-          <w:rPr>
-            <w:noProof/>
-          </w:rPr>
-          <w:t>2</w:t>
-        </w:r>
-      </w:fldSimple>
-      <w:bookmarkEnd w:id="65"/>
+      <w:r>
+        <w:fldChar w:fldCharType="begin"/>
+      </w:r>
+      <w:r>
+        <w:instrText>SEQ Tabla \* ARABIC</w:instrText>
+      </w:r>
+      <w:r>
+        <w:fldChar w:fldCharType="separate"/>
+      </w:r>
+      <w:r>
+        <w:rPr>
+          <w:noProof/>
+        </w:rPr>
+        <w:t>3</w:t>
+      </w:r>
+      <w:r>
+        <w:fldChar w:fldCharType="end"/>
+      </w:r>
+      <w:bookmarkEnd w:id="69"/>
       <w:r>
         <w:t>. Variables críticas del problema.</w:t>
       </w:r>
-      <w:bookmarkEnd w:id="66"/>
+      <w:bookmarkEnd w:id="70"/>
     </w:p>
     <w:tbl>
       <w:tblPr>
@@ -10929,14 +11620,14 @@
       <w:r>
         <w:t xml:space="preserve"> </w:t>
       </w:r>
-      <w:bookmarkStart w:id="67" w:name="ZOTERO_BREF_nRX1QSwANvz1"/>
+      <w:bookmarkStart w:id="71" w:name="ZOTERO_BREF_nRX1QSwANvz1"/>
       <w:r>
         <w:rPr>
           <w:rFonts w:cs="Arial"/>
         </w:rPr>
-        <w:t>[28]</w:t>
-      </w:r>
-      <w:bookmarkEnd w:id="67"/>
+        <w:t>[29]</w:t>
+      </w:r>
+      <w:bookmarkEnd w:id="71"/>
       <w:r>
         <w:t xml:space="preserve">, en OpenFOAM v2012), </w:t>
       </w:r>
@@ -11305,14 +11996,14 @@
       <w:r>
         <w:t xml:space="preserve"> </w:t>
       </w:r>
-      <w:bookmarkStart w:id="68" w:name="ZOTERO_BREF_Vz0WrV8e22Rf"/>
+      <w:bookmarkStart w:id="72" w:name="ZOTERO_BREF_Vz0WrV8e22Rf"/>
       <w:r>
         <w:rPr>
           <w:rFonts w:cs="Arial"/>
         </w:rPr>
-        <w:t>[29]</w:t>
-      </w:r>
-      <w:bookmarkEnd w:id="68"/>
+        <w:t>[30]</w:t>
+      </w:r>
+      <w:bookmarkEnd w:id="72"/>
       <w:r>
         <w:rPr>
           <w:rFonts w:cs="Arial"/>
@@ -11322,14 +12013,14 @@
       <w:r>
         <w:t xml:space="preserve">para la geometría y la malla, OpenFOAM </w:t>
       </w:r>
-      <w:bookmarkStart w:id="69" w:name="ZOTERO_BREF_t8ydkPzvJIDt"/>
+      <w:bookmarkStart w:id="73" w:name="ZOTERO_BREF_t8ydkPzvJIDt"/>
       <w:r>
         <w:rPr>
           <w:rFonts w:cs="Arial"/>
         </w:rPr>
-        <w:t>[30]</w:t>
-      </w:r>
-      <w:bookmarkEnd w:id="69"/>
+        <w:t>[31]</w:t>
+      </w:r>
+      <w:bookmarkEnd w:id="73"/>
       <w:r>
         <w:t xml:space="preserve"> </w:t>
       </w:r>
@@ -11339,14 +12030,14 @@
       <w:r>
         <w:t xml:space="preserve"> </w:t>
       </w:r>
-      <w:bookmarkStart w:id="70" w:name="ZOTERO_BREF_v42XAgH5TLXt"/>
+      <w:bookmarkStart w:id="74" w:name="ZOTERO_BREF_v42XAgH5TLXt"/>
       <w:r>
         <w:rPr>
           <w:rFonts w:cs="Arial"/>
         </w:rPr>
-        <w:t>[31]</w:t>
-      </w:r>
-      <w:bookmarkEnd w:id="70"/>
+        <w:t>[32]</w:t>
+      </w:r>
+      <w:bookmarkEnd w:id="74"/>
       <w:r>
         <w:t xml:space="preserve"> </w:t>
       </w:r>
@@ -11362,7 +12053,6 @@
     </w:p>
     <w:p>
       <w:r>
-        <w:lastRenderedPageBreak/>
         <w:t>La formulación descansa en los siguientes supuestos</w:t>
       </w:r>
       <w:r>
@@ -11430,14 +12120,14 @@
       <w:r>
         <w:t xml:space="preserve"> </w:t>
       </w:r>
-      <w:bookmarkStart w:id="71" w:name="ZOTERO_BREF_qnGaUHS8BE0L"/>
+      <w:bookmarkStart w:id="75" w:name="ZOTERO_BREF_qnGaUHS8BE0L"/>
       <w:r>
         <w:rPr>
           <w:rFonts w:cs="Arial"/>
         </w:rPr>
         <w:t>[19]</w:t>
       </w:r>
-      <w:bookmarkEnd w:id="71"/>
+      <w:bookmarkEnd w:id="75"/>
       <w:r>
         <w:t>.</w:t>
       </w:r>
@@ -11480,14 +12170,14 @@
       <w:r>
         <w:t xml:space="preserve"> </w:t>
       </w:r>
-      <w:bookmarkStart w:id="72" w:name="ZOTERO_BREF_3T0OGnFsDc1l"/>
+      <w:bookmarkStart w:id="76" w:name="ZOTERO_BREF_3T0OGnFsDc1l"/>
       <w:r>
         <w:rPr>
           <w:rFonts w:cs="Arial"/>
         </w:rPr>
         <w:t>[19]</w:t>
       </w:r>
-      <w:bookmarkEnd w:id="72"/>
+      <w:bookmarkEnd w:id="76"/>
       <w:r>
         <w:t>.</w:t>
       </w:r>
@@ -11509,7 +12199,6 @@
       <w:r>
         <w:t xml:space="preserve"> No se incluyen efectos transitorios asociados al movimiento de la superficie.</w:t>
       </w:r>
-      <w:bookmarkStart w:id="73" w:name="_Toc243943264"/>
     </w:p>
     <w:p>
       <w:pPr>
@@ -11775,10 +12464,12 @@
       <w:pPr>
         <w:pStyle w:val="Ttulo2"/>
       </w:pPr>
-      <w:r>
+      <w:bookmarkStart w:id="77" w:name="_Toc244038065"/>
+      <w:r>
+        <w:lastRenderedPageBreak/>
         <w:t>Configuración CFD en OpenFOAM</w:t>
       </w:r>
-      <w:bookmarkEnd w:id="73"/>
+      <w:bookmarkEnd w:id="77"/>
     </w:p>
     <w:p>
       <w:r>
@@ -12099,7 +12790,6 @@
       <w:r>
         <w:t>). Los tama</w:t>
       </w:r>
-      <w:proofErr w:type="spellStart"/>
       <w:r>
         <w:rPr>
           <w:rFonts w:cs="Arial"/>
@@ -12107,11 +12797,7 @@
         <w:t>ñ</w:t>
       </w:r>
       <w:r>
-        <w:t>os</w:t>
-      </w:r>
-      <w:proofErr w:type="spellEnd"/>
-      <w:r>
-        <w:t xml:space="preserve"> de celda en los bordes de ataque y de fuga son de 0</w:t>
+        <w:t>os de celda en los bordes de ataque y de fuga son de 0</w:t>
       </w:r>
       <w:r>
         <w:t>.</w:t>
@@ -12236,7 +12922,6 @@
         <w:rPr>
           <w:noProof/>
         </w:rPr>
-        <w:lastRenderedPageBreak/>
         <w:drawing>
           <wp:inline distT="0" distB="0" distL="0" distR="0" wp14:anchorId="727ADDA9" wp14:editId="6E969A6C">
             <wp:extent cx="4734586" cy="3982006"/>
@@ -12292,24 +12977,34 @@
       <w:pPr>
         <w:pStyle w:val="Descripcin"/>
       </w:pPr>
-      <w:bookmarkStart w:id="74" w:name="_Ref243917604"/>
-      <w:bookmarkStart w:id="75" w:name="_Toc243943285"/>
+      <w:bookmarkStart w:id="78" w:name="_Ref243917604"/>
+      <w:bookmarkStart w:id="79" w:name="_Toc244038087"/>
       <w:r>
         <w:t xml:space="preserve">Figura </w:t>
       </w:r>
-      <w:fldSimple w:instr=" SEQ Figura \* ARABIC ">
-        <w:r>
-          <w:rPr>
-            <w:noProof/>
-          </w:rPr>
-          <w:t>2</w:t>
-        </w:r>
-      </w:fldSimple>
-      <w:bookmarkEnd w:id="74"/>
+      <w:r>
+        <w:fldChar w:fldCharType="begin"/>
+      </w:r>
+      <w:r>
+        <w:instrText>SEQ Figura \* ARABIC</w:instrText>
+      </w:r>
+      <w:r>
+        <w:fldChar w:fldCharType="separate"/>
+      </w:r>
+      <w:r>
+        <w:rPr>
+          <w:noProof/>
+        </w:rPr>
+        <w:t>2</w:t>
+      </w:r>
+      <w:r>
+        <w:fldChar w:fldCharType="end"/>
+      </w:r>
+      <w:bookmarkEnd w:id="78"/>
       <w:r>
         <w:t>. Dominio tipo C.</w:t>
       </w:r>
-      <w:bookmarkEnd w:id="75"/>
+      <w:bookmarkEnd w:id="79"/>
     </w:p>
     <w:p>
       <w:pPr>
@@ -12328,6 +13023,7 @@
           <w:noProof/>
           <w:highlight w:val="yellow"/>
         </w:rPr>
+        <w:lastRenderedPageBreak/>
         <w:drawing>
           <wp:inline distT="0" distB="0" distL="0" distR="0" wp14:anchorId="75C24B59" wp14:editId="5AB23AA2">
             <wp:extent cx="5612130" cy="2046605"/>
@@ -12386,27 +13082,37 @@
           <w:highlight w:val="yellow"/>
         </w:rPr>
       </w:pPr>
-      <w:bookmarkStart w:id="76" w:name="_Ref243917790"/>
-      <w:bookmarkStart w:id="77" w:name="_Toc243943286"/>
+      <w:bookmarkStart w:id="80" w:name="_Ref243917790"/>
+      <w:bookmarkStart w:id="81" w:name="_Toc244038088"/>
       <w:r>
         <w:t xml:space="preserve">Figura </w:t>
       </w:r>
-      <w:fldSimple w:instr=" SEQ Figura \* ARABIC ">
-        <w:r>
-          <w:rPr>
-            <w:noProof/>
-          </w:rPr>
-          <w:t>3</w:t>
-        </w:r>
-      </w:fldSimple>
-      <w:bookmarkEnd w:id="76"/>
+      <w:r>
+        <w:fldChar w:fldCharType="begin"/>
+      </w:r>
+      <w:r>
+        <w:instrText>SEQ Figura \* ARABIC</w:instrText>
+      </w:r>
+      <w:r>
+        <w:fldChar w:fldCharType="separate"/>
+      </w:r>
+      <w:r>
+        <w:rPr>
+          <w:noProof/>
+        </w:rPr>
+        <w:t>3</w:t>
+      </w:r>
+      <w:r>
+        <w:fldChar w:fldCharType="end"/>
+      </w:r>
+      <w:bookmarkEnd w:id="80"/>
       <w:r>
         <w:t xml:space="preserve">. Malla </w:t>
       </w:r>
       <w:r>
         <w:t>en el perfil.</w:t>
       </w:r>
-      <w:bookmarkEnd w:id="77"/>
+      <w:bookmarkEnd w:id="81"/>
     </w:p>
     <w:p>
       <w:pPr>
@@ -12472,7 +13178,6 @@
       <w:r>
         <w:t>) o el m</w:t>
       </w:r>
-      <w:proofErr w:type="spellStart"/>
       <w:r>
         <w:rPr>
           <w:rFonts w:cs="Arial"/>
@@ -12480,11 +13185,7 @@
         <w:t>á</w:t>
       </w:r>
       <w:r>
-        <w:t>ximo</w:t>
-      </w:r>
-      <w:proofErr w:type="spellEnd"/>
-      <w:r>
-        <w:t xml:space="preserve"> de iteraciones. De los 315 casos, 306 cumplieron el criterio, los 9 restantes se extendieron de 5000 a 8000 iteraciones sin alcanzarlo. En ellos </w:t>
+        <w:t xml:space="preserve">ximo de iteraciones. De los 315 casos, 306 cumplieron el criterio, los 9 restantes se extendieron de 5000 a 8000 iteraciones sin alcanzarlo. En ellos </w:t>
       </w:r>
       <w:r>
         <w:t>ningún coeficiente cambió más de 5·10</w:t>
@@ -12538,11 +13239,7 @@
         <w:t xml:space="preserve">Se registran dos conjuntos </w:t>
       </w:r>
       <w:r>
-        <w:t xml:space="preserve">de coeficientes de fuerza en cada </w:t>
-      </w:r>
-      <w:r>
-        <w:lastRenderedPageBreak/>
-        <w:t>iteración</w:t>
+        <w:t>de coeficientes de fuerza en cada iteración</w:t>
       </w:r>
       <w:r>
         <w:t xml:space="preserve">: perfil completo con centro de momentos en c/4, y el flap solo con centro de momentos en la bisagra (x = 0,7 c). Se usa </w:t>
@@ -12796,7 +13493,7 @@
         <w:t xml:space="preserve">Tabla </w:t>
       </w:r>
       <w:r>
-        <w:t>3</w:t>
+        <w:t>4</w:t>
       </w:r>
       <w:r>
         <w:fldChar w:fldCharType="end"/>
@@ -12813,24 +13510,34 @@
         <w:pStyle w:val="Descripcin"/>
         <w:keepNext/>
       </w:pPr>
-      <w:bookmarkStart w:id="78" w:name="_Ref243862801"/>
-      <w:bookmarkStart w:id="79" w:name="_Toc243943292"/>
+      <w:bookmarkStart w:id="82" w:name="_Ref243862801"/>
+      <w:bookmarkStart w:id="83" w:name="_Toc244038095"/>
       <w:r>
         <w:t xml:space="preserve">Tabla </w:t>
       </w:r>
-      <w:fldSimple w:instr=" SEQ Tabla \* ARABIC ">
-        <w:r>
-          <w:rPr>
-            <w:noProof/>
-          </w:rPr>
-          <w:t>3</w:t>
-        </w:r>
-      </w:fldSimple>
-      <w:bookmarkEnd w:id="78"/>
+      <w:r>
+        <w:fldChar w:fldCharType="begin"/>
+      </w:r>
+      <w:r>
+        <w:instrText>SEQ Tabla \* ARABIC</w:instrText>
+      </w:r>
+      <w:r>
+        <w:fldChar w:fldCharType="separate"/>
+      </w:r>
+      <w:r>
+        <w:rPr>
+          <w:noProof/>
+        </w:rPr>
+        <w:t>4</w:t>
+      </w:r>
+      <w:r>
+        <w:fldChar w:fldCharType="end"/>
+      </w:r>
+      <w:bookmarkEnd w:id="82"/>
       <w:r>
         <w:t>. Calidad de las mallas</w:t>
       </w:r>
-      <w:bookmarkEnd w:id="79"/>
+      <w:bookmarkEnd w:id="83"/>
     </w:p>
     <w:tbl>
       <w:tblPr>
@@ -13616,20 +14323,14 @@
     </w:tbl>
     <w:p>
       <w:pPr>
-        <w:rPr>
-          <w:highlight w:val="yellow"/>
-        </w:rPr>
-      </w:pPr>
-    </w:p>
-    <w:p>
-      <w:pPr>
         <w:pStyle w:val="Ttulo2"/>
       </w:pPr>
-      <w:bookmarkStart w:id="80" w:name="_Toc243943265"/>
-      <w:r>
+      <w:bookmarkStart w:id="84" w:name="_Toc244038066"/>
+      <w:r>
+        <w:lastRenderedPageBreak/>
         <w:t>Diseño del barrido</w:t>
       </w:r>
-      <w:bookmarkEnd w:id="80"/>
+      <w:bookmarkEnd w:id="84"/>
     </w:p>
     <w:p>
       <w:pPr>
@@ -13904,14 +14605,14 @@
       <w:r>
         <w:t xml:space="preserve"> </w:t>
       </w:r>
-      <w:bookmarkStart w:id="81" w:name="ZOTERO_BREF_VDgMMFYJ75hV"/>
+      <w:bookmarkStart w:id="85" w:name="ZOTERO_BREF_VDgMMFYJ75hV"/>
       <w:r>
         <w:rPr>
           <w:rFonts w:cs="Arial"/>
         </w:rPr>
         <w:t>[19]</w:t>
       </w:r>
-      <w:bookmarkEnd w:id="81"/>
+      <w:bookmarkEnd w:id="85"/>
       <w:r>
         <w:t xml:space="preserve">. </w:t>
       </w:r>
@@ -13968,12 +14669,11 @@
       <w:pPr>
         <w:pStyle w:val="Ttulo2"/>
       </w:pPr>
-      <w:bookmarkStart w:id="82" w:name="_Toc243943266"/>
-      <w:r>
-        <w:lastRenderedPageBreak/>
+      <w:bookmarkStart w:id="86" w:name="_Toc244038067"/>
+      <w:r>
         <w:t>Extracción y procesamiento</w:t>
       </w:r>
-      <w:bookmarkEnd w:id="82"/>
+      <w:bookmarkEnd w:id="86"/>
     </w:p>
     <w:p>
       <w:r>
@@ -14506,14 +15206,14 @@
       <w:r>
         <w:t xml:space="preserve"> </w:t>
       </w:r>
-      <w:bookmarkStart w:id="83" w:name="ZOTERO_BREF_qvFpLHcVTql9"/>
+      <w:bookmarkStart w:id="87" w:name="ZOTERO_BREF_qvFpLHcVTql9"/>
       <w:r>
         <w:rPr>
           <w:rFonts w:cs="Arial"/>
         </w:rPr>
         <w:t>[19], [20]</w:t>
       </w:r>
-      <w:bookmarkEnd w:id="83"/>
+      <w:bookmarkEnd w:id="87"/>
       <w:r>
         <w:t>.</w:t>
       </w:r>
@@ -14850,14 +15550,14 @@
       <w:r>
         <w:t xml:space="preserve"> </w:t>
       </w:r>
-      <w:bookmarkStart w:id="84" w:name="ZOTERO_BREF_tLsuTfsWSA13"/>
+      <w:bookmarkStart w:id="88" w:name="ZOTERO_BREF_tLsuTfsWSA13"/>
       <w:r>
         <w:rPr>
           <w:rFonts w:cs="Arial"/>
         </w:rPr>
         <w:t>[19], [20]</w:t>
       </w:r>
-      <w:bookmarkEnd w:id="84"/>
+      <w:bookmarkEnd w:id="88"/>
       <w:r>
         <w:t>.</w:t>
       </w:r>
@@ -15191,6 +15891,7 @@
     </w:p>
     <w:p>
       <w:r>
+        <w:lastRenderedPageBreak/>
         <w:t>La cual</w:t>
       </w:r>
       <w:r>
@@ -15292,14 +15993,14 @@
       <w:r>
         <w:t xml:space="preserve"> </w:t>
       </w:r>
-      <w:bookmarkStart w:id="85" w:name="ZOTERO_BREF_TYaT0H7xEmIq"/>
+      <w:bookmarkStart w:id="89" w:name="ZOTERO_BREF_TYaT0H7xEmIq"/>
       <w:r>
         <w:rPr>
           <w:rFonts w:cs="Arial"/>
         </w:rPr>
-        <w:t>[21], [32]</w:t>
-      </w:r>
-      <w:bookmarkEnd w:id="85"/>
+        <w:t>[21], [33]</w:t>
+      </w:r>
+      <w:bookmarkEnd w:id="89"/>
       <w:r>
         <w:t xml:space="preserve"> </w:t>
       </w:r>
@@ -15325,7 +16026,7 @@
         <w:rPr>
           <w:noProof/>
         </w:rPr>
-        <w:t>4</w:t>
+        <w:t>5</w:t>
       </w:r>
       <w:r>
         <w:fldChar w:fldCharType="end"/>
@@ -15373,20 +16074,30 @@
         <w:pStyle w:val="Descripcin"/>
         <w:keepNext/>
       </w:pPr>
-      <w:bookmarkStart w:id="86" w:name="_Ref243943985"/>
-      <w:bookmarkStart w:id="87" w:name="_Toc243943293"/>
+      <w:bookmarkStart w:id="90" w:name="_Ref243943985"/>
+      <w:bookmarkStart w:id="91" w:name="_Toc244038096"/>
       <w:r>
         <w:t xml:space="preserve">Tabla </w:t>
       </w:r>
-      <w:fldSimple w:instr=" SEQ Tabla \* ARABIC ">
-        <w:r>
-          <w:rPr>
-            <w:noProof/>
-          </w:rPr>
-          <w:t>4</w:t>
-        </w:r>
-      </w:fldSimple>
-      <w:bookmarkEnd w:id="86"/>
+      <w:r>
+        <w:fldChar w:fldCharType="begin"/>
+      </w:r>
+      <w:r>
+        <w:instrText>SEQ Tabla \* ARABIC</w:instrText>
+      </w:r>
+      <w:r>
+        <w:fldChar w:fldCharType="separate"/>
+      </w:r>
+      <w:r>
+        <w:rPr>
+          <w:noProof/>
+        </w:rPr>
+        <w:t>5</w:t>
+      </w:r>
+      <w:r>
+        <w:fldChar w:fldCharType="end"/>
+      </w:r>
+      <w:bookmarkEnd w:id="90"/>
       <w:r>
         <w:t xml:space="preserve">. Error de interpolación estimado de </w:t>
       </w:r>
@@ -15423,7 +16134,7 @@
         </w:rPr>
         <w:t xml:space="preserve"> (leave-one-out).</w:t>
       </w:r>
-      <w:bookmarkEnd w:id="87"/>
+      <w:bookmarkEnd w:id="91"/>
     </w:p>
     <w:tbl>
       <w:tblPr>
@@ -15497,9 +16208,6 @@
               <w:jc w:val="center"/>
             </w:pPr>
             <w:r>
-              <w:rPr>
-                <w:highlight w:val="yellow"/>
-              </w:rPr>
               <w:t>P95</w:t>
             </w:r>
           </w:p>
@@ -15886,7 +16594,6 @@
     </w:p>
     <w:p>
       <w:r>
-        <w:lastRenderedPageBreak/>
         <w:t xml:space="preserve">El error es bajo en casi todo el dominio y se concentra en </w:t>
       </w:r>
       <m:oMath>
@@ -15925,83 +16632,90 @@
       <w:r>
         <w:t xml:space="preserve"> </w:t>
       </w:r>
-      <w:bookmarkStart w:id="88" w:name="ZOTERO_BREF_sgsVMbo9Pe03"/>
+      <w:bookmarkStart w:id="92" w:name="ZOTERO_BREF_sgsVMbo9Pe03"/>
       <w:r>
         <w:rPr>
           <w:rFonts w:cs="Arial"/>
         </w:rPr>
         <w:t>[15], [21]</w:t>
       </w:r>
-      <w:bookmarkEnd w:id="88"/>
+      <w:bookmarkEnd w:id="92"/>
       <w:r>
         <w:t>.</w:t>
       </w:r>
-    </w:p>
-    <w:p/>
-    <w:p/>
-    <w:p/>
-    <w:p>
-      <w:pPr>
-        <w:pStyle w:val="Ttulo2"/>
-      </w:pPr>
-      <w:bookmarkStart w:id="89" w:name="_Toc243943267"/>
-      <w:r>
-        <w:t>Verificación de los resultados</w:t>
-      </w:r>
-      <w:bookmarkEnd w:id="89"/>
     </w:p>
     <w:p>
-      <w:r>
-        <w:t xml:space="preserve">La confiabilidad de los resultados se evaluó con chequeos de calidad numérica, de consistencia interna y de comparación con teoría </w:t>
-      </w:r>
-      <w:r>
-        <w:t xml:space="preserve">como se exhibe en la </w:t>
-      </w:r>
-      <w:r>
-        <w:fldChar w:fldCharType="begin"/>
-      </w:r>
-      <w:r>
-        <w:instrText xml:space="preserve"> REF _Ref243872328 \h  \* MERGEFORMAT </w:instrText>
-      </w:r>
-      <w:r>
-        <w:fldChar w:fldCharType="separate"/>
-      </w:r>
-      <w:r>
-        <w:t xml:space="preserve">Tabla </w:t>
-      </w:r>
-      <w:r>
-        <w:t>5</w:t>
-      </w:r>
-      <w:r>
-        <w:fldChar w:fldCharType="end"/>
-      </w:r>
-      <w:r>
-        <w:t>.</w:t>
-      </w:r>
+      <w:pPr>
+        <w:pStyle w:val="Ttulo2"/>
+      </w:pPr>
+      <w:bookmarkStart w:id="93" w:name="_Toc244038068"/>
+      <w:r>
+        <w:t>Verificación de los resultados</w:t>
+      </w:r>
+      <w:bookmarkEnd w:id="93"/>
     </w:p>
     <w:p>
+      <w:r>
+        <w:t xml:space="preserve">La confiabilidad de los resultados se evaluó con chequeos de calidad numérica, de consistencia interna y de comparación con teoría </w:t>
+      </w:r>
+      <w:r>
+        <w:t xml:space="preserve">como se exhibe en la </w:t>
+      </w:r>
+      <w:r>
+        <w:fldChar w:fldCharType="begin"/>
+      </w:r>
+      <w:r>
+        <w:instrText xml:space="preserve"> REF _Ref243872328 \h  \* MERGEFORMAT </w:instrText>
+      </w:r>
+      <w:r>
+        <w:fldChar w:fldCharType="separate"/>
+      </w:r>
+      <w:r>
+        <w:t xml:space="preserve">Tabla </w:t>
+      </w:r>
+      <w:r>
+        <w:t>6</w:t>
+      </w:r>
+      <w:r>
+        <w:fldChar w:fldCharType="end"/>
+      </w:r>
+      <w:r>
+        <w:t>.</w:t>
+      </w:r>
+    </w:p>
+    <w:p>
       <w:pPr>
         <w:pStyle w:val="Descripcin"/>
         <w:keepNext/>
       </w:pPr>
-      <w:bookmarkStart w:id="90" w:name="_Ref243872328"/>
-      <w:bookmarkStart w:id="91" w:name="_Toc243943294"/>
+      <w:bookmarkStart w:id="94" w:name="_Ref243872328"/>
+      <w:bookmarkStart w:id="95" w:name="_Toc244038097"/>
       <w:r>
         <w:t xml:space="preserve">Tabla </w:t>
       </w:r>
-      <w:fldSimple w:instr=" SEQ Tabla \* ARABIC ">
-        <w:r>
-          <w:rPr>
-            <w:noProof/>
-          </w:rPr>
-          <w:t>5</w:t>
-        </w:r>
-      </w:fldSimple>
-      <w:bookmarkEnd w:id="90"/>
+      <w:r>
+        <w:fldChar w:fldCharType="begin"/>
+      </w:r>
+      <w:r>
+        <w:instrText>SEQ Tabla \* ARABIC</w:instrText>
+      </w:r>
+      <w:r>
+        <w:fldChar w:fldCharType="separate"/>
+      </w:r>
+      <w:r>
+        <w:rPr>
+          <w:noProof/>
+        </w:rPr>
+        <w:t>6</w:t>
+      </w:r>
+      <w:r>
+        <w:fldChar w:fldCharType="end"/>
+      </w:r>
+      <w:bookmarkEnd w:id="94"/>
       <w:r>
         <w:t>. Chequeos de verificación de la base de datos.</w:t>
       </w:r>
-      <w:bookmarkEnd w:id="91"/>
+      <w:bookmarkEnd w:id="95"/>
     </w:p>
     <w:tbl>
       <w:tblPr>
@@ -16728,27 +17442,21 @@
           <w:highlight w:val="yellow"/>
         </w:rPr>
       </w:pPr>
-    </w:p>
-    <w:p>
-      <w:pPr>
-        <w:rPr>
-          <w:highlight w:val="yellow"/>
-        </w:rPr>
-      </w:pPr>
-      <w:r>
+      <w:r>
+        <w:lastRenderedPageBreak/>
         <w:t>Las pendientes quedan entre 2% y 7% por debajo de la teoría de perfil delgado, diferencia del orden y sentido esperados por el espesor de la capa límite y el flujo viscoso que la teoría ignora</w:t>
       </w:r>
       <w:r>
         <w:t xml:space="preserve"> </w:t>
       </w:r>
-      <w:bookmarkStart w:id="92" w:name="ZOTERO_BREF_gvJLs3QWjv53"/>
+      <w:bookmarkStart w:id="96" w:name="ZOTERO_BREF_gvJLs3QWjv53"/>
       <w:r>
         <w:rPr>
           <w:rFonts w:cs="Arial"/>
         </w:rPr>
         <w:t>[19], [20]</w:t>
       </w:r>
-      <w:bookmarkEnd w:id="92"/>
+      <w:bookmarkEnd w:id="96"/>
       <w:r>
         <w:t xml:space="preserve">. </w:t>
       </w:r>
@@ -16768,23 +17476,224 @@
       </w:r>
     </w:p>
     <w:p>
-      <w:r>
+      <w:pPr>
         <w:rPr>
           <w:highlight w:val="yellow"/>
         </w:rPr>
-        <w:t xml:space="preserve">No se realizó un estudio de independencia de malla ni una validación contra datos experimentales del NACA 0012, por lo que la incertidumbre numérica de C&lt;sub&gt;h&lt;/sub&gt; no está cuantificada. Los valores deben interpretarse como estimaciones de ingeniería, con reserva adicional en |δ| = 15° (mallas con defectos locales en la bisagra) y en la zona α ≥ 10° con δ ≥ 10° (cerca de la pérdida), y el dimensionamiento del actuador debe incluir un factor de seguridad explícito. Como trabajo siguiente se propone un estudio con tres mallas </w:t>
-      </w:r>
+      </w:pPr>
       <w:r>
         <w:rPr>
           <w:highlight w:val="yellow"/>
         </w:rPr>
-        <w:lastRenderedPageBreak/>
-        <w:t>de refinamiento creciente sobre un caso representativo, y la comparación con datos publicados.</w:t>
-      </w:r>
-    </w:p>
-    <w:p>
-      <w:r>
-        <w:t>**** Comparar con valores experimentales****</w:t>
+        <w:t xml:space="preserve">Si bien no se dispone de datos experimentales exactos de túnel de viento para aislar el momento de bisagra de un NACA 0012 con un </w:t>
+      </w:r>
+      <w:r>
+        <w:rPr>
+          <w:i/>
+          <w:iCs/>
+          <w:highlight w:val="yellow"/>
+        </w:rPr>
+        <w:t>plain flap</w:t>
+      </w:r>
+      <w:r>
+        <w:rPr>
+          <w:highlight w:val="yellow"/>
+        </w:rPr>
+        <w:t xml:space="preserve"> del 30 % de la cuerda perfectamente sellado, las derivadas obtenidas coinciden en orden de magnitud y proporción con las tendencias de la literatura clásica para perfiles simétricos </w:t>
+      </w:r>
+      <w:bookmarkStart w:id="97" w:name="ZOTERO_BREF_hnf1TnD3svwL"/>
+      <w:r>
+        <w:rPr>
+          <w:rFonts w:cs="Arial"/>
+          <w:highlight w:val="yellow"/>
+        </w:rPr>
+        <w:t>[20]</w:t>
+      </w:r>
+      <w:bookmarkEnd w:id="97"/>
+      <w:r>
+        <w:rPr>
+          <w:highlight w:val="yellow"/>
+        </w:rPr>
+        <w:t>. Específicamente, la sensibilidad del momento de bisagra ante la deflexión del flap (</w:t>
+      </w:r>
+      <m:oMath>
+        <m:sSub>
+          <m:sSubPr>
+            <m:ctrlPr>
+              <w:rPr>
+                <w:rFonts w:ascii="Cambria Math" w:hAnsi="Cambria Math"/>
+                <w:highlight w:val="yellow"/>
+              </w:rPr>
+            </m:ctrlPr>
+          </m:sSubPr>
+          <m:e>
+            <m:r>
+              <w:rPr>
+                <w:rFonts w:ascii="Cambria Math" w:hAnsi="Cambria Math"/>
+                <w:highlight w:val="yellow"/>
+              </w:rPr>
+              <m:t>C</m:t>
+            </m:r>
+          </m:e>
+          <m:sub>
+            <m:sSub>
+              <m:sSubPr>
+                <m:ctrlPr>
+                  <w:rPr>
+                    <w:rFonts w:ascii="Cambria Math" w:hAnsi="Cambria Math"/>
+                    <w:highlight w:val="yellow"/>
+                  </w:rPr>
+                </m:ctrlPr>
+              </m:sSubPr>
+              <m:e>
+                <m:r>
+                  <w:rPr>
+                    <w:rFonts w:ascii="Cambria Math" w:hAnsi="Cambria Math"/>
+                    <w:highlight w:val="yellow"/>
+                  </w:rPr>
+                  <m:t>h</m:t>
+                </m:r>
+              </m:e>
+              <m:sub>
+                <m:r>
+                  <w:rPr>
+                    <w:rFonts w:ascii="Cambria Math" w:hAnsi="Cambria Math"/>
+                    <w:highlight w:val="yellow"/>
+                  </w:rPr>
+                  <m:t>δ</m:t>
+                </m:r>
+              </m:sub>
+            </m:sSub>
+          </m:sub>
+        </m:sSub>
+      </m:oMath>
+      <w:r>
+        <w:rPr>
+          <w:highlight w:val="yellow"/>
+        </w:rPr>
+        <w:t>) resultó ser aproximadamente el doble de la sensibilidad ante el ángulo de ataque (</w:t>
+      </w:r>
+      <m:oMath>
+        <m:sSub>
+          <m:sSubPr>
+            <m:ctrlPr>
+              <w:rPr>
+                <w:rFonts w:ascii="Cambria Math" w:hAnsi="Cambria Math"/>
+                <w:highlight w:val="yellow"/>
+              </w:rPr>
+            </m:ctrlPr>
+          </m:sSubPr>
+          <m:e>
+            <m:r>
+              <w:rPr>
+                <w:rFonts w:ascii="Cambria Math" w:hAnsi="Cambria Math"/>
+                <w:highlight w:val="yellow"/>
+              </w:rPr>
+              <m:t>C</m:t>
+            </m:r>
+          </m:e>
+          <m:sub>
+            <m:sSub>
+              <m:sSubPr>
+                <m:ctrlPr>
+                  <w:rPr>
+                    <w:rFonts w:ascii="Cambria Math" w:hAnsi="Cambria Math"/>
+                    <w:highlight w:val="yellow"/>
+                  </w:rPr>
+                </m:ctrlPr>
+              </m:sSubPr>
+              <m:e>
+                <m:r>
+                  <w:rPr>
+                    <w:rFonts w:ascii="Cambria Math" w:hAnsi="Cambria Math"/>
+                    <w:highlight w:val="yellow"/>
+                  </w:rPr>
+                  <m:t>h</m:t>
+                </m:r>
+              </m:e>
+              <m:sub>
+                <m:r>
+                  <w:rPr>
+                    <w:rFonts w:ascii="Cambria Math" w:hAnsi="Cambria Math"/>
+                    <w:highlight w:val="yellow"/>
+                  </w:rPr>
+                  <m:t>α</m:t>
+                </m:r>
+              </m:sub>
+            </m:sSub>
+          </m:sub>
+        </m:sSub>
+      </m:oMath>
+      <w:r>
+        <w:rPr>
+          <w:highlight w:val="yellow"/>
+        </w:rPr>
+        <w:t xml:space="preserve">), comportamiento característico cuando la línea de bisagra se ubica en </w:t>
+      </w:r>
+      <m:oMath>
+        <m:r>
+          <w:rPr>
+            <w:rFonts w:ascii="Cambria Math" w:hAnsi="Cambria Math"/>
+            <w:highlight w:val="yellow"/>
+          </w:rPr>
+          <m:t>x/c=0.70</m:t>
+        </m:r>
+      </m:oMath>
+      <w:r>
+        <w:rPr>
+          <w:highlight w:val="yellow"/>
+        </w:rPr>
+        <w:t>. Adicionalmente, al modelar la superficie como un sólido continuo y sin holguras (</w:t>
+      </w:r>
+      <w:r>
+        <w:rPr>
+          <w:i/>
+          <w:iCs/>
+          <w:highlight w:val="yellow"/>
+        </w:rPr>
+        <w:t>gaps</w:t>
+      </w:r>
+      <w:r>
+        <w:rPr>
+          <w:highlight w:val="yellow"/>
+        </w:rPr>
+        <w:t xml:space="preserve">) en la bisagra, el modelo RANS no experimenta el alivio de presiones que ocurre en los actuadores físicos debido a la fuga de aire entre el intradós y el extradós. Esto significa que los valores de </w:t>
+      </w:r>
+      <m:oMath>
+        <m:sSub>
+          <m:sSubPr>
+            <m:ctrlPr>
+              <w:rPr>
+                <w:rFonts w:ascii="Cambria Math" w:hAnsi="Cambria Math"/>
+                <w:highlight w:val="yellow"/>
+              </w:rPr>
+            </m:ctrlPr>
+          </m:sSubPr>
+          <m:e>
+            <m:r>
+              <w:rPr>
+                <w:rFonts w:ascii="Cambria Math" w:hAnsi="Cambria Math"/>
+                <w:highlight w:val="yellow"/>
+              </w:rPr>
+              <m:t>C</m:t>
+            </m:r>
+          </m:e>
+          <m:sub>
+            <m:r>
+              <w:rPr>
+                <w:rFonts w:ascii="Cambria Math" w:hAnsi="Cambria Math"/>
+                <w:highlight w:val="yellow"/>
+              </w:rPr>
+              <m:t>h</m:t>
+            </m:r>
+          </m:sub>
+        </m:sSub>
+      </m:oMath>
+      <w:r>
+        <w:rPr>
+          <w:highlight w:val="yellow"/>
+        </w:rPr>
+        <w:t xml:space="preserve"> obtenidos representan el límite superior teórico de la carga. Para el contexto de esta memoria, esta limitación actúa a favor del diseño, ya que entrega una estimación estrictamente conservadora del momento de bisagra máximo, lo que garantiza que el banco de ensayos se dimensione para reproducir el peor escenario de carga posible sin subestimar los requerimientos de torque del actuador bajo evaluación.</w:t>
       </w:r>
     </w:p>
     <w:p>
@@ -16807,18 +17716,18 @@
       <w:pPr>
         <w:pStyle w:val="Ttulo1"/>
       </w:pPr>
-      <w:bookmarkStart w:id="93" w:name="_Toc243943268"/>
+      <w:bookmarkStart w:id="98" w:name="_Toc244038069"/>
       <w:r>
         <w:lastRenderedPageBreak/>
         <w:t>Resultados y discusión</w:t>
       </w:r>
-      <w:bookmarkEnd w:id="93"/>
+      <w:bookmarkEnd w:id="98"/>
     </w:p>
     <w:p>
       <w:pPr>
         <w:pStyle w:val="Ttulo2"/>
       </w:pPr>
-      <w:bookmarkStart w:id="94" w:name="_Toc243943269"/>
+      <w:bookmarkStart w:id="99" w:name="_Toc244038070"/>
       <w:r>
         <w:rPr>
           <w:rStyle w:val="Fuerte"/>
@@ -16827,7 +17736,7 @@
         </w:rPr>
         <w:t>Momento de bisagra</w:t>
       </w:r>
-      <w:bookmarkEnd w:id="94"/>
+      <w:bookmarkEnd w:id="99"/>
     </w:p>
     <w:p>
       <w:r>
@@ -17343,7 +18252,13 @@
         </m:sSub>
       </m:oMath>
       <w:r>
-        <w:t xml:space="preserve"> escala con M² (0,075 </w:t>
+        <w:t xml:space="preserve"> escala con M² (0</w:t>
+      </w:r>
+      <w:r>
+        <w:t>.</w:t>
+      </w:r>
+      <w:r>
+        <w:t xml:space="preserve">075 </w:t>
       </w:r>
       <w:r>
         <w:t>[</w:t>
@@ -17398,7 +18313,7 @@
           <w:noProof/>
         </w:rPr>
         <w:drawing>
-          <wp:inline distT="0" distB="0" distL="0" distR="0" wp14:anchorId="603F9E7D" wp14:editId="012D325C">
+          <wp:inline distT="0" distB="0" distL="0" distR="0" wp14:anchorId="603F9E7D" wp14:editId="39D48981">
             <wp:extent cx="5612130" cy="3447415"/>
             <wp:effectExtent l="0" t="0" r="7620" b="635"/>
             <wp:docPr id="803602703" name="Imagen 2"/>
@@ -17444,20 +18359,30 @@
       <w:pPr>
         <w:pStyle w:val="Descripcin"/>
       </w:pPr>
-      <w:bookmarkStart w:id="95" w:name="_Ref243872729"/>
-      <w:bookmarkStart w:id="96" w:name="_Toc243943287"/>
+      <w:bookmarkStart w:id="100" w:name="_Ref243872729"/>
+      <w:bookmarkStart w:id="101" w:name="_Toc244038089"/>
       <w:r>
         <w:t xml:space="preserve">Figura </w:t>
       </w:r>
-      <w:fldSimple w:instr=" SEQ Figura \* ARABIC ">
-        <w:r>
-          <w:rPr>
-            <w:noProof/>
-          </w:rPr>
-          <w:t>4</w:t>
-        </w:r>
-      </w:fldSimple>
-      <w:bookmarkEnd w:id="95"/>
+      <w:r>
+        <w:fldChar w:fldCharType="begin"/>
+      </w:r>
+      <w:r>
+        <w:instrText>SEQ Figura \* ARABIC</w:instrText>
+      </w:r>
+      <w:r>
+        <w:fldChar w:fldCharType="separate"/>
+      </w:r>
+      <w:r>
+        <w:rPr>
+          <w:noProof/>
+        </w:rPr>
+        <w:t>4</w:t>
+      </w:r>
+      <w:r>
+        <w:fldChar w:fldCharType="end"/>
+      </w:r>
+      <w:bookmarkEnd w:id="100"/>
       <w:r>
         <w:t xml:space="preserve">. </w:t>
       </w:r>
@@ -17508,7 +18433,7 @@
       <w:r>
         <w:t>3).</w:t>
       </w:r>
-      <w:bookmarkEnd w:id="96"/>
+      <w:bookmarkEnd w:id="101"/>
     </w:p>
     <w:p/>
     <w:p>
@@ -17522,7 +18447,7 @@
         </w:rPr>
         <w:lastRenderedPageBreak/>
         <w:drawing>
-          <wp:inline distT="0" distB="0" distL="0" distR="0" wp14:anchorId="1431DFC9" wp14:editId="520411D6">
+          <wp:inline distT="0" distB="0" distL="0" distR="0" wp14:anchorId="1431DFC9" wp14:editId="67FEECEF">
             <wp:extent cx="5612130" cy="3447415"/>
             <wp:effectExtent l="0" t="0" r="7620" b="635"/>
             <wp:docPr id="151732364" name="Imagen 4"/>
@@ -17568,20 +18493,30 @@
       <w:pPr>
         <w:pStyle w:val="Descripcin"/>
       </w:pPr>
-      <w:bookmarkStart w:id="97" w:name="_Ref243872740"/>
-      <w:bookmarkStart w:id="98" w:name="_Toc243943288"/>
+      <w:bookmarkStart w:id="102" w:name="_Ref243872740"/>
+      <w:bookmarkStart w:id="103" w:name="_Toc244038090"/>
       <w:r>
         <w:t xml:space="preserve">Figura </w:t>
       </w:r>
-      <w:fldSimple w:instr=" SEQ Figura \* ARABIC ">
-        <w:r>
-          <w:rPr>
-            <w:noProof/>
-          </w:rPr>
-          <w:t>5</w:t>
-        </w:r>
-      </w:fldSimple>
-      <w:bookmarkEnd w:id="97"/>
+      <w:r>
+        <w:fldChar w:fldCharType="begin"/>
+      </w:r>
+      <w:r>
+        <w:instrText>SEQ Figura \* ARABIC</w:instrText>
+      </w:r>
+      <w:r>
+        <w:fldChar w:fldCharType="separate"/>
+      </w:r>
+      <w:r>
+        <w:rPr>
+          <w:noProof/>
+        </w:rPr>
+        <w:t>5</w:t>
+      </w:r>
+      <w:r>
+        <w:fldChar w:fldCharType="end"/>
+      </w:r>
+      <w:bookmarkEnd w:id="102"/>
       <w:r>
         <w:t xml:space="preserve">. </w:t>
       </w:r>
@@ -17632,18 +18567,18 @@
       <w:r>
         <w:t>3).</w:t>
       </w:r>
-      <w:bookmarkEnd w:id="98"/>
+      <w:bookmarkEnd w:id="103"/>
     </w:p>
     <w:p/>
     <w:p>
       <w:pPr>
         <w:pStyle w:val="Ttulo2"/>
       </w:pPr>
-      <w:bookmarkStart w:id="99" w:name="_Toc243943270"/>
+      <w:bookmarkStart w:id="104" w:name="_Toc244038071"/>
       <w:r>
         <w:t>Torque requerido</w:t>
       </w:r>
-      <w:bookmarkEnd w:id="99"/>
+      <w:bookmarkEnd w:id="104"/>
     </w:p>
     <w:p>
       <w:r>
@@ -17662,7 +18597,7 @@
         <w:t xml:space="preserve">Tabla </w:t>
       </w:r>
       <w:r>
-        <w:t>6</w:t>
+        <w:t>7</w:t>
       </w:r>
       <w:r>
         <w:fldChar w:fldCharType="end"/>
@@ -17736,27 +18671,36 @@
         <w:pStyle w:val="Descripcin"/>
         <w:keepNext/>
       </w:pPr>
-      <w:bookmarkStart w:id="100" w:name="_Ref243873549"/>
-      <w:bookmarkStart w:id="101" w:name="_Toc243943295"/>
+      <w:bookmarkStart w:id="105" w:name="_Ref243873549"/>
+      <w:bookmarkStart w:id="106" w:name="_Toc244038098"/>
       <w:r>
         <w:t xml:space="preserve">Tabla </w:t>
       </w:r>
-      <w:fldSimple w:instr=" SEQ Tabla \* ARABIC ">
-        <w:r>
-          <w:rPr>
-            <w:noProof/>
-          </w:rPr>
-          <w:t>6</w:t>
-        </w:r>
-      </w:fldSimple>
-      <w:bookmarkEnd w:id="100"/>
+      <w:r>
+        <w:fldChar w:fldCharType="begin"/>
+      </w:r>
+      <w:r>
+        <w:instrText>SEQ Tabla \* ARABIC</w:instrText>
+      </w:r>
+      <w:r>
+        <w:fldChar w:fldCharType="separate"/>
+      </w:r>
+      <w:r>
+        <w:rPr>
+          <w:noProof/>
+        </w:rPr>
+        <w:t>7</w:t>
+      </w:r>
+      <w:r>
+        <w:fldChar w:fldCharType="end"/>
+      </w:r>
+      <w:bookmarkEnd w:id="105"/>
       <w:r>
         <w:t xml:space="preserve">. </w:t>
       </w:r>
       <w:r>
         <w:t>Valor absoluto del momento de bisagra máximo [Nm]</w:t>
       </w:r>
-      <w:bookmarkEnd w:id="101"/>
       <w:r>
         <w:t xml:space="preserve"> (c = 0</w:t>
       </w:r>
@@ -17778,6 +18722,7 @@
       <w:r>
         <w:t>15 m; aire a nivel del mar)</w:t>
       </w:r>
+      <w:bookmarkEnd w:id="106"/>
     </w:p>
     <w:tbl>
       <w:tblPr>
@@ -18535,7 +19480,7 @@
           <w:highlight w:val="yellow"/>
         </w:rPr>
       </w:pPr>
-      <w:bookmarkStart w:id="102" w:name="_Toc243943271"/>
+      <w:bookmarkStart w:id="107" w:name="_Toc244038072"/>
       <w:r>
         <w:rPr>
           <w:highlight w:val="yellow"/>
@@ -18543,7 +19488,7 @@
         <w:lastRenderedPageBreak/>
         <w:t>Discusión</w:t>
       </w:r>
-      <w:bookmarkEnd w:id="102"/>
+      <w:bookmarkEnd w:id="107"/>
     </w:p>
     <w:p>
       <w:pPr>
@@ -18567,7 +19512,19 @@
         <w:rPr>
           <w:highlight w:val="yellow"/>
         </w:rPr>
-        <w:t>y entre sí, pero no están validados contra datos experimentales ni con un estudio de malla. Por la teoría de franjas con b/c = 0,75, M&lt;sub&gt;h&lt;/sub&gt; tiende a sobreestimar la carga de un ala de envergadura finita, de modo que constituye una estimación conservadora de la carga real del actuador. Esa conservadora no compensa la incertidumbre numérica no cuantificada, por lo que el dimensionamiento debe incluir un factor de seguridad explícito.</w:t>
+        <w:t>y entre sí, pero no están validados contra datos experimentales ni con un estudio de malla. Por la teoría de franjas con b/c = 0,75, M&lt;sub&gt;h&lt;/sub&gt; tiende a sobreestimar la carga de un ala de envergadura finita, de modo que constituye una estimación conservadora de la carga real del actuador. Es</w:t>
+      </w:r>
+      <w:r>
+        <w:rPr>
+          <w:highlight w:val="yellow"/>
+        </w:rPr>
+        <w:t>e carácter</w:t>
+      </w:r>
+      <w:r>
+        <w:rPr>
+          <w:highlight w:val="yellow"/>
+        </w:rPr>
+        <w:t xml:space="preserve"> conservador no compensa la incertidumbre numérica no cuantificada, por lo que el dimensionamiento debe incluir un factor de seguridad explícito.</w:t>
       </w:r>
     </w:p>
     <w:p>
@@ -18607,18 +19564,18 @@
       <w:pPr>
         <w:pStyle w:val="Ttulo1"/>
       </w:pPr>
-      <w:bookmarkStart w:id="103" w:name="_Toc243943272"/>
+      <w:bookmarkStart w:id="108" w:name="_Toc244038073"/>
       <w:r>
         <w:lastRenderedPageBreak/>
         <w:t>Avance de diseño de detalle</w:t>
       </w:r>
-      <w:bookmarkEnd w:id="103"/>
+      <w:bookmarkEnd w:id="108"/>
     </w:p>
     <w:p>
       <w:pPr>
         <w:pStyle w:val="Ttulo2"/>
       </w:pPr>
-      <w:bookmarkStart w:id="104" w:name="_Toc243943273"/>
+      <w:bookmarkStart w:id="109" w:name="_Toc244038074"/>
       <w:r>
         <w:rPr>
           <w:rStyle w:val="Fuerte"/>
@@ -18627,7 +19584,7 @@
         </w:rPr>
         <w:t>Arquitectura del banco</w:t>
       </w:r>
-      <w:bookmarkEnd w:id="104"/>
+      <w:bookmarkEnd w:id="109"/>
     </w:p>
     <w:p>
       <w:r>
@@ -18637,10 +19594,7 @@
         <w:fldChar w:fldCharType="begin"/>
       </w:r>
       <w:r>
-        <w:instrText xml:space="preserve"> REF _Ref243874107 \h </w:instrText>
-      </w:r>
-      <w:r>
-        <w:instrText xml:space="preserve"> \* MERGEFORMAT </w:instrText>
+        <w:instrText xml:space="preserve"> REF _Ref244037535 \h </w:instrText>
       </w:r>
       <w:r>
         <w:fldChar w:fldCharType="separate"/>
@@ -18649,6 +19603,9 @@
         <w:t xml:space="preserve">Figura </w:t>
       </w:r>
       <w:r>
+        <w:rPr>
+          <w:noProof/>
+        </w:rPr>
         <w:t>6</w:t>
       </w:r>
       <w:r>
@@ -18715,16 +19672,17 @@
     <w:p>
       <w:pPr>
         <w:keepNext/>
+        <w:jc w:val="center"/>
       </w:pPr>
       <w:r>
         <w:rPr>
           <w:noProof/>
         </w:rPr>
         <w:drawing>
-          <wp:inline distT="0" distB="0" distL="0" distR="0" wp14:anchorId="773B5EC1" wp14:editId="64182A8B">
-            <wp:extent cx="5612130" cy="3426460"/>
-            <wp:effectExtent l="0" t="0" r="7620" b="2540"/>
-            <wp:docPr id="458963068" name="Imagen 1"/>
+          <wp:inline distT="0" distB="0" distL="0" distR="0" wp14:anchorId="21A275CA" wp14:editId="146C85DD">
+            <wp:extent cx="5612130" cy="3916045"/>
+            <wp:effectExtent l="0" t="0" r="7620" b="0"/>
+            <wp:docPr id="589971939" name="Imagen 2"/>
             <wp:cNvGraphicFramePr>
               <a:graphicFrameLocks xmlns:a="http://schemas.openxmlformats.org/drawingml/2006/main" noChangeAspect="1"/>
             </wp:cNvGraphicFramePr>
@@ -18732,7 +19690,7 @@
               <a:graphicData uri="http://schemas.openxmlformats.org/drawingml/2006/picture">
                 <pic:pic xmlns:pic="http://schemas.openxmlformats.org/drawingml/2006/picture">
                   <pic:nvPicPr>
-                    <pic:cNvPr id="458963068" name="Imagen 458963068"/>
+                    <pic:cNvPr id="589971939" name="Imagen 589971939"/>
                     <pic:cNvPicPr/>
                   </pic:nvPicPr>
                   <pic:blipFill>
@@ -18750,7 +19708,7 @@
                   <pic:spPr>
                     <a:xfrm>
                       <a:off x="0" y="0"/>
-                      <a:ext cx="5612130" cy="3426460"/>
+                      <a:ext cx="5612130" cy="3916045"/>
                     </a:xfrm>
                     <a:prstGeom prst="rect">
                       <a:avLst/>
@@ -18767,8 +19725,8 @@
       <w:pPr>
         <w:pStyle w:val="Descripcin"/>
       </w:pPr>
-      <w:bookmarkStart w:id="105" w:name="_Ref243874107"/>
-      <w:bookmarkStart w:id="106" w:name="_Toc243943289"/>
+      <w:bookmarkStart w:id="110" w:name="_Ref244037535"/>
+      <w:bookmarkStart w:id="111" w:name="_Toc244038091"/>
       <w:r>
         <w:t xml:space="preserve">Figura </w:t>
       </w:r>
@@ -18780,17 +19738,11 @@
           <w:t>6</w:t>
         </w:r>
       </w:fldSimple>
-      <w:bookmarkEnd w:id="105"/>
-      <w:r>
-        <w:t>.</w:t>
-      </w:r>
-      <w:r>
-        <w:t xml:space="preserve"> </w:t>
-      </w:r>
-      <w:r>
-        <w:t xml:space="preserve"> Arquitectura del banco.</w:t>
-      </w:r>
-      <w:bookmarkEnd w:id="106"/>
+      <w:bookmarkEnd w:id="110"/>
+      <w:r>
+        <w:t>. Arquitectura del banco.</w:t>
+      </w:r>
+      <w:bookmarkEnd w:id="111"/>
     </w:p>
     <w:p/>
     <w:p/>
@@ -18798,17 +19750,16 @@
     <w:p/>
     <w:p/>
     <w:p/>
-    <w:p/>
     <w:p>
       <w:pPr>
         <w:pStyle w:val="Ttulo2"/>
       </w:pPr>
-      <w:bookmarkStart w:id="107" w:name="_Toc243943274"/>
+      <w:bookmarkStart w:id="112" w:name="_Toc244038075"/>
       <w:r>
         <w:lastRenderedPageBreak/>
         <w:t>Instrumentación</w:t>
       </w:r>
-      <w:bookmarkEnd w:id="107"/>
+      <w:bookmarkEnd w:id="112"/>
     </w:p>
     <w:p>
       <w:r>
@@ -18830,7 +19781,7 @@
         <w:t xml:space="preserve">Tabla </w:t>
       </w:r>
       <w:r>
-        <w:t>7</w:t>
+        <w:t>8</w:t>
       </w:r>
       <w:r>
         <w:fldChar w:fldCharType="end"/>
@@ -18850,24 +19801,34 @@
         <w:pStyle w:val="Descripcin"/>
         <w:keepNext/>
       </w:pPr>
-      <w:bookmarkStart w:id="108" w:name="_Ref243874753"/>
-      <w:bookmarkStart w:id="109" w:name="_Toc243943296"/>
+      <w:bookmarkStart w:id="113" w:name="_Ref243874753"/>
+      <w:bookmarkStart w:id="114" w:name="_Toc244038099"/>
       <w:r>
         <w:t xml:space="preserve">Tabla </w:t>
       </w:r>
-      <w:fldSimple w:instr=" SEQ Tabla \* ARABIC ">
-        <w:r>
-          <w:rPr>
-            <w:noProof/>
-          </w:rPr>
-          <w:t>7</w:t>
-        </w:r>
-      </w:fldSimple>
-      <w:bookmarkEnd w:id="108"/>
+      <w:r>
+        <w:fldChar w:fldCharType="begin"/>
+      </w:r>
+      <w:r>
+        <w:instrText>SEQ Tabla \* ARABIC</w:instrText>
+      </w:r>
+      <w:r>
+        <w:fldChar w:fldCharType="separate"/>
+      </w:r>
+      <w:r>
+        <w:rPr>
+          <w:noProof/>
+        </w:rPr>
+        <w:t>8</w:t>
+      </w:r>
+      <w:r>
+        <w:fldChar w:fldCharType="end"/>
+      </w:r>
+      <w:bookmarkEnd w:id="113"/>
       <w:r>
         <w:t>. Instrumentación.</w:t>
       </w:r>
-      <w:bookmarkEnd w:id="109"/>
+      <w:bookmarkEnd w:id="114"/>
     </w:p>
     <w:tbl>
       <w:tblPr>
@@ -19569,13 +20530,13 @@
         <w:t>de voltaje</w:t>
       </w:r>
       <w:r>
-        <w:t xml:space="preserve"> XL4016</w:t>
-      </w:r>
-      <w:r>
-        <w:rPr>
-          <w:highlight w:val="yellow"/>
-        </w:rPr>
-        <w:t>. El presupuesto consolidado es de ≈ $138.000 CLP con 20 % de contingencia, bajo el tope de $200.000.</w:t>
+        <w:t xml:space="preserve"> XL401</w:t>
+      </w:r>
+      <w:r>
+        <w:t xml:space="preserve">6. </w:t>
+      </w:r>
+      <w:r>
+        <w:t>El presupuesto consolidado es de $154.222 CLP incluyendo envíos y un 10 % de contingencia, manteniéndose bajo el tope fijado de $200.000.</w:t>
       </w:r>
     </w:p>
     <w:p>
@@ -19589,11 +20550,11 @@
       <w:pPr>
         <w:pStyle w:val="Ttulo2"/>
       </w:pPr>
-      <w:bookmarkStart w:id="110" w:name="_Toc243943275"/>
+      <w:bookmarkStart w:id="115" w:name="_Toc244038076"/>
       <w:r>
         <w:t>Modelo dinámico y estimación</w:t>
       </w:r>
-      <w:bookmarkEnd w:id="110"/>
+      <w:bookmarkEnd w:id="115"/>
     </w:p>
     <w:p>
       <w:r>
@@ -21687,14 +22648,14 @@
       <w:r>
         <w:t xml:space="preserve"> </w:t>
       </w:r>
-      <w:bookmarkStart w:id="111" w:name="ZOTERO_BREF_CP26slLmNGdz"/>
+      <w:bookmarkStart w:id="116" w:name="ZOTERO_BREF_CP26slLmNGdz"/>
       <w:r>
         <w:rPr>
           <w:rFonts w:cs="Arial"/>
         </w:rPr>
         <w:t>[24]</w:t>
       </w:r>
-      <w:bookmarkEnd w:id="111"/>
+      <w:bookmarkEnd w:id="116"/>
       <w:r>
         <w:t>). Un filtro de Kalman de 14 estados (6 mec</w:t>
       </w:r>
@@ -21705,7 +22666,11 @@
         <w:t>á</w:t>
       </w:r>
       <w:r>
-        <w:t xml:space="preserve">nicos, 2 torques, 2 retardos de sensor y 4 sesgos) corre a 1 kHz y estima </w:t>
+        <w:t xml:space="preserve">nicos, 2 </w:t>
+      </w:r>
+      <w:r>
+        <w:lastRenderedPageBreak/>
+        <w:t xml:space="preserve">torques, 2 retardos de sensor y 4 sesgos) corre a 1 kHz y estima </w:t>
       </w:r>
       <m:oMath>
         <m:sSub>
@@ -21876,11 +22841,7 @@
         <w:t xml:space="preserve"> </w:t>
       </w:r>
       <w:r>
-        <w:t xml:space="preserve">La </w:t>
-      </w:r>
-      <w:r>
-        <w:lastRenderedPageBreak/>
-        <w:t>planta se integra a 5 kHz</w:t>
+        <w:t>La planta se integra a 5 kHz</w:t>
       </w:r>
       <w:r>
         <w:t>,</w:t>
@@ -21899,11 +22860,11 @@
       <w:pPr>
         <w:pStyle w:val="Ttulo2"/>
       </w:pPr>
-      <w:bookmarkStart w:id="112" w:name="_Toc243943276"/>
+      <w:bookmarkStart w:id="117" w:name="_Toc244038077"/>
       <w:r>
         <w:t>Control y protecciones</w:t>
       </w:r>
-      <w:bookmarkEnd w:id="112"/>
+      <w:bookmarkEnd w:id="117"/>
     </w:p>
     <w:p>
       <w:r>
@@ -22244,7 +23205,7 @@
         <w:t xml:space="preserve">Tabla </w:t>
       </w:r>
       <w:r>
-        <w:t>8</w:t>
+        <w:t>9</w:t>
       </w:r>
       <w:r>
         <w:fldChar w:fldCharType="end"/>
@@ -22258,24 +23219,34 @@
         <w:pStyle w:val="Descripcin"/>
         <w:keepNext/>
       </w:pPr>
-      <w:bookmarkStart w:id="113" w:name="_Ref243915412"/>
-      <w:bookmarkStart w:id="114" w:name="_Toc243943297"/>
+      <w:bookmarkStart w:id="118" w:name="_Ref243915412"/>
+      <w:bookmarkStart w:id="119" w:name="_Toc244038100"/>
       <w:r>
         <w:t xml:space="preserve">Tabla </w:t>
       </w:r>
-      <w:fldSimple w:instr=" SEQ Tabla \* ARABIC ">
-        <w:r>
-          <w:rPr>
-            <w:noProof/>
-          </w:rPr>
-          <w:t>8</w:t>
-        </w:r>
-      </w:fldSimple>
-      <w:bookmarkEnd w:id="113"/>
+      <w:r>
+        <w:fldChar w:fldCharType="begin"/>
+      </w:r>
+      <w:r>
+        <w:instrText>SEQ Tabla \* ARABIC</w:instrText>
+      </w:r>
+      <w:r>
+        <w:fldChar w:fldCharType="separate"/>
+      </w:r>
+      <w:r>
+        <w:rPr>
+          <w:noProof/>
+        </w:rPr>
+        <w:t>9</w:t>
+      </w:r>
+      <w:r>
+        <w:fldChar w:fldCharType="end"/>
+      </w:r>
+      <w:bookmarkEnd w:id="118"/>
       <w:r>
         <w:t>. Límites de los fail-safes.</w:t>
       </w:r>
-      <w:bookmarkEnd w:id="114"/>
+      <w:bookmarkEnd w:id="119"/>
     </w:p>
     <w:tbl>
       <w:tblPr>
@@ -22798,10 +23769,6 @@
         </w:rPr>
       </w:pPr>
     </w:p>
-    <w:p>
-      <w:bookmarkStart w:id="115" w:name="_Toc243943277"/>
-    </w:p>
-    <w:p/>
     <w:p/>
     <w:p/>
     <w:p/>
@@ -22813,11 +23780,12 @@
       <w:pPr>
         <w:pStyle w:val="Ttulo2"/>
       </w:pPr>
+      <w:bookmarkStart w:id="120" w:name="_Toc244038078"/>
       <w:r>
         <w:lastRenderedPageBreak/>
         <w:t>Estado de la verificación por simulación</w:t>
       </w:r>
-      <w:bookmarkEnd w:id="115"/>
+      <w:bookmarkEnd w:id="120"/>
     </w:p>
     <w:p>
       <w:pPr>
@@ -22850,7 +23818,7 @@
         <w:rPr>
           <w:noProof/>
         </w:rPr>
-        <w:t>9</w:t>
+        <w:t>10</w:t>
       </w:r>
       <w:r>
         <w:fldChar w:fldCharType="end"/>
@@ -22864,24 +23832,34 @@
         <w:pStyle w:val="Descripcin"/>
         <w:keepNext/>
       </w:pPr>
-      <w:bookmarkStart w:id="116" w:name="_Ref243916057"/>
-      <w:bookmarkStart w:id="117" w:name="_Toc243943298"/>
+      <w:bookmarkStart w:id="121" w:name="_Ref243916057"/>
+      <w:bookmarkStart w:id="122" w:name="_Toc244038101"/>
       <w:r>
         <w:t xml:space="preserve">Tabla </w:t>
       </w:r>
-      <w:fldSimple w:instr=" SEQ Tabla \* ARABIC ">
-        <w:r>
-          <w:rPr>
-            <w:noProof/>
-          </w:rPr>
-          <w:t>9</w:t>
-        </w:r>
-      </w:fldSimple>
-      <w:bookmarkEnd w:id="116"/>
+      <w:r>
+        <w:fldChar w:fldCharType="begin"/>
+      </w:r>
+      <w:r>
+        <w:instrText>SEQ Tabla \* ARABIC</w:instrText>
+      </w:r>
+      <w:r>
+        <w:fldChar w:fldCharType="separate"/>
+      </w:r>
+      <w:r>
+        <w:rPr>
+          <w:noProof/>
+        </w:rPr>
+        <w:t>10</w:t>
+      </w:r>
+      <w:r>
+        <w:fldChar w:fldCharType="end"/>
+      </w:r>
+      <w:bookmarkEnd w:id="121"/>
       <w:r>
         <w:t>. Resultados de simulación por escenario</w:t>
       </w:r>
-      <w:bookmarkEnd w:id="117"/>
+      <w:bookmarkEnd w:id="122"/>
     </w:p>
     <w:tbl>
       <w:tblPr>
@@ -23622,64 +24600,21 @@
     </w:p>
     <w:p>
       <w:r>
-        <w:t xml:space="preserve">En los escenarios cuasi-estáticos el filtro reduce el error del torque del eje en </w:t>
-      </w:r>
-      <w:r>
-        <w:t>unas 58 veces (de ≈ 105 a ≈ 1,8 mNm)</w:t>
-      </w:r>
-      <w:r>
-        <w:t xml:space="preserve"> respecto del strain gauge crudo </w:t>
-      </w:r>
-      <w:r>
-        <w:t>(</w:t>
-      </w:r>
-      <w:r>
-        <w:t>cuyo error está dominado por su sesgo</w:t>
-      </w:r>
-      <w:r>
-        <w:t>)</w:t>
-      </w:r>
-      <w:r>
-        <w:t xml:space="preserve"> y la carga emulada se mantiene a menos de 0</w:t>
+        <w:t xml:space="preserve">El error de la carga emulada es el indicador central del banco. En los tres escenarios ese error es bajo respecto del máximo de 0.670 Nm: 0.5 mNm en el escenario </w:t>
+      </w:r>
+      <w:bookmarkStart w:id="123" w:name="_Int_RHm6MtIU"/>
+      <w:r>
+        <w:t>cuasi-estático</w:t>
+      </w:r>
+      <w:bookmarkEnd w:id="123"/>
+      <w:r>
+        <w:t xml:space="preserve"> (esc. 1), 1.1 mNm con carga máxima (esc. 2) y 9.6 mNm en el barrido dinámico (esc. 3, 1</w:t>
       </w:r>
       <w:r>
         <w:t>.</w:t>
       </w:r>
       <w:r>
-        <w:t>2% del</w:t>
-      </w:r>
-      <w:r>
-        <w:t xml:space="preserve"> máximo</w:t>
-      </w:r>
-      <w:r>
-        <w:t xml:space="preserve">. </w:t>
-      </w:r>
-      <w:r>
-        <w:t>En el escenario dinámico el error RMS de la carga emulada sube a 9</w:t>
-      </w:r>
-      <w:r>
-        <w:t>.</w:t>
-      </w:r>
-      <w:r>
-        <w:t xml:space="preserve">6 </w:t>
-      </w:r>
-      <w:r>
-        <w:t>mNm</w:t>
-      </w:r>
-      <w:r>
-        <w:t xml:space="preserve"> (1</w:t>
-      </w:r>
-      <w:r>
-        <w:t>.</w:t>
-      </w:r>
-      <w:r>
-        <w:t>4% de 0</w:t>
-      </w:r>
-      <w:r>
-        <w:t>.</w:t>
-      </w:r>
-      <w:r>
-        <w:t xml:space="preserve">670 Nm). El filtro empeora la estimación de </w:t>
+        <w:t xml:space="preserve">4%). El principal aporte del filtro es en la estimación de </w:t>
       </w:r>
       <m:oMath>
         <m:sSub>
@@ -23687,7 +24622,53 @@
             <m:ctrlPr>
               <w:rPr>
                 <w:rFonts w:ascii="Cambria Math" w:hAnsi="Cambria Math"/>
-                <w:i/>
+              </w:rPr>
+            </m:ctrlPr>
+          </m:sSubPr>
+          <m:e>
+            <m:r>
+              <w:rPr>
+                <w:rFonts w:ascii="Cambria Math" w:hAnsi="Cambria Math"/>
+              </w:rPr>
+              <m:t>T</m:t>
+            </m:r>
+          </m:e>
+          <m:sub>
+            <m:r>
+              <w:rPr>
+                <w:rFonts w:ascii="Cambria Math" w:hAnsi="Cambria Math"/>
+              </w:rPr>
+              <m:t>AC</m:t>
+            </m:r>
+          </m:sub>
+        </m:sSub>
+      </m:oMath>
+      <w:r>
+        <w:t>: el strain gauge crudo tiene un error de ≈ 105 mNm dominado por su sesgo, que el Kalman reduce a 1</w:t>
+      </w:r>
+      <w:r>
+        <w:t>.</w:t>
+      </w:r>
+      <w:r>
+        <w:t>8–5</w:t>
+      </w:r>
+      <w:r>
+        <w:t>.</w:t>
+      </w:r>
+      <w:r>
+        <w:t>7 mNm (entre 19 y 58 veces menor).</w:t>
+      </w:r>
+    </w:p>
+    <w:p>
+      <w:r>
+        <w:t>En el escenario dinámico el filtro empeora la estimación de posición de los rotores (</w:t>
+      </w:r>
+      <m:oMath>
+        <m:sSub>
+          <m:sSubPr>
+            <m:ctrlPr>
+              <w:rPr>
+                <w:rFonts w:ascii="Cambria Math" w:hAnsi="Cambria Math"/>
               </w:rPr>
             </m:ctrlPr>
           </m:sSubPr>
@@ -23708,18 +24689,16 @@
             </m:r>
           </m:sub>
         </m:sSub>
-        <m:r>
-          <w:rPr>
-            <w:rFonts w:ascii="Cambria Math" w:hAnsi="Cambria Math"/>
-          </w:rPr>
-          <m:t xml:space="preserve"> y </m:t>
-        </m:r>
+      </m:oMath>
+      <w:r>
+        <w:t xml:space="preserve"> y </w:t>
+      </w:r>
+      <m:oMath>
         <m:sSub>
           <m:sSubPr>
             <m:ctrlPr>
               <w:rPr>
                 <w:rFonts w:ascii="Cambria Math" w:hAnsi="Cambria Math"/>
-                <w:i/>
               </w:rPr>
             </m:ctrlPr>
           </m:sSubPr>
@@ -23742,31 +24721,19 @@
         </m:sSub>
       </m:oMath>
       <w:r>
-        <w:t xml:space="preserve"> (RMSE de 1</w:t>
+        <w:t>: de ≈ 1</w:t>
       </w:r>
       <w:r>
         <w:t>.</w:t>
       </w:r>
       <w:r>
-        <w:t>5 a 2</w:t>
+        <w:t>5 mrad crudo a ≈ 2</w:t>
       </w:r>
       <w:r>
         <w:t>.</w:t>
       </w:r>
       <w:r>
-        <w:t>2 mrad y de 1</w:t>
-      </w:r>
-      <w:r>
-        <w:t>.</w:t>
-      </w:r>
-      <w:r>
-        <w:t>55 a 2</w:t>
-      </w:r>
-      <w:r>
-        <w:t>.</w:t>
-      </w:r>
-      <w:r>
-        <w:t xml:space="preserve">32 mrad, ≈ 46–50% peor que la medición directa), deja casi igual la de </w:t>
+        <w:t xml:space="preserve">2 mrad estimado, un 46–50 % peor), mientras que </w:t>
       </w:r>
       <m:oMath>
         <m:sSub>
@@ -23774,7 +24741,6 @@
             <m:ctrlPr>
               <w:rPr>
                 <w:rFonts w:ascii="Cambria Math" w:hAnsi="Cambria Math"/>
-                <w:i/>
               </w:rPr>
             </m:ctrlPr>
           </m:sSubPr>
@@ -23791,25 +24757,177 @@
               <w:rPr>
                 <w:rFonts w:ascii="Cambria Math" w:hAnsi="Cambria Math"/>
               </w:rPr>
+              <m:t>AC</m:t>
+            </m:r>
+          </m:sub>
+        </m:sSub>
+      </m:oMath>
+      <w:r>
+        <w:t xml:space="preserve"> y </w:t>
+      </w:r>
+      <m:oMath>
+        <m:sSub>
+          <m:sSubPr>
+            <m:ctrlPr>
+              <w:rPr>
+                <w:rFonts w:ascii="Cambria Math" w:hAnsi="Cambria Math"/>
+              </w:rPr>
+            </m:ctrlPr>
+          </m:sSubPr>
+          <m:e>
+            <m:r>
+              <w:rPr>
+                <w:rFonts w:ascii="Cambria Math" w:hAnsi="Cambria Math"/>
+              </w:rPr>
+              <m:t>ω</m:t>
+            </m:r>
+          </m:e>
+          <m:sub>
+            <m:r>
+              <w:rPr>
+                <w:rFonts w:ascii="Cambria Math" w:hAnsi="Cambria Math"/>
+              </w:rPr>
+              <m:t>C</m:t>
+            </m:r>
+          </m:sub>
+        </m:sSub>
+      </m:oMath>
+      <w:r>
+        <w:t xml:space="preserve"> siguen mejorando (95% y 53%, respectivamente). El motivo es que el filtro modela los torques de los motores como magnitudes de variación lenta, supuesto válido en ensayos cuasi-estáticos pero que se vuelve conservador al operar a 10 Hz (mitad del ancho de banda del lazo). La sintonización debe revisarse antes de ensayos dinámicos.</w:t>
+      </w:r>
+    </w:p>
+    <w:p>
+      <w:r>
+        <w:t xml:space="preserve">Para evaluar la robustez del estimador y del lazo de control frente a la incertidumbre de modelado, se ejecutó el estudio completo de desajuste paramétrico sobre siete variables del banco, variando cada una en </w:t>
+      </w:r>
+      <m:oMath>
+        <m:r>
+          <w:rPr>
+            <w:rFonts w:ascii="Cambria Math" w:hAnsi="Cambria Math"/>
+          </w:rPr>
+          <m:t>±30%</m:t>
+        </m:r>
+      </m:oMath>
+      <w:r>
+        <w:t xml:space="preserve"> respecto a su valor nominal. Los resultados indican </w:t>
+      </w:r>
+      <w:r>
+        <w:lastRenderedPageBreak/>
+        <w:t>que el sistema es altamente insensible a errores en la estimación de las inercias (</w:t>
+      </w:r>
+      <m:oMath>
+        <m:sSub>
+          <m:sSubPr>
+            <m:ctrlPr>
+              <w:rPr>
+                <w:rFonts w:ascii="Cambria Math" w:hAnsi="Cambria Math"/>
+              </w:rPr>
+            </m:ctrlPr>
+          </m:sSubPr>
+          <m:e>
+            <m:r>
+              <w:rPr>
+                <w:rFonts w:ascii="Cambria Math" w:hAnsi="Cambria Math"/>
+              </w:rPr>
+              <m:t>J</m:t>
+            </m:r>
+          </m:e>
+          <m:sub>
+            <m:r>
+              <w:rPr>
+                <w:rFonts w:ascii="Cambria Math" w:hAnsi="Cambria Math"/>
+              </w:rPr>
+              <m:t>A</m:t>
+            </m:r>
+          </m:sub>
+        </m:sSub>
+        <m:r>
+          <w:rPr>
+            <w:rFonts w:ascii="Cambria Math" w:hAnsi="Cambria Math"/>
+          </w:rPr>
+          <m:t>,</m:t>
+        </m:r>
+        <m:sSub>
+          <m:sSubPr>
+            <m:ctrlPr>
+              <w:rPr>
+                <w:rFonts w:ascii="Cambria Math" w:hAnsi="Cambria Math"/>
+              </w:rPr>
+            </m:ctrlPr>
+          </m:sSubPr>
+          <m:e>
+            <m:r>
+              <w:rPr>
+                <w:rFonts w:ascii="Cambria Math" w:hAnsi="Cambria Math"/>
+              </w:rPr>
+              <m:t>J</m:t>
+            </m:r>
+          </m:e>
+          <m:sub>
+            <m:r>
+              <w:rPr>
+                <w:rFonts w:ascii="Cambria Math" w:hAnsi="Cambria Math"/>
+              </w:rPr>
               <m:t>B</m:t>
             </m:r>
           </m:sub>
         </m:sSub>
+        <m:r>
+          <w:rPr>
+            <w:rFonts w:ascii="Cambria Math" w:hAnsi="Cambria Math"/>
+          </w:rPr>
+          <m:t>,</m:t>
+        </m:r>
+        <m:sSub>
+          <m:sSubPr>
+            <m:ctrlPr>
+              <w:rPr>
+                <w:rFonts w:ascii="Cambria Math" w:hAnsi="Cambria Math"/>
+              </w:rPr>
+            </m:ctrlPr>
+          </m:sSubPr>
+          <m:e>
+            <m:r>
+              <w:rPr>
+                <w:rFonts w:ascii="Cambria Math" w:hAnsi="Cambria Math"/>
+              </w:rPr>
+              <m:t>J</m:t>
+            </m:r>
+          </m:e>
+          <m:sub>
+            <m:r>
+              <w:rPr>
+                <w:rFonts w:ascii="Cambria Math" w:hAnsi="Cambria Math"/>
+              </w:rPr>
+              <m:t>C</m:t>
+            </m:r>
+          </m:sub>
+        </m:sSub>
       </m:oMath>
       <w:r>
-        <w:t xml:space="preserve"> (4</w:t>
-      </w:r>
-      <w:r>
-        <w:t>.</w:t>
-      </w:r>
-      <w:r>
-        <w:t>7 a 4</w:t>
-      </w:r>
-      <w:r>
-        <w:t>.</w:t>
-      </w:r>
-      <w:r>
-        <w:t xml:space="preserve">6 mNm) y sigue mejorando </w:t>
+        <w:t>) y del amortiguamiento (</w:t>
+      </w:r>
+      <m:oMath>
+        <m:r>
+          <w:rPr>
+            <w:rFonts w:ascii="Cambria Math" w:hAnsi="Cambria Math"/>
+          </w:rPr>
+          <m:t>c</m:t>
+        </m:r>
+      </m:oMath>
+      <w:r>
+        <w:t>), manteniendo el error casi idéntico al caso nominal. Sin embargo, la rigidez torsional del eje y los acoples (</w:t>
+      </w:r>
+      <m:oMath>
+        <m:r>
+          <w:rPr>
+            <w:rFonts w:ascii="Cambria Math" w:hAnsi="Cambria Math"/>
+          </w:rPr>
+          <m:t>k</m:t>
+        </m:r>
+      </m:oMath>
+      <w:r>
+        <w:t xml:space="preserve">) demostró ser el parámetro más crítico para el filtro de Kalman: una subestimación del 30% degradó severamente la estimación del torque interno, multiplicando el error RMS de </w:t>
       </w:r>
       <m:oMath>
         <m:sSub>
@@ -23817,7 +24935,6 @@
             <m:ctrlPr>
               <w:rPr>
                 <w:rFonts w:ascii="Cambria Math" w:hAnsi="Cambria Math"/>
-                <w:i/>
               </w:rPr>
             </m:ctrlPr>
           </m:sSubPr>
@@ -23834,67 +24951,13 @@
               <w:rPr>
                 <w:rFonts w:ascii="Cambria Math" w:hAnsi="Cambria Math"/>
               </w:rPr>
-              <m:t>A</m:t>
-            </m:r>
-          </m:sub>
-        </m:sSub>
-      </m:oMath>
-      <w:r>
-        <w:t xml:space="preserve"> (7</w:t>
-      </w:r>
-      <w:r>
-        <w:t>.</w:t>
-      </w:r>
-      <w:r>
-        <w:t>4 a 5</w:t>
-      </w:r>
-      <w:r>
-        <w:t>.</w:t>
-      </w:r>
-      <w:r>
-        <w:t xml:space="preserve">7 </w:t>
-      </w:r>
-      <m:oMath>
-        <m:r>
-          <w:rPr>
-            <w:rFonts w:ascii="Cambria Math" w:hAnsi="Cambria Math"/>
-          </w:rPr>
-          <m:t>mNm</m:t>
-        </m:r>
-      </m:oMath>
-      <w:r>
-        <w:t xml:space="preserve">), </w:t>
-      </w:r>
-      <m:oMath>
-        <m:sSub>
-          <m:sSubPr>
-            <m:ctrlPr>
-              <w:rPr>
-                <w:rFonts w:ascii="Cambria Math" w:hAnsi="Cambria Math"/>
-                <w:i/>
-              </w:rPr>
-            </m:ctrlPr>
-          </m:sSubPr>
-          <m:e>
-            <m:r>
-              <w:rPr>
-                <w:rFonts w:ascii="Cambria Math" w:hAnsi="Cambria Math"/>
-              </w:rPr>
-              <m:t>T</m:t>
-            </m:r>
-          </m:e>
-          <m:sub>
-            <m:r>
-              <w:rPr>
-                <w:rFonts w:ascii="Cambria Math" w:hAnsi="Cambria Math"/>
-              </w:rPr>
               <m:t>AC</m:t>
             </m:r>
           </m:sub>
         </m:sSub>
       </m:oMath>
       <w:r>
-        <w:t xml:space="preserve"> (95%) y </w:t>
+        <w:t xml:space="preserve"> por casi 65 veces (pasando de 1.88 mNm a 121.79 mNm). Por su parte, la constante de torque del motor de carga (</w:t>
       </w:r>
       <m:oMath>
         <m:sSub>
@@ -23902,7 +24965,6 @@
             <m:ctrlPr>
               <w:rPr>
                 <w:rFonts w:ascii="Cambria Math" w:hAnsi="Cambria Math"/>
-                <w:i/>
               </w:rPr>
             </m:ctrlPr>
           </m:sSubPr>
@@ -23911,7 +24973,207 @@
               <w:rPr>
                 <w:rFonts w:ascii="Cambria Math" w:hAnsi="Cambria Math"/>
               </w:rPr>
-              <m:t>ω</m:t>
+              <m:t>K</m:t>
+            </m:r>
+          </m:e>
+          <m:sub>
+            <m:sSub>
+              <m:sSubPr>
+                <m:ctrlPr>
+                  <w:rPr>
+                    <w:rFonts w:ascii="Cambria Math" w:hAnsi="Cambria Math"/>
+                  </w:rPr>
+                </m:ctrlPr>
+              </m:sSubPr>
+              <m:e>
+                <m:r>
+                  <w:rPr>
+                    <w:rFonts w:ascii="Cambria Math" w:hAnsi="Cambria Math"/>
+                  </w:rPr>
+                  <m:t>t</m:t>
+                </m:r>
+              </m:e>
+              <m:sub>
+                <m:r>
+                  <w:rPr>
+                    <w:rFonts w:ascii="Cambria Math" w:hAnsi="Cambria Math"/>
+                  </w:rPr>
+                  <m:t>A</m:t>
+                </m:r>
+              </m:sub>
+            </m:sSub>
+          </m:sub>
+        </m:sSub>
+      </m:oMath>
+      <w:r>
+        <w:t>) dictó el desempeño físico del ensayo, ya que su variación elevó el error RMS de la carga aerodinámica emulada desde 0.54 mNm hasta superar los 91 mNm. A pesar de estas degradaciones bajo incertidumbre severa, la plataforma mantuvo la estabilidad y en ninguna de las 45 corridas se dispararon los límites de protección (</w:t>
+      </w:r>
+      <w:r>
+        <w:rPr>
+          <w:i/>
+          <w:iCs/>
+        </w:rPr>
+        <w:t>fail-safes</w:t>
+      </w:r>
+      <w:r>
+        <w:t xml:space="preserve">). Esto confirma la solidez algorítmica de la arquitectura propuesta, pero subraya que la identificación paramétrica experimental de </w:t>
+      </w:r>
+      <m:oMath>
+        <m:r>
+          <w:rPr>
+            <w:rFonts w:ascii="Cambria Math" w:hAnsi="Cambria Math"/>
+          </w:rPr>
+          <m:t>k</m:t>
+        </m:r>
+      </m:oMath>
+      <w:r>
+        <w:t xml:space="preserve">, </w:t>
+      </w:r>
+      <m:oMath>
+        <m:sSub>
+          <m:sSubPr>
+            <m:ctrlPr>
+              <w:rPr>
+                <w:rFonts w:ascii="Cambria Math" w:hAnsi="Cambria Math"/>
+              </w:rPr>
+            </m:ctrlPr>
+          </m:sSubPr>
+          <m:e>
+            <m:r>
+              <w:rPr>
+                <w:rFonts w:ascii="Cambria Math" w:hAnsi="Cambria Math"/>
+              </w:rPr>
+              <m:t>K</m:t>
+            </m:r>
+          </m:e>
+          <m:sub>
+            <m:sSub>
+              <m:sSubPr>
+                <m:ctrlPr>
+                  <w:rPr>
+                    <w:rFonts w:ascii="Cambria Math" w:hAnsi="Cambria Math"/>
+                  </w:rPr>
+                </m:ctrlPr>
+              </m:sSubPr>
+              <m:e>
+                <m:r>
+                  <w:rPr>
+                    <w:rFonts w:ascii="Cambria Math" w:hAnsi="Cambria Math"/>
+                  </w:rPr>
+                  <m:t>t</m:t>
+                </m:r>
+              </m:e>
+              <m:sub>
+                <m:r>
+                  <w:rPr>
+                    <w:rFonts w:ascii="Cambria Math" w:hAnsi="Cambria Math"/>
+                  </w:rPr>
+                  <m:t>A</m:t>
+                </m:r>
+              </m:sub>
+            </m:sSub>
+          </m:sub>
+        </m:sSub>
+      </m:oMath>
+      <w:r>
+        <w:t xml:space="preserve"> y </w:t>
+      </w:r>
+      <m:oMath>
+        <m:sSub>
+          <m:sSubPr>
+            <m:ctrlPr>
+              <w:rPr>
+                <w:rFonts w:ascii="Cambria Math" w:hAnsi="Cambria Math"/>
+              </w:rPr>
+            </m:ctrlPr>
+          </m:sSubPr>
+          <m:e>
+            <m:r>
+              <w:rPr>
+                <w:rFonts w:ascii="Cambria Math" w:hAnsi="Cambria Math"/>
+              </w:rPr>
+              <m:t>K</m:t>
+            </m:r>
+          </m:e>
+          <m:sub>
+            <m:sSub>
+              <m:sSubPr>
+                <m:ctrlPr>
+                  <w:rPr>
+                    <w:rFonts w:ascii="Cambria Math" w:hAnsi="Cambria Math"/>
+                  </w:rPr>
+                </m:ctrlPr>
+              </m:sSubPr>
+              <m:e>
+                <m:r>
+                  <w:rPr>
+                    <w:rFonts w:ascii="Cambria Math" w:hAnsi="Cambria Math"/>
+                  </w:rPr>
+                  <m:t>t</m:t>
+                </m:r>
+              </m:e>
+              <m:sub>
+                <m:r>
+                  <w:rPr>
+                    <w:rFonts w:ascii="Cambria Math" w:hAnsi="Cambria Math"/>
+                  </w:rPr>
+                  <m:t>B</m:t>
+                </m:r>
+              </m:sub>
+            </m:sSub>
+          </m:sub>
+        </m:sSub>
+      </m:oMath>
+      <w:r>
+        <w:t xml:space="preserve"> (Hito 4) será obligatoria para garantizar la fidelidad del banco físico.</w:t>
+      </w:r>
+    </w:p>
+    <w:p>
+      <w:r>
+        <w:t xml:space="preserve">Los resultados de la </w:t>
+      </w:r>
+      <w:r>
+        <w:fldChar w:fldCharType="begin"/>
+      </w:r>
+      <w:r>
+        <w:instrText xml:space="preserve"> REF _Ref243916057 \h </w:instrText>
+      </w:r>
+      <w:r>
+        <w:fldChar w:fldCharType="separate"/>
+      </w:r>
+      <w:r>
+        <w:t xml:space="preserve">Tabla </w:t>
+      </w:r>
+      <w:r>
+        <w:rPr>
+          <w:noProof/>
+        </w:rPr>
+        <w:t>10</w:t>
+      </w:r>
+      <w:r>
+        <w:fldChar w:fldCharType="end"/>
+      </w:r>
+      <w:r>
+        <w:t xml:space="preserve"> </w:t>
+      </w:r>
+      <w:r>
+        <w:t xml:space="preserve">son un límite inferior del error esperado en el banco real, porque la simulación no incluye holguras en la bisagra ni dinámica interna del servo, y los parámetros de ruido y sesgo de los sensores son provisorios (no se han medido en los componentes reales). Quedan pendientes para el Hito 3: verificar la estabilidad del lazo en que A aplica el torque de la LUT usando </w:t>
+      </w:r>
+      <m:oMath>
+        <m:sSub>
+          <m:sSubPr>
+            <m:ctrlPr>
+              <w:rPr>
+                <w:rFonts w:ascii="Cambria Math" w:hAnsi="Cambria Math"/>
+              </w:rPr>
+            </m:ctrlPr>
+          </m:sSubPr>
+          <m:e>
+            <m:r>
+              <w:rPr>
+                <w:rFonts w:ascii="Cambria Math" w:hAnsi="Cambria Math"/>
+              </w:rPr>
+              <m:t>θ</m:t>
             </m:r>
           </m:e>
           <m:sub>
@@ -23925,195 +25187,1484 @@
         </m:sSub>
       </m:oMath>
       <w:r>
-        <w:t xml:space="preserve"> (53%). Esto sugiere que la sintonización actual, que modela </w:t>
-      </w:r>
-      <m:oMath>
-        <m:sSub>
-          <m:sSubPr>
-            <m:ctrlPr>
+        <w:t xml:space="preserve"> estimado por el Kalman, y calibrar los parámetros del filtro con las mediciones reales. La validación definitiva se realizará con el banco operativo (Hito 4).</w:t>
+      </w:r>
+    </w:p>
+    <w:p/>
+    <w:p/>
+    <w:p/>
+    <w:p/>
+    <w:p/>
+    <w:p/>
+    <w:p/>
+    <w:p/>
+    <w:p/>
+    <w:p/>
+    <w:p/>
+    <w:p/>
+    <w:p/>
+    <w:p/>
+    <w:p/>
+    <w:p>
+      <w:pPr>
+        <w:pStyle w:val="Ttulo2"/>
+      </w:pPr>
+      <w:bookmarkStart w:id="124" w:name="_Toc244038079"/>
+      <w:r>
+        <w:lastRenderedPageBreak/>
+        <w:t>Verificación de dimensionamiento</w:t>
+      </w:r>
+      <w:bookmarkEnd w:id="124"/>
+    </w:p>
+    <w:p>
+      <w:r>
+        <w:t>A continuación, la</w:t>
+      </w:r>
+      <w:r>
+        <w:t xml:space="preserve"> </w:t>
+      </w:r>
+      <w:r>
+        <w:fldChar w:fldCharType="begin"/>
+      </w:r>
+      <w:r>
+        <w:instrText xml:space="preserve"> REF _Ref244041368 \h </w:instrText>
+      </w:r>
+      <w:r>
+        <w:instrText xml:space="preserve"> \* MERGEFORMAT </w:instrText>
+      </w:r>
+      <w:r>
+        <w:fldChar w:fldCharType="separate"/>
+      </w:r>
+      <w:r>
+        <w:t xml:space="preserve">Tabla </w:t>
+      </w:r>
+      <w:r>
+        <w:rPr>
+          <w:noProof/>
+        </w:rPr>
+        <w:t>11</w:t>
+      </w:r>
+      <w:r>
+        <w:fldChar w:fldCharType="end"/>
+      </w:r>
+      <w:r>
+        <w:t xml:space="preserve"> sintetiza la verificación estructural y electrónica del diseño de detalle, comprobando que las capacidades nominales de los componentes seleccionados </w:t>
+      </w:r>
+      <w:r>
+        <w:t>(</w:t>
+      </w:r>
+      <w:r>
+        <w:t>tanto mecánicos como electrónicos</w:t>
+      </w:r>
+      <w:r>
+        <w:t>)</w:t>
+      </w:r>
+      <w:r>
+        <w:t xml:space="preserve"> superan de manera segura el escenario de carga máxima de 0.67 Nm exigido por la LUT. </w:t>
+      </w:r>
+    </w:p>
+    <w:p>
+      <w:pPr>
+        <w:pStyle w:val="Descripcin"/>
+        <w:keepNext/>
+      </w:pPr>
+      <w:bookmarkStart w:id="125" w:name="_Ref244041368"/>
+      <w:r>
+        <w:t xml:space="preserve">Tabla </w:t>
+      </w:r>
+      <w:fldSimple w:instr=" SEQ Tabla \* ARABIC ">
+        <w:r>
+          <w:rPr>
+            <w:noProof/>
+          </w:rPr>
+          <w:t>11</w:t>
+        </w:r>
+      </w:fldSimple>
+      <w:bookmarkEnd w:id="125"/>
+      <w:r>
+        <w:t xml:space="preserve">. </w:t>
+      </w:r>
+      <w:r>
+        <w:t>Verificación de dimensionamiento.</w:t>
+      </w:r>
+    </w:p>
+    <w:tbl>
+      <w:tblPr>
+        <w:tblStyle w:val="Tablaconcuadrcula"/>
+        <w:tblW w:w="5000" w:type="pct"/>
+        <w:jc w:val="center"/>
+        <w:tblBorders>
+          <w:top w:val="none" w:sz="0" w:space="0" w:color="auto"/>
+          <w:left w:val="none" w:sz="0" w:space="0" w:color="auto"/>
+          <w:bottom w:val="none" w:sz="0" w:space="0" w:color="auto"/>
+          <w:right w:val="none" w:sz="0" w:space="0" w:color="auto"/>
+          <w:insideH w:val="none" w:sz="0" w:space="0" w:color="auto"/>
+          <w:insideV w:val="none" w:sz="0" w:space="0" w:color="auto"/>
+        </w:tblBorders>
+        <w:tblLook w:val="04A0" w:firstRow="1" w:lastRow="0" w:firstColumn="1" w:lastColumn="0" w:noHBand="0" w:noVBand="1"/>
+      </w:tblPr>
+      <w:tblGrid>
+        <w:gridCol w:w="2552"/>
+        <w:gridCol w:w="2153"/>
+        <w:gridCol w:w="2070"/>
+        <w:gridCol w:w="2063"/>
+      </w:tblGrid>
+      <w:tr>
+        <w:trPr>
+          <w:jc w:val="center"/>
+        </w:trPr>
+        <w:tc>
+          <w:tcPr>
+            <w:tcW w:w="1444" w:type="pct"/>
+            <w:tcBorders>
+              <w:top w:val="single" w:sz="12" w:space="0" w:color="auto"/>
+              <w:bottom w:val="single" w:sz="12" w:space="0" w:color="auto"/>
+            </w:tcBorders>
+            <w:vAlign w:val="center"/>
+          </w:tcPr>
+          <w:p>
+            <w:pPr>
+              <w:jc w:val="left"/>
+            </w:pPr>
+            <w:r>
+              <w:t>Elemento</w:t>
+            </w:r>
+          </w:p>
+        </w:tc>
+        <w:tc>
+          <w:tcPr>
+            <w:tcW w:w="1218" w:type="pct"/>
+            <w:tcBorders>
+              <w:top w:val="single" w:sz="12" w:space="0" w:color="auto"/>
+              <w:bottom w:val="single" w:sz="12" w:space="0" w:color="auto"/>
+            </w:tcBorders>
+            <w:vAlign w:val="center"/>
+          </w:tcPr>
+          <w:p>
+            <w:pPr>
+              <w:jc w:val="left"/>
+            </w:pPr>
+            <w:r>
+              <w:t>Capacidad</w:t>
+            </w:r>
+          </w:p>
+        </w:tc>
+        <w:tc>
+          <w:tcPr>
+            <w:tcW w:w="1171" w:type="pct"/>
+            <w:tcBorders>
+              <w:top w:val="single" w:sz="12" w:space="0" w:color="auto"/>
+              <w:bottom w:val="single" w:sz="12" w:space="0" w:color="auto"/>
+            </w:tcBorders>
+            <w:vAlign w:val="center"/>
+          </w:tcPr>
+          <w:p>
+            <w:pPr>
+              <w:jc w:val="left"/>
+            </w:pPr>
+            <w:r>
+              <w:t>Demanda</w:t>
+            </w:r>
+          </w:p>
+        </w:tc>
+        <w:tc>
+          <w:tcPr>
+            <w:tcW w:w="1167" w:type="pct"/>
+            <w:tcBorders>
+              <w:top w:val="single" w:sz="12" w:space="0" w:color="auto"/>
+              <w:bottom w:val="single" w:sz="12" w:space="0" w:color="auto"/>
+            </w:tcBorders>
+            <w:vAlign w:val="center"/>
+          </w:tcPr>
+          <w:p>
+            <w:pPr>
+              <w:jc w:val="left"/>
+            </w:pPr>
+            <w:r>
+              <w:t>Margen</w:t>
+            </w:r>
+          </w:p>
+        </w:tc>
+      </w:tr>
+      <w:tr>
+        <w:trPr>
+          <w:jc w:val="center"/>
+        </w:trPr>
+        <w:tc>
+          <w:tcPr>
+            <w:tcW w:w="1444" w:type="pct"/>
+            <w:tcBorders>
+              <w:top w:val="single" w:sz="12" w:space="0" w:color="auto"/>
+            </w:tcBorders>
+            <w:vAlign w:val="center"/>
+          </w:tcPr>
+          <w:p>
+            <w:pPr>
+              <w:jc w:val="left"/>
+            </w:pPr>
+            <w:r>
+              <w:t>Eje de acero, d = 5 mm</w:t>
+            </w:r>
+          </w:p>
+        </w:tc>
+        <w:tc>
+          <w:tcPr>
+            <w:tcW w:w="1218" w:type="pct"/>
+            <w:tcBorders>
+              <w:top w:val="single" w:sz="12" w:space="0" w:color="auto"/>
+            </w:tcBorders>
+            <w:vAlign w:val="center"/>
+          </w:tcPr>
+          <w:p>
+            <w:pPr>
+              <w:jc w:val="left"/>
+            </w:pPr>
+            <m:oMathPara>
+              <m:oMath>
+                <m:sSub>
+                  <m:sSubPr>
+                    <m:ctrlPr>
+                      <w:rPr>
+                        <w:rFonts w:ascii="Cambria Math" w:hAnsi="Cambria Math"/>
+                      </w:rPr>
+                    </m:ctrlPr>
+                  </m:sSubPr>
+                  <m:e>
+                    <m:r>
+                      <w:rPr>
+                        <w:rFonts w:ascii="Cambria Math" w:hAnsi="Cambria Math"/>
+                      </w:rPr>
+                      <m:t>τ</m:t>
+                    </m:r>
+                  </m:e>
+                  <m:sub>
+                    <m:r>
+                      <w:rPr>
+                        <w:rFonts w:ascii="Cambria Math" w:hAnsi="Cambria Math"/>
+                      </w:rPr>
+                      <m:t>adm</m:t>
+                    </m:r>
+                  </m:sub>
+                </m:sSub>
+                <m:r>
+                  <w:rPr>
+                    <w:rFonts w:ascii="Cambria Math" w:hAnsi="Cambria Math"/>
+                  </w:rPr>
+                  <m:t>=0.5⋅</m:t>
+                </m:r>
+                <m:sSub>
+                  <m:sSubPr>
+                    <m:ctrlPr>
+                      <w:rPr>
+                        <w:rFonts w:ascii="Cambria Math" w:hAnsi="Cambria Math"/>
+                      </w:rPr>
+                    </m:ctrlPr>
+                  </m:sSubPr>
+                  <m:e>
+                    <m:r>
+                      <w:rPr>
+                        <w:rFonts w:ascii="Cambria Math" w:hAnsi="Cambria Math"/>
+                      </w:rPr>
+                      <m:t>σ</m:t>
+                    </m:r>
+                  </m:e>
+                  <m:sub>
+                    <m:r>
+                      <w:rPr>
+                        <w:rFonts w:ascii="Cambria Math" w:hAnsi="Cambria Math"/>
+                      </w:rPr>
+                      <m:t>y</m:t>
+                    </m:r>
+                  </m:sub>
+                </m:sSub>
+              </m:oMath>
+            </m:oMathPara>
+          </w:p>
+        </w:tc>
+        <w:tc>
+          <w:tcPr>
+            <w:tcW w:w="1171" w:type="pct"/>
+            <w:tcBorders>
+              <w:top w:val="single" w:sz="12" w:space="0" w:color="auto"/>
+            </w:tcBorders>
+            <w:vAlign w:val="center"/>
+          </w:tcPr>
+          <w:p>
+            <w:pPr>
+              <w:jc w:val="left"/>
+            </w:pPr>
+            <m:oMath>
+              <m:r>
+                <w:rPr>
+                  <w:rFonts w:ascii="Cambria Math" w:hAnsi="Cambria Math"/>
+                </w:rPr>
+                <m:t>τ=</m:t>
+              </m:r>
+              <m:f>
+                <m:fPr>
+                  <m:ctrlPr>
+                    <w:rPr>
+                      <w:rFonts w:ascii="Cambria Math" w:hAnsi="Cambria Math"/>
+                      <w:i/>
+                    </w:rPr>
+                  </m:ctrlPr>
+                </m:fPr>
+                <m:num>
+                  <m:r>
+                    <w:rPr>
+                      <w:rFonts w:ascii="Cambria Math" w:hAnsi="Cambria Math"/>
+                    </w:rPr>
+                    <m:t>16⋅T</m:t>
+                  </m:r>
+                </m:num>
+                <m:den>
+                  <m:r>
+                    <w:rPr>
+                      <w:rFonts w:ascii="Cambria Math" w:hAnsi="Cambria Math"/>
+                    </w:rPr>
+                    <m:t>π⋅</m:t>
+                  </m:r>
+                  <m:sSup>
+                    <m:sSupPr>
+                      <m:ctrlPr>
+                        <w:rPr>
+                          <w:rFonts w:ascii="Cambria Math" w:hAnsi="Cambria Math"/>
+                          <w:i/>
+                        </w:rPr>
+                      </m:ctrlPr>
+                    </m:sSupPr>
+                    <m:e>
+                      <m:r>
+                        <w:rPr>
+                          <w:rFonts w:ascii="Cambria Math" w:hAnsi="Cambria Math"/>
+                        </w:rPr>
+                        <m:t>d</m:t>
+                      </m:r>
+                    </m:e>
+                    <m:sup>
+                      <m:r>
+                        <w:rPr>
+                          <w:rFonts w:ascii="Cambria Math" w:hAnsi="Cambria Math"/>
+                        </w:rPr>
+                        <m:t>3</m:t>
+                      </m:r>
+                    </m:sup>
+                  </m:sSup>
+                </m:den>
+              </m:f>
+              <m:r>
+                <w:rPr>
+                  <w:rFonts w:ascii="Cambria Math" w:hAnsi="Cambria Math"/>
+                </w:rPr>
+                <m:t>=27</m:t>
+              </m:r>
+            </m:oMath>
+            <w:r>
               <w:rPr>
                 <w:rFonts w:ascii="Cambria Math" w:hAnsi="Cambria Math"/>
                 <w:i/>
               </w:rPr>
+              <w:t xml:space="preserve"> MPa a 0.67 Nm</w:t>
+            </w:r>
+          </w:p>
+        </w:tc>
+        <w:tc>
+          <w:tcPr>
+            <w:tcW w:w="1167" w:type="pct"/>
+            <w:tcBorders>
+              <w:top w:val="single" w:sz="12" w:space="0" w:color="auto"/>
+            </w:tcBorders>
+            <w:vAlign w:val="center"/>
+          </w:tcPr>
+          <w:p>
+            <w:pPr>
+              <w:jc w:val="left"/>
+            </w:pPr>
+            <w:r>
+              <w:t xml:space="preserve">Con </w:t>
+            </w:r>
+            <m:oMath>
+              <m:sSub>
+                <m:sSubPr>
+                  <m:ctrlPr>
+                    <w:rPr>
+                      <w:rFonts w:ascii="Cambria Math" w:hAnsi="Cambria Math"/>
+                    </w:rPr>
+                  </m:ctrlPr>
+                </m:sSubPr>
+                <m:e>
+                  <m:r>
+                    <w:rPr>
+                      <w:rFonts w:ascii="Cambria Math" w:hAnsi="Cambria Math"/>
+                    </w:rPr>
+                    <m:t>σ</m:t>
+                  </m:r>
+                </m:e>
+                <m:sub>
+                  <m:r>
+                    <w:rPr>
+                      <w:rFonts w:ascii="Cambria Math" w:hAnsi="Cambria Math"/>
+                    </w:rPr>
+                    <m:t>y</m:t>
+                  </m:r>
+                </m:sub>
+              </m:sSub>
+              <m:r>
+                <w:rPr>
+                  <w:rFonts w:ascii="Cambria Math" w:hAnsi="Cambria Math"/>
+                </w:rPr>
+                <m:t>=250</m:t>
+              </m:r>
+            </m:oMath>
+            <w:r>
+              <w:t xml:space="preserve"> MPa, FS </w:t>
+            </w:r>
+            <m:oMath>
+              <m:r>
+                <w:rPr>
+                  <w:rFonts w:ascii="Cambria Math" w:hAnsi="Cambria Math"/>
+                </w:rPr>
+                <m:t>≈4.6</m:t>
+              </m:r>
+            </m:oMath>
+          </w:p>
+        </w:tc>
+      </w:tr>
+      <w:tr>
+        <w:trPr>
+          <w:jc w:val="center"/>
+        </w:trPr>
+        <w:tc>
+          <w:tcPr>
+            <w:tcW w:w="1444" w:type="pct"/>
+            <w:vAlign w:val="center"/>
+          </w:tcPr>
+          <w:p>
+            <w:pPr>
+              <w:jc w:val="left"/>
+              <w:rPr>
+                <w:rFonts w:eastAsia="Aptos" w:cs="Times New Roman"/>
+              </w:rPr>
+            </w:pPr>
+            <w:r>
+              <w:t>Rigidez torsional</w:t>
+            </w:r>
+          </w:p>
+        </w:tc>
+        <w:tc>
+          <w:tcPr>
+            <w:tcW w:w="1218" w:type="pct"/>
+            <w:vAlign w:val="center"/>
+          </w:tcPr>
+          <w:p>
+            <w:pPr>
+              <w:jc w:val="left"/>
+            </w:pPr>
+            <m:oMath>
+              <m:r>
+                <w:rPr>
+                  <w:rFonts w:ascii="Cambria Math" w:hAnsi="Cambria Math"/>
+                </w:rPr>
+                <m:t>k=</m:t>
+              </m:r>
+              <m:f>
+                <m:fPr>
+                  <m:ctrlPr>
+                    <w:rPr>
+                      <w:rFonts w:ascii="Cambria Math" w:hAnsi="Cambria Math"/>
+                      <w:i/>
+                    </w:rPr>
+                  </m:ctrlPr>
+                </m:fPr>
+                <m:num>
+                  <m:r>
+                    <w:rPr>
+                      <w:rFonts w:ascii="Cambria Math" w:hAnsi="Cambria Math"/>
+                    </w:rPr>
+                    <m:t>G⋅J</m:t>
+                  </m:r>
+                </m:num>
+                <m:den>
+                  <m:r>
+                    <w:rPr>
+                      <w:rFonts w:ascii="Cambria Math" w:hAnsi="Cambria Math"/>
+                    </w:rPr>
+                    <m:t>L</m:t>
+                  </m:r>
+                </m:den>
+              </m:f>
+              <m:r>
+                <w:rPr>
+                  <w:rFonts w:ascii="Cambria Math" w:hAnsi="Cambria Math"/>
+                </w:rPr>
+                <m:t>=</m:t>
+              </m:r>
+              <m:f>
+                <m:fPr>
+                  <m:ctrlPr>
+                    <w:rPr>
+                      <w:rFonts w:ascii="Cambria Math" w:hAnsi="Cambria Math"/>
+                      <w:i/>
+                    </w:rPr>
+                  </m:ctrlPr>
+                </m:fPr>
+                <m:num>
+                  <m:r>
+                    <w:rPr>
+                      <w:rFonts w:ascii="Cambria Math" w:hAnsi="Cambria Math"/>
+                    </w:rPr>
+                    <m:t>80</m:t>
+                  </m:r>
+                  <m:r>
+                    <m:rPr>
+                      <m:nor/>
+                    </m:rPr>
+                    <w:rPr>
+                      <w:rFonts w:ascii="Cambria Math" w:hAnsi="Cambria Math"/>
+                      <w:i/>
+                    </w:rPr>
+                    <m:t> GPa</m:t>
+                  </m:r>
+                  <m:r>
+                    <w:rPr>
+                      <w:rFonts w:ascii="Cambria Math" w:hAnsi="Cambria Math"/>
+                    </w:rPr>
+                    <m:t>⋅6.14⋅</m:t>
+                  </m:r>
+                  <m:sSup>
+                    <m:sSupPr>
+                      <m:ctrlPr>
+                        <w:rPr>
+                          <w:rFonts w:ascii="Cambria Math" w:hAnsi="Cambria Math"/>
+                          <w:i/>
+                        </w:rPr>
+                      </m:ctrlPr>
+                    </m:sSupPr>
+                    <m:e>
+                      <m:r>
+                        <w:rPr>
+                          <w:rFonts w:ascii="Cambria Math" w:hAnsi="Cambria Math"/>
+                        </w:rPr>
+                        <m:t>10</m:t>
+                      </m:r>
+                    </m:e>
+                    <m:sup>
+                      <m:r>
+                        <w:rPr>
+                          <w:rFonts w:ascii="Cambria Math" w:hAnsi="Cambria Math"/>
+                        </w:rPr>
+                        <m:t>-11</m:t>
+                      </m:r>
+                    </m:sup>
+                  </m:sSup>
+                  <m:sSup>
+                    <m:sSupPr>
+                      <m:ctrlPr>
+                        <w:rPr>
+                          <w:rFonts w:ascii="Cambria Math" w:hAnsi="Cambria Math"/>
+                          <w:i/>
+                        </w:rPr>
+                      </m:ctrlPr>
+                    </m:sSupPr>
+                    <m:e>
+                      <m:r>
+                        <m:rPr>
+                          <m:nor/>
+                        </m:rPr>
+                        <w:rPr>
+                          <w:rFonts w:ascii="Cambria Math" w:hAnsi="Cambria Math"/>
+                          <w:i/>
+                        </w:rPr>
+                        <m:t>m</m:t>
+                      </m:r>
+                    </m:e>
+                    <m:sup>
+                      <m:r>
+                        <w:rPr>
+                          <w:rFonts w:ascii="Cambria Math" w:hAnsi="Cambria Math"/>
+                        </w:rPr>
+                        <m:t>4</m:t>
+                      </m:r>
+                    </m:sup>
+                  </m:sSup>
+                </m:num>
+                <m:den>
+                  <m:r>
+                    <w:rPr>
+                      <w:rFonts w:ascii="Cambria Math" w:hAnsi="Cambria Math"/>
+                    </w:rPr>
+                    <m:t>0.075</m:t>
+                  </m:r>
+                  <m:r>
+                    <m:rPr>
+                      <m:nor/>
+                    </m:rPr>
+                    <w:rPr>
+                      <w:rFonts w:ascii="Cambria Math" w:hAnsi="Cambria Math"/>
+                      <w:i/>
+                    </w:rPr>
+                    <m:t> m</m:t>
+                  </m:r>
+                </m:den>
+              </m:f>
+              <m:r>
+                <w:rPr>
+                  <w:rFonts w:ascii="Cambria Math" w:hAnsi="Cambria Math"/>
+                </w:rPr>
+                <m:t>≈65</m:t>
+              </m:r>
+            </m:oMath>
+            <w:r>
+              <w:rPr>
+                <w:rFonts w:ascii="Cambria Math" w:hAnsi="Cambria Math"/>
+                <w:i/>
+              </w:rPr>
+              <w:t xml:space="preserve"> Nm/rad</w:t>
+            </w:r>
+          </w:p>
+        </w:tc>
+        <w:tc>
+          <w:tcPr>
+            <w:tcW w:w="1171" w:type="pct"/>
+            <w:vAlign w:val="center"/>
+          </w:tcPr>
+          <w:p>
+            <w:pPr>
+              <w:jc w:val="left"/>
+            </w:pPr>
+            <m:oMath>
+              <m:sSub>
+                <m:sSubPr>
+                  <m:ctrlPr>
+                    <w:rPr>
+                      <w:rFonts w:ascii="Cambria Math" w:hAnsi="Cambria Math"/>
+                    </w:rPr>
+                  </m:ctrlPr>
+                </m:sSubPr>
+                <m:e>
+                  <m:r>
+                    <w:rPr>
+                      <w:rFonts w:ascii="Cambria Math" w:hAnsi="Cambria Math"/>
+                    </w:rPr>
+                    <m:t>k</m:t>
+                  </m:r>
+                </m:e>
+                <m:sub>
+                  <m:r>
+                    <w:rPr>
+                      <w:rFonts w:ascii="Cambria Math" w:hAnsi="Cambria Math"/>
+                    </w:rPr>
+                    <m:t>1</m:t>
+                  </m:r>
+                </m:sub>
+              </m:sSub>
+              <m:r>
+                <w:rPr>
+                  <w:rFonts w:ascii="Cambria Math" w:hAnsi="Cambria Math"/>
+                </w:rPr>
+                <m:t>=</m:t>
+              </m:r>
+              <m:sSub>
+                <m:sSubPr>
+                  <m:ctrlPr>
+                    <w:rPr>
+                      <w:rFonts w:ascii="Cambria Math" w:hAnsi="Cambria Math"/>
+                    </w:rPr>
+                  </m:ctrlPr>
+                </m:sSubPr>
+                <m:e>
+                  <m:r>
+                    <w:rPr>
+                      <w:rFonts w:ascii="Cambria Math" w:hAnsi="Cambria Math"/>
+                    </w:rPr>
+                    <m:t>k</m:t>
+                  </m:r>
+                </m:e>
+                <m:sub>
+                  <m:r>
+                    <w:rPr>
+                      <w:rFonts w:ascii="Cambria Math" w:hAnsi="Cambria Math"/>
+                    </w:rPr>
+                    <m:t>2</m:t>
+                  </m:r>
+                </m:sub>
+              </m:sSub>
+              <m:r>
+                <w:rPr>
+                  <w:rFonts w:ascii="Cambria Math" w:hAnsi="Cambria Math"/>
+                </w:rPr>
+                <m:t>=64.9</m:t>
+              </m:r>
+            </m:oMath>
+            <w:r>
+              <w:t xml:space="preserve"> Nm/rad del modelo</w:t>
+            </w:r>
+          </w:p>
+        </w:tc>
+        <w:tc>
+          <w:tcPr>
+            <w:tcW w:w="1167" w:type="pct"/>
+            <w:vAlign w:val="center"/>
+          </w:tcPr>
+          <w:p>
+            <w:pPr>
+              <w:jc w:val="left"/>
+            </w:pPr>
+            <w:r>
+              <w:t xml:space="preserve">Coherente con dos tramos de </w:t>
+            </w:r>
+            <m:oMath>
+              <m:r>
+                <w:rPr>
+                  <w:rFonts w:ascii="Cambria Math" w:hAnsi="Cambria Math"/>
+                </w:rPr>
+                <m:t>≈75</m:t>
+              </m:r>
+            </m:oMath>
+            <w:r>
+              <w:t xml:space="preserve"> mm</w:t>
+            </w:r>
+          </w:p>
+        </w:tc>
+      </w:tr>
+      <w:tr>
+        <w:trPr>
+          <w:jc w:val="center"/>
+        </w:trPr>
+        <w:tc>
+          <w:tcPr>
+            <w:tcW w:w="1444" w:type="pct"/>
+            <w:vAlign w:val="center"/>
+          </w:tcPr>
+          <w:p>
+            <w:pPr>
+              <w:jc w:val="left"/>
+            </w:pPr>
+            <w:r>
+              <w:t>Motor A (12 V, 60 rpm)</w:t>
+            </w:r>
+          </w:p>
+        </w:tc>
+        <w:tc>
+          <w:tcPr>
+            <w:tcW w:w="1218" w:type="pct"/>
+            <w:vAlign w:val="center"/>
+          </w:tcPr>
+          <w:p>
+            <w:pPr>
+              <w:jc w:val="left"/>
+            </w:pPr>
+            <m:oMath>
+              <m:sSub>
+                <m:sSubPr>
+                  <m:ctrlPr>
+                    <w:rPr>
+                      <w:rFonts w:ascii="Cambria Math" w:hAnsi="Cambria Math"/>
+                    </w:rPr>
+                  </m:ctrlPr>
+                </m:sSubPr>
+                <m:e>
+                  <m:r>
+                    <w:rPr>
+                      <w:rFonts w:ascii="Cambria Math" w:hAnsi="Cambria Math"/>
+                    </w:rPr>
+                    <m:t>T</m:t>
+                  </m:r>
+                </m:e>
+                <m:sub>
+                  <m:r>
+                    <w:rPr>
+                      <w:rFonts w:ascii="Cambria Math" w:hAnsi="Cambria Math"/>
+                    </w:rPr>
+                    <m:t>nominal</m:t>
+                  </m:r>
+                </m:sub>
+              </m:sSub>
+            </m:oMath>
+            <w:r>
+              <w:t xml:space="preserve"> = 1.18 Nm (12 kgf·cm) y </w:t>
+            </w:r>
+            <m:oMath>
+              <m:sSub>
+                <m:sSubPr>
+                  <m:ctrlPr>
+                    <w:rPr>
+                      <w:rFonts w:ascii="Cambria Math" w:hAnsi="Cambria Math"/>
+                    </w:rPr>
+                  </m:ctrlPr>
+                </m:sSubPr>
+                <m:e>
+                  <m:r>
+                    <w:rPr>
+                      <w:rFonts w:ascii="Cambria Math" w:hAnsi="Cambria Math"/>
+                    </w:rPr>
+                    <m:t>T</m:t>
+                  </m:r>
+                </m:e>
+                <m:sub>
+                  <m:r>
+                    <w:rPr>
+                      <w:rFonts w:ascii="Cambria Math" w:hAnsi="Cambria Math"/>
+                    </w:rPr>
+                    <m:t>límite</m:t>
+                  </m:r>
+                </m:sub>
+              </m:sSub>
+            </m:oMath>
+            <w:r>
+              <w:t xml:space="preserve"> = 1.67 Nm (17 kgf·cm)</w:t>
+            </w:r>
+          </w:p>
+        </w:tc>
+        <w:tc>
+          <w:tcPr>
+            <w:tcW w:w="1171" w:type="pct"/>
+            <w:vAlign w:val="center"/>
+          </w:tcPr>
+          <w:p>
+            <w:pPr>
+              <w:jc w:val="left"/>
+            </w:pPr>
+            <w:r>
+              <w:t>0.67 Nm</w:t>
+            </w:r>
+          </w:p>
+        </w:tc>
+        <w:tc>
+          <w:tcPr>
+            <w:tcW w:w="1167" w:type="pct"/>
+            <w:vAlign w:val="center"/>
+          </w:tcPr>
+          <w:p>
+            <w:pPr>
+              <w:jc w:val="left"/>
+            </w:pPr>
+            <w:r>
+              <w:t xml:space="preserve">Opera al </w:t>
+            </w:r>
+            <m:oMath>
+              <m:r>
+                <w:rPr>
+                  <w:rFonts w:ascii="Cambria Math" w:hAnsi="Cambria Math"/>
+                </w:rPr>
+                <m:t>≈56%</m:t>
+              </m:r>
+            </m:oMath>
+            <w:r>
+              <w:t xml:space="preserve"> de su torque nominal continuo</w:t>
+            </w:r>
+          </w:p>
+        </w:tc>
+      </w:tr>
+      <w:tr>
+        <w:trPr>
+          <w:jc w:val="center"/>
+        </w:trPr>
+        <w:tc>
+          <w:tcPr>
+            <w:tcW w:w="1444" w:type="pct"/>
+            <w:vAlign w:val="center"/>
+          </w:tcPr>
+          <w:p>
+            <w:pPr>
+              <w:jc w:val="left"/>
+            </w:pPr>
+            <w:r>
+              <w:t>Servo MG996R</w:t>
+            </w:r>
+          </w:p>
+        </w:tc>
+        <w:tc>
+          <w:tcPr>
+            <w:tcW w:w="1218" w:type="pct"/>
+            <w:vAlign w:val="center"/>
+          </w:tcPr>
+          <w:p>
+            <w:pPr>
+              <w:jc w:val="left"/>
+            </w:pPr>
+            <m:oMath>
+              <m:r>
+                <w:rPr>
+                  <w:rFonts w:ascii="Cambria Math" w:hAnsi="Cambria Math"/>
+                </w:rPr>
+                <m:t>≈1.08</m:t>
+              </m:r>
+            </m:oMath>
+            <w:r>
+              <w:t xml:space="preserve"> Nm (11 kgf·cm) de torque de bloqueo</w:t>
+            </w:r>
+          </w:p>
+        </w:tc>
+        <w:tc>
+          <w:tcPr>
+            <w:tcW w:w="1171" w:type="pct"/>
+            <w:vAlign w:val="center"/>
+          </w:tcPr>
+          <w:p>
+            <w:pPr>
+              <w:jc w:val="left"/>
+            </w:pPr>
+            <w:r>
+              <w:t xml:space="preserve">Máx. </w:t>
+            </w:r>
+            <m:oMath>
+              <m:sSub>
+                <m:sSubPr>
+                  <m:ctrlPr>
+                    <w:rPr>
+                      <w:rFonts w:ascii="Cambria Math" w:hAnsi="Cambria Math"/>
+                    </w:rPr>
+                  </m:ctrlPr>
+                </m:sSubPr>
+                <m:e>
+                  <m:r>
+                    <w:rPr>
+                      <w:rFonts w:ascii="Cambria Math" w:hAnsi="Cambria Math"/>
+                    </w:rPr>
+                    <m:t>T</m:t>
+                  </m:r>
+                </m:e>
+                <m:sub>
+                  <m:r>
+                    <w:rPr>
+                      <w:rFonts w:ascii="Cambria Math" w:hAnsi="Cambria Math"/>
+                    </w:rPr>
+                    <m:t>B</m:t>
+                  </m:r>
+                </m:sub>
+              </m:sSub>
+            </m:oMath>
+            <w:r>
+              <w:t xml:space="preserve"> = 0.653 Nm</w:t>
+            </w:r>
+          </w:p>
+        </w:tc>
+        <w:tc>
+          <w:tcPr>
+            <w:tcW w:w="1167" w:type="pct"/>
+            <w:vAlign w:val="center"/>
+          </w:tcPr>
+          <w:p>
+            <w:pPr>
+              <w:jc w:val="left"/>
+            </w:pPr>
+            <w:r>
+              <w:t xml:space="preserve">Opera al </w:t>
+            </w:r>
+            <m:oMath>
+              <m:r>
+                <w:rPr>
+                  <w:rFonts w:ascii="Cambria Math" w:hAnsi="Cambria Math"/>
+                </w:rPr>
+                <m:t>≈60%</m:t>
+              </m:r>
+            </m:oMath>
+            <w:r>
+              <w:t xml:space="preserve"> del bloqueo absoluto</w:t>
+            </w:r>
+          </w:p>
+        </w:tc>
+      </w:tr>
+      <w:tr>
+        <w:trPr>
+          <w:jc w:val="center"/>
+        </w:trPr>
+        <w:tc>
+          <w:tcPr>
+            <w:tcW w:w="1444" w:type="pct"/>
+            <w:vAlign w:val="center"/>
+          </w:tcPr>
+          <w:p>
+            <w:pPr>
+              <w:jc w:val="left"/>
+            </w:pPr>
+            <w:r>
+              <w:t>Sensor de corriente ACS712 (5 A)</w:t>
+            </w:r>
+          </w:p>
+        </w:tc>
+        <w:tc>
+          <w:tcPr>
+            <w:tcW w:w="1218" w:type="pct"/>
+            <w:vAlign w:val="center"/>
+          </w:tcPr>
+          <w:p>
+            <w:pPr>
+              <w:jc w:val="left"/>
+            </w:pPr>
+            <w:r>
+              <w:t>5 A</w:t>
+            </w:r>
+          </w:p>
+        </w:tc>
+        <w:tc>
+          <w:tcPr>
+            <w:tcW w:w="1171" w:type="pct"/>
+            <w:vAlign w:val="center"/>
+          </w:tcPr>
+          <w:p>
+            <w:pPr>
+              <w:jc w:val="left"/>
+            </w:pPr>
+            <w:r>
+              <w:t xml:space="preserve">Corriente de A </w:t>
+            </w:r>
+            <w:proofErr w:type="spellStart"/>
+            <w:r>
+              <w:t>a</w:t>
+            </w:r>
+            <w:proofErr w:type="spellEnd"/>
+            <w:r>
+              <w:t xml:space="preserve"> 0.67 Nm </w:t>
+            </w:r>
+            <m:oMath>
+              <m:r>
+                <w:rPr>
+                  <w:rFonts w:ascii="Cambria Math" w:hAnsi="Cambria Math"/>
+                </w:rPr>
+                <m:t>≈0.92</m:t>
+              </m:r>
+            </m:oMath>
+            <w:r>
+              <w:t xml:space="preserve"> A (asumiendo </w:t>
+            </w:r>
+            <m:oMath>
+              <m:sSub>
+                <m:sSubPr>
+                  <m:ctrlPr>
+                    <w:rPr>
+                      <w:rFonts w:ascii="Cambria Math" w:hAnsi="Cambria Math"/>
+                    </w:rPr>
+                  </m:ctrlPr>
+                </m:sSubPr>
+                <m:e>
+                  <m:r>
+                    <w:rPr>
+                      <w:rFonts w:ascii="Cambria Math" w:hAnsi="Cambria Math"/>
+                    </w:rPr>
+                    <m:t>K</m:t>
+                  </m:r>
+                </m:e>
+                <m:sub>
+                  <m:r>
+                    <w:rPr>
+                      <w:rFonts w:ascii="Cambria Math" w:hAnsi="Cambria Math"/>
+                    </w:rPr>
+                    <m:t>t</m:t>
+                  </m:r>
+                </m:sub>
+              </m:sSub>
+              <m:r>
+                <w:rPr>
+                  <w:rFonts w:ascii="Cambria Math" w:hAnsi="Cambria Math"/>
+                </w:rPr>
+                <m:t>≈0.73</m:t>
+              </m:r>
+            </m:oMath>
+            <w:r>
+              <w:t xml:space="preserve"> Nm/A)</w:t>
+            </w:r>
+          </w:p>
+        </w:tc>
+        <w:tc>
+          <w:tcPr>
+            <w:tcW w:w="1167" w:type="pct"/>
+            <w:vAlign w:val="center"/>
+          </w:tcPr>
+          <w:p>
+            <w:pPr>
+              <w:jc w:val="left"/>
+            </w:pPr>
+            <w:r>
+              <w:t>Opera por debajo del 20 % del rango máximo del sensor.</w:t>
+            </w:r>
+          </w:p>
+        </w:tc>
+      </w:tr>
+      <w:tr>
+        <w:trPr>
+          <w:jc w:val="center"/>
+        </w:trPr>
+        <w:tc>
+          <w:tcPr>
+            <w:tcW w:w="1444" w:type="pct"/>
+            <w:tcBorders>
+              <w:bottom w:val="single" w:sz="12" w:space="0" w:color="auto"/>
+            </w:tcBorders>
+            <w:vAlign w:val="center"/>
+          </w:tcPr>
+          <w:p>
+            <w:pPr>
+              <w:jc w:val="left"/>
+            </w:pPr>
+            <w:r>
+              <w:t>Strain gauge en tubo</w:t>
+            </w:r>
+          </w:p>
+        </w:tc>
+        <w:tc>
+          <w:tcPr>
+            <w:tcW w:w="1218" w:type="pct"/>
+            <w:tcBorders>
+              <w:bottom w:val="single" w:sz="12" w:space="0" w:color="auto"/>
+            </w:tcBorders>
+            <w:vAlign w:val="center"/>
+          </w:tcPr>
+          <w:p>
+            <w:pPr>
+              <w:jc w:val="left"/>
+            </w:pPr>
+            <w:r>
+              <w:t>Tubo de aluminio (</w:t>
+            </w:r>
+            <m:oMath>
+              <m:r>
+                <w:rPr>
+                  <w:rFonts w:ascii="Cambria Math" w:hAnsi="Cambria Math"/>
+                </w:rPr>
+                <m:t>G=26</m:t>
+              </m:r>
+            </m:oMath>
+            <w:r>
+              <w:t xml:space="preserve"> GPa) con </w:t>
+            </w:r>
+            <m:oMath>
+              <m:sSub>
+                <m:sSubPr>
+                  <m:ctrlPr>
+                    <w:rPr>
+                      <w:rFonts w:ascii="Cambria Math" w:hAnsi="Cambria Math"/>
+                    </w:rPr>
+                  </m:ctrlPr>
+                </m:sSubPr>
+                <m:e>
+                  <m:r>
+                    <w:rPr>
+                      <w:rFonts w:ascii="Cambria Math" w:hAnsi="Cambria Math"/>
+                    </w:rPr>
+                    <m:t>ϕ</m:t>
+                  </m:r>
+                </m:e>
+                <m:sub>
+                  <m:r>
+                    <w:rPr>
+                      <w:rFonts w:ascii="Cambria Math" w:hAnsi="Cambria Math"/>
+                    </w:rPr>
+                    <m:t>ext</m:t>
+                  </m:r>
+                </m:sub>
+              </m:sSub>
+              <m:r>
+                <w:rPr>
+                  <w:rFonts w:ascii="Cambria Math" w:hAnsi="Cambria Math"/>
+                </w:rPr>
+                <m:t>=12</m:t>
+              </m:r>
+            </m:oMath>
+            <w:r>
+              <w:t xml:space="preserve"> mm y espesor de </w:t>
+            </w:r>
+            <m:oMath>
+              <m:r>
+                <w:rPr>
+                  <w:rFonts w:ascii="Cambria Math" w:hAnsi="Cambria Math"/>
+                </w:rPr>
+                <m:t>0.4</m:t>
+              </m:r>
+            </m:oMath>
+            <w:r>
+              <w:t xml:space="preserve"> mm</w:t>
+            </w:r>
+          </w:p>
+        </w:tc>
+        <w:tc>
+          <w:tcPr>
+            <w:tcW w:w="1171" w:type="pct"/>
+            <w:tcBorders>
+              <w:bottom w:val="single" w:sz="12" w:space="0" w:color="auto"/>
+            </w:tcBorders>
+            <w:vAlign w:val="center"/>
+          </w:tcPr>
+          <w:p>
+            <w:pPr>
+              <w:jc w:val="left"/>
+            </w:pPr>
+            <w:r>
+              <w:t xml:space="preserve">Para </w:t>
+            </w:r>
+            <m:oMath>
+              <m:r>
+                <w:rPr>
+                  <w:rFonts w:ascii="Cambria Math" w:hAnsi="Cambria Math"/>
+                </w:rPr>
+                <m:t>T=0.67</m:t>
+              </m:r>
+            </m:oMath>
+            <w:r>
+              <w:t xml:space="preserve"> Nm: </w:t>
+            </w:r>
+            <m:oMath>
+              <m:r>
+                <w:rPr>
+                  <w:rFonts w:ascii="Cambria Math" w:hAnsi="Cambria Math"/>
+                </w:rPr>
+                <m:t>γ=τ/G≈3.1⋅</m:t>
+              </m:r>
+              <m:sSup>
+                <m:sSupPr>
+                  <m:ctrlPr>
+                    <w:rPr>
+                      <w:rFonts w:ascii="Cambria Math" w:hAnsi="Cambria Math"/>
+                    </w:rPr>
+                  </m:ctrlPr>
+                </m:sSupPr>
+                <m:e>
+                  <m:r>
+                    <w:rPr>
+                      <w:rFonts w:ascii="Cambria Math" w:hAnsi="Cambria Math"/>
+                    </w:rPr>
+                    <m:t>10</m:t>
+                  </m:r>
+                </m:e>
+                <m:sup>
+                  <m:r>
+                    <w:rPr>
+                      <w:rFonts w:ascii="Cambria Math" w:hAnsi="Cambria Math"/>
+                    </w:rPr>
+                    <m:t>-4</m:t>
+                  </m:r>
+                </m:sup>
+              </m:sSup>
+            </m:oMath>
+            <w:r>
+              <w:t xml:space="preserve">; </w:t>
+            </w:r>
+            <m:oMath>
+              <m:r>
+                <w:rPr>
+                  <w:rFonts w:ascii="Cambria Math" w:hAnsi="Cambria Math"/>
+                </w:rPr>
+                <m:t>ε≈157</m:t>
+              </m:r>
+            </m:oMath>
+            <w:r>
+              <w:t xml:space="preserve"> </w:t>
+            </w:r>
+            <m:oMath>
+              <m:r>
+                <w:rPr>
+                  <w:rFonts w:ascii="Cambria Math" w:hAnsi="Cambria Math"/>
+                </w:rPr>
+                <m:t>με</m:t>
+              </m:r>
+            </m:oMath>
+            <w:r>
+              <w:t xml:space="preserve">; lo que entrega </w:t>
+            </w:r>
+            <m:oMath>
+              <m:r>
+                <w:rPr>
+                  <w:rFonts w:ascii="Cambria Math" w:hAnsi="Cambria Math"/>
+                </w:rPr>
+                <m:t>≈1.57</m:t>
+              </m:r>
+            </m:oMath>
+            <w:r>
+              <w:t xml:space="preserve"> mV con 5 V de excitación</w:t>
+            </w:r>
+          </w:p>
+        </w:tc>
+        <w:tc>
+          <w:tcPr>
+            <w:tcW w:w="1167" w:type="pct"/>
+            <w:tcBorders>
+              <w:bottom w:val="single" w:sz="12" w:space="0" w:color="auto"/>
+            </w:tcBorders>
+            <w:vAlign w:val="center"/>
+          </w:tcPr>
+          <w:p>
+            <w:pPr>
+              <w:jc w:val="left"/>
+            </w:pPr>
+            <w:r>
+              <w:t xml:space="preserve">El tubo de 12 mm provee un perímetro exterior de 37.7 mm, suficientemente amplio para alojar dos galgas de 4.5 mm de ancho dispuestas a </w:t>
+            </w:r>
+            <m:oMath>
+              <m:sSup>
+                <m:sSupPr>
+                  <m:ctrlPr>
+                    <w:rPr>
+                      <w:rFonts w:ascii="Cambria Math" w:hAnsi="Cambria Math"/>
+                    </w:rPr>
+                  </m:ctrlPr>
+                </m:sSupPr>
+                <m:e>
+                  <m:r>
+                    <w:rPr>
+                      <w:rFonts w:ascii="Cambria Math" w:hAnsi="Cambria Math"/>
+                    </w:rPr>
+                    <m:t>45</m:t>
+                  </m:r>
+                </m:e>
+                <m:sup>
+                  <m:r>
+                    <w:rPr>
+                      <w:rFonts w:ascii="Cambria Math" w:hAnsi="Cambria Math"/>
+                    </w:rPr>
+                    <m:t>∘</m:t>
+                  </m:r>
+                </m:sup>
+              </m:sSup>
+            </m:oMath>
+            <w:r>
+              <w:t>. Señal medible por el ADS1256.</w:t>
+            </w:r>
+          </w:p>
+          <w:p>
+            <w:pPr>
+              <w:jc w:val="left"/>
+            </w:pPr>
+          </w:p>
+        </w:tc>
+      </w:tr>
+    </w:tbl>
+    <w:p>
+      <w:pPr>
+        <w:rPr>
+          <w:highlight w:val="yellow"/>
+        </w:rPr>
+      </w:pPr>
+    </w:p>
+    <w:p>
+      <w:r>
+        <w:lastRenderedPageBreak/>
+        <w:t>De los resultados de dimensionamiento se extraen dos consideraciones operativas críticas. En primer lugar, la configuración del puente de Wheatstone para medir el torque transmitido recae sobre un tubo de aluminio de 12 mm de diámetro exterior y 0.4 mm de pared. Su perímetro de 37.7 mm garantiza suficiente área para instalar dos</w:t>
+      </w:r>
+      <w:r>
+        <w:t xml:space="preserve"> Strain gauge</w:t>
+      </w:r>
+      <w:r>
+        <w:t xml:space="preserve"> estándar de 7.1 </w:t>
+      </w:r>
+      <m:oMath>
+        <m:r>
+          <w:rPr>
+            <w:rFonts w:ascii="Cambria Math" w:hAnsi="Cambria Math"/>
+          </w:rPr>
+          <m:t>×</m:t>
+        </m:r>
+      </m:oMath>
+      <w:r>
+        <w:t xml:space="preserve"> 4.5 mm dispuestas a </w:t>
+      </w:r>
+      <m:oMath>
+        <m:sSup>
+          <m:sSupPr>
+            <m:ctrlPr>
+              <w:rPr>
+                <w:rFonts w:ascii="Cambria Math" w:hAnsi="Cambria Math"/>
+              </w:rPr>
             </m:ctrlPr>
-          </m:sSubPr>
+          </m:sSupPr>
           <m:e>
             <m:r>
               <w:rPr>
                 <w:rFonts w:ascii="Cambria Math" w:hAnsi="Cambria Math"/>
               </w:rPr>
-              <m:t>T</m:t>
+              <m:t>45</m:t>
             </m:r>
           </m:e>
-          <m:sub>
+          <m:sup>
             <m:r>
               <w:rPr>
                 <w:rFonts w:ascii="Cambria Math" w:hAnsi="Cambria Math"/>
               </w:rPr>
-              <m:t>A</m:t>
+              <m:t>∘</m:t>
             </m:r>
-          </m:sub>
-        </m:sSub>
+          </m:sup>
+        </m:sSup>
+      </m:oMath>
+      <w:r>
+        <w:t xml:space="preserve"> sin sufrir interferencias geométricas, alcanzando una deformación de 157 </w:t>
+      </w:r>
+      <m:oMath>
         <m:r>
           <w:rPr>
             <w:rFonts w:ascii="Cambria Math" w:hAnsi="Cambria Math"/>
           </w:rPr>
-          <m:t xml:space="preserve"> y </m:t>
+          <m:t>με</m:t>
         </m:r>
-        <m:sSub>
-          <m:sSubPr>
-            <m:ctrlPr>
-              <w:rPr>
-                <w:rFonts w:ascii="Cambria Math" w:hAnsi="Cambria Math"/>
-                <w:i/>
-              </w:rPr>
-            </m:ctrlPr>
-          </m:sSubPr>
-          <m:e>
-            <m:r>
-              <w:rPr>
-                <w:rFonts w:ascii="Cambria Math" w:hAnsi="Cambria Math"/>
-              </w:rPr>
-              <m:t>T</m:t>
-            </m:r>
-          </m:e>
-          <m:sub>
-            <m:r>
-              <w:rPr>
-                <w:rFonts w:ascii="Cambria Math" w:hAnsi="Cambria Math"/>
-              </w:rPr>
-              <m:t>B</m:t>
-            </m:r>
-          </m:sub>
-        </m:sSub>
       </m:oMath>
       <w:r>
-        <w:t xml:space="preserve"> como magnitudes de variación lenta, es adecuada para ensayos cuasi-estáticos y debe revisarse para los dinámicos.</w:t>
-      </w:r>
-      <w:r>
-        <w:t xml:space="preserve"> </w:t>
+        <w:t xml:space="preserve"> a carga máxima, fácilmente legible por el ADS1256. En segundo lugar, los márgenes de operación de los actuadores muestran que el servomotor MG996R será exigido hasta un 60% de su límite de bloqueo. En consecuencia, el diseño del software deberá reducir los umbrales conservadores de los </w:t>
+      </w:r>
+      <w:r>
+        <w:rPr>
+          <w:i/>
+          <w:iCs/>
+        </w:rPr>
+        <w:t>fail-safes</w:t>
+      </w:r>
+      <w:r>
+        <w:t xml:space="preserve"> dinámicos; el límite de parada de 1.2 Nm está por sobre el torque en que el servo se bloquearía físicamente (</w:t>
+      </w:r>
+      <m:oMath>
+        <m:r>
+          <w:rPr>
+            <w:rFonts w:ascii="Cambria Math" w:hAnsi="Cambria Math"/>
+          </w:rPr>
+          <m:t>≈1.08</m:t>
+        </m:r>
+      </m:oMath>
+      <w:r>
+        <w:t xml:space="preserve"> Nm), de manera que se bajará a 0.95 Nm para cortar la energía anticipadamente y resguardar la integridad del engranaje interno que pueda presentar el servo bajo prueba.</w:t>
       </w:r>
     </w:p>
     <w:p>
       <w:pPr>
-        <w:rPr>
-          <w:highlight w:val="yellow"/>
-        </w:rPr>
-      </w:pPr>
-      <w:r>
-        <w:rPr>
-          <w:highlight w:val="yellow"/>
-        </w:rPr>
-        <w:t>En una prueba parcial de desajuste de parámetros (k y J</w:t>
-      </w:r>
-      <w:r>
-        <w:rPr>
-          <w:highlight w:val="yellow"/>
-        </w:rPr>
-        <w:t>_</w:t>
-      </w:r>
-      <w:r>
-        <w:rPr>
-          <w:highlight w:val="yellow"/>
-        </w:rPr>
-        <w:t>C a ±30 %, escenario 3), el error de T</w:t>
-      </w:r>
-      <w:r>
-        <w:rPr>
-          <w:highlight w:val="yellow"/>
-        </w:rPr>
-        <w:t>_</w:t>
-      </w:r>
-      <w:r>
-        <w:rPr>
-          <w:highlight w:val="yellow"/>
-        </w:rPr>
-        <w:t>AC aumenta hasta 1</w:t>
-      </w:r>
-      <w:r>
-        <w:rPr>
-          <w:highlight w:val="yellow"/>
-        </w:rPr>
-        <w:t>.</w:t>
-      </w:r>
-      <w:r>
-        <w:rPr>
-          <w:highlight w:val="yellow"/>
-        </w:rPr>
-        <w:t>5 veces (con k −30 %) y no se dispara ningún fail-safe. El estudio completo (siete parámetros, tres semillas) está pendiente.</w:t>
+        <w:spacing w:after="160" w:line="259" w:lineRule="auto"/>
+        <w:jc w:val="left"/>
+        <w:rPr>
+          <w:rFonts w:eastAsiaTheme="majorEastAsia" w:cstheme="majorBidi"/>
+          <w:b/>
+          <w:sz w:val="32"/>
+          <w:szCs w:val="40"/>
+        </w:rPr>
+      </w:pPr>
+      <w:bookmarkStart w:id="126" w:name="_Toc244038080"/>
+      <w:r>
+        <w:br w:type="page"/>
       </w:r>
     </w:p>
     <w:p>
-      <w:r>
-        <w:rPr>
-          <w:highlight w:val="yellow"/>
-        </w:rPr>
-        <w:t xml:space="preserve">Estos errores son una referencia optimista del desempeño esperado en el banco, porque el modelo no incluye holguras ni dinámica interna del servo, ni </w:t>
-      </w:r>
-      <w:proofErr w:type="spellStart"/>
-      <w:r>
-        <w:rPr>
-          <w:highlight w:val="yellow"/>
-        </w:rPr>
-        <w:t>aliasing</w:t>
-      </w:r>
-      <w:proofErr w:type="spellEnd"/>
-      <w:r>
-        <w:rPr>
-          <w:highlight w:val="yellow"/>
-        </w:rPr>
-        <w:t xml:space="preserve"> de los sensores, y sus parámetros de sensores son provisorios. Quedan pendientes el análisis de estabilidad del </w:t>
-      </w:r>
-      <w:r>
-        <w:rPr>
-          <w:highlight w:val="yellow"/>
-        </w:rPr>
+      <w:pPr>
+        <w:pStyle w:val="Ttulo1"/>
+      </w:pPr>
+      <w:r>
         <w:lastRenderedPageBreak/>
-        <w:t xml:space="preserve">lazo entre la carga de A y el Kalman, el </w:t>
-      </w:r>
-      <w:proofErr w:type="spellStart"/>
-      <w:r>
-        <w:rPr>
-          <w:highlight w:val="yellow"/>
-        </w:rPr>
-        <w:t>reescalamiento</w:t>
-      </w:r>
-      <w:proofErr w:type="spellEnd"/>
-      <w:r>
-        <w:rPr>
-          <w:highlight w:val="yellow"/>
-        </w:rPr>
-        <w:t xml:space="preserve"> del ruido y los sesgos a la escala de la carga, y la comparación con mediciones del banco (Hito 4).</w:t>
-      </w:r>
+        <w:t xml:space="preserve">Conclusiones parciales y estado del </w:t>
+      </w:r>
+      <w:r>
+        <w:t>proyecto</w:t>
+      </w:r>
+      <w:bookmarkEnd w:id="126"/>
     </w:p>
     <w:p>
       <w:pPr>
-        <w:pStyle w:val="Ttulo1"/>
-      </w:pPr>
-      <w:bookmarkStart w:id="118" w:name="_Toc243943278"/>
-      <w:r>
-        <w:t xml:space="preserve">Conclusiones parciales y estado del </w:t>
-      </w:r>
-      <w:r>
-        <w:t>proyecto</w:t>
-      </w:r>
-      <w:bookmarkEnd w:id="118"/>
-    </w:p>
-    <w:p>
-      <w:pPr>
         <w:pStyle w:val="Ttulo2"/>
         <w:rPr>
           <w:lang w:eastAsia="es-CL"/>
         </w:rPr>
       </w:pPr>
-      <w:bookmarkStart w:id="119" w:name="_Toc243943279"/>
+      <w:bookmarkStart w:id="127" w:name="_Toc244038081"/>
       <w:r>
         <w:rPr>
           <w:lang w:eastAsia="es-CL"/>
         </w:rPr>
         <w:t>Conclusiones parciales</w:t>
       </w:r>
-      <w:bookmarkEnd w:id="119"/>
+      <w:bookmarkEnd w:id="127"/>
     </w:p>
     <w:p>
       <w:pPr>
@@ -24443,14 +26994,14 @@
           <w:lang w:eastAsia="es-CL"/>
         </w:rPr>
       </w:pPr>
-      <w:bookmarkStart w:id="120" w:name="_Toc243943280"/>
+      <w:bookmarkStart w:id="128" w:name="_Toc244038082"/>
       <w:r>
         <w:rPr>
           <w:lang w:eastAsia="es-CL"/>
         </w:rPr>
         <w:t>Estado respecto de la carta Gantt</w:t>
       </w:r>
-      <w:bookmarkEnd w:id="120"/>
+      <w:bookmarkEnd w:id="128"/>
     </w:p>
     <w:p>
       <w:pPr>
@@ -24494,7 +27045,7 @@
         <w:rPr>
           <w:noProof/>
         </w:rPr>
-        <w:t>10</w:t>
+        <w:t>11</w:t>
       </w:r>
       <w:r>
         <w:rPr>
@@ -24514,24 +27065,34 @@
         <w:pStyle w:val="Descripcin"/>
         <w:keepNext/>
       </w:pPr>
-      <w:bookmarkStart w:id="121" w:name="_Ref243917079"/>
-      <w:bookmarkStart w:id="122" w:name="_Toc243943299"/>
+      <w:bookmarkStart w:id="129" w:name="_Ref243917079"/>
+      <w:bookmarkStart w:id="130" w:name="_Toc244038102"/>
       <w:r>
         <w:t xml:space="preserve">Tabla </w:t>
       </w:r>
-      <w:fldSimple w:instr=" SEQ Tabla \* ARABIC ">
-        <w:r>
-          <w:rPr>
-            <w:noProof/>
-          </w:rPr>
-          <w:t>10</w:t>
-        </w:r>
-      </w:fldSimple>
-      <w:bookmarkEnd w:id="121"/>
+      <w:r>
+        <w:fldChar w:fldCharType="begin"/>
+      </w:r>
+      <w:r>
+        <w:instrText>SEQ Tabla \* ARABIC</w:instrText>
+      </w:r>
+      <w:r>
+        <w:fldChar w:fldCharType="separate"/>
+      </w:r>
+      <w:r>
+        <w:rPr>
+          <w:noProof/>
+        </w:rPr>
+        <w:t>12</w:t>
+      </w:r>
+      <w:r>
+        <w:fldChar w:fldCharType="end"/>
+      </w:r>
+      <w:bookmarkEnd w:id="129"/>
       <w:r>
         <w:t>. Estado de avance.</w:t>
       </w:r>
-      <w:bookmarkEnd w:id="122"/>
+      <w:bookmarkEnd w:id="130"/>
     </w:p>
     <w:tbl>
       <w:tblPr>
@@ -24970,35 +27531,20 @@
     </w:p>
     <w:p>
       <w:pPr>
-        <w:rPr>
-          <w:highlight w:val="yellow"/>
+        <w:pStyle w:val="Ttulo2"/>
+        <w:rPr>
           <w:lang w:eastAsia="es-CL"/>
         </w:rPr>
       </w:pPr>
-    </w:p>
-    <w:p>
-      <w:pPr>
-        <w:rPr>
-          <w:highlight w:val="yellow"/>
+      <w:bookmarkStart w:id="131" w:name="_Toc244038083"/>
+      <w:r>
+        <w:rPr>
           <w:lang w:eastAsia="es-CL"/>
         </w:rPr>
-      </w:pPr>
-    </w:p>
-    <w:p>
-      <w:pPr>
-        <w:pStyle w:val="Ttulo2"/>
-        <w:rPr>
-          <w:lang w:eastAsia="es-CL"/>
-        </w:rPr>
-      </w:pPr>
-      <w:bookmarkStart w:id="123" w:name="_Toc243943281"/>
-      <w:r>
-        <w:rPr>
-          <w:lang w:eastAsia="es-CL"/>
-        </w:rPr>
+        <w:lastRenderedPageBreak/>
         <w:t>Próximos pasos</w:t>
       </w:r>
-      <w:bookmarkEnd w:id="123"/>
+      <w:bookmarkEnd w:id="131"/>
     </w:p>
     <w:p>
       <w:pPr>
@@ -25030,7 +27576,7 @@
         <w:br w:type="page"/>
       </w:r>
     </w:p>
-    <w:bookmarkStart w:id="124" w:name="_Toc243943282" w:displacedByCustomXml="next"/>
+    <w:bookmarkStart w:id="132" w:name="_Toc244038084" w:displacedByCustomXml="next"/>
     <w:sdt>
       <w:sdtPr>
         <w:rPr>
@@ -25049,8 +27595,9 @@
         <w:rPr>
           <w:rFonts w:cstheme="majorBidi"/>
           <w:b/>
+          <w:bCs/>
           <w:sz w:val="32"/>
-          <w:szCs w:val="40"/>
+          <w:szCs w:val="32"/>
         </w:rPr>
       </w:sdtEndPr>
       <w:sdtContent>
@@ -25070,7 +27617,7 @@
         </w:p>
       </w:sdtContent>
     </w:sdt>
-    <w:bookmarkEnd w:id="124" w:displacedByCustomXml="prev"/>
+    <w:bookmarkEnd w:id="132" w:displacedByCustomXml="prev"/>
     <w:p>
       <w:pPr>
         <w:pStyle w:val="Bibliografa"/>
@@ -25083,7 +27630,7 @@
       <w:pPr>
         <w:pStyle w:val="Bibliografa"/>
       </w:pPr>
-      <w:bookmarkStart w:id="125" w:name="ZOTERO_BREF_eIRCVLm5ypBy"/>
+      <w:bookmarkStart w:id="133" w:name="ZOTERO_BREF_eIRCVLm5ypBy"/>
       <w:r>
         <w:rPr>
           <w:lang w:val="en-US"/>
@@ -25326,9 +27873,6 @@
     <w:p>
       <w:pPr>
         <w:pStyle w:val="Bibliografa"/>
-        <w:rPr>
-          <w:lang w:val="en-US"/>
-        </w:rPr>
       </w:pPr>
       <w:r>
         <w:rPr>
@@ -25344,13 +27888,7 @@
         <w:t xml:space="preserve">Research and Markets, “Civilian Drones Market — Global Forecast 2026–2032”. </w:t>
       </w:r>
       <w:r>
-        <w:t xml:space="preserve">2026. [En línea]. </w:t>
-      </w:r>
-      <w:r>
-        <w:rPr>
-          <w:lang w:val="en-US"/>
-        </w:rPr>
-        <w:t>Disponible en: https://www.researchandmarkets.com/report/civilian-drone</w:t>
+        <w:t>2026. [En línea]. Disponible en: https://www.researchandmarkets.com/report/civilian-drone</w:t>
       </w:r>
     </w:p>
     <w:p>
@@ -25440,18 +27978,7 @@
       </w:r>
       <w:r>
         <w:tab/>
-        <w:t xml:space="preserve">Stockholm International Peace Research Institute (SIPRI), “Informe SIPRI 2025: Chile sigue entre los países con más gasto militar en América Latina”. 2025. [En línea]. Disponible en: </w:t>
-      </w:r>
-      <w:hyperlink r:id="rId18" w:history="1">
-        <w:r>
-          <w:rPr>
-            <w:rStyle w:val="Hipervnculo"/>
-          </w:rPr>
-          <w:t>https://www.serpajchile.cl/web/informe-sipri-2025-chile-sigue-entre-los-paises-con-mas-gasto-militar-en-america-latina/</w:t>
-        </w:r>
-      </w:hyperlink>
-      <w:r>
-        <w:t xml:space="preserve"> </w:t>
+        <w:t>Stockholm International Peace Research Institute (SIPRI), “Informe SIPRI 2025: Chile sigue entre los países con más gasto militar en América Latina”. 2025. [En línea]. Disponible en: https://www.serpajchile.cl/web/informe-sipri-2025-chile-sigue-entre-los-paises-con-mas-gasto-militar-en-america-latina/</w:t>
       </w:r>
     </w:p>
     <w:p>
@@ -25847,21 +28374,7 @@
           <w:lang w:val="en-US"/>
         </w:rPr>
         <w:tab/>
-        <w:t xml:space="preserve">A. Forrester, A. </w:t>
-      </w:r>
-      <w:proofErr w:type="spellStart"/>
-      <w:r>
-        <w:rPr>
-          <w:lang w:val="en-US"/>
-        </w:rPr>
-        <w:t>Sobester</w:t>
-      </w:r>
-      <w:proofErr w:type="spellEnd"/>
-      <w:r>
-        <w:rPr>
-          <w:lang w:val="en-US"/>
-        </w:rPr>
-        <w:t xml:space="preserve">, y A. Keane, </w:t>
+        <w:t xml:space="preserve">A. Forrester, A. Sobester, y A. Keane, </w:t>
       </w:r>
       <w:r>
         <w:rPr>
@@ -26099,22 +28612,19 @@
     <w:p>
       <w:pPr>
         <w:pStyle w:val="Bibliografa"/>
+      </w:pPr>
+      <w:r>
         <w:rPr>
           <w:lang w:val="en-US"/>
         </w:rPr>
-      </w:pPr>
+        <w:t>[28]</w:t>
+      </w:r>
       <w:r>
         <w:rPr>
           <w:lang w:val="en-US"/>
         </w:rPr>
-        <w:t>[28]</w:t>
-      </w:r>
-      <w:r>
-        <w:rPr>
-          <w:lang w:val="en-US"/>
-        </w:rPr>
         <w:tab/>
-        <w:t xml:space="preserve">P. Spalart y S. Allmaras, “A One-Equation Turbulence Model for Aerodynamic Flows”, </w:t>
+        <w:t xml:space="preserve">O. internationale de normalisation, S. des machines Comité Technique ISO/TC 199, y C. électrotechnique internationale, </w:t>
       </w:r>
       <w:r>
         <w:rPr>
@@ -26122,31 +28632,107 @@
           <w:iCs/>
           <w:lang w:val="en-US"/>
         </w:rPr>
-        <w:t xml:space="preserve">AIAA Paper 92-0439, 30th Aerospace Sciences Meeting, </w:t>
+        <w:t>Safety of machinery: general principles for design, risk assessment and risk reduction</w:t>
+      </w:r>
+      <w:r>
+        <w:rPr>
+          <w:lang w:val="en-US"/>
+        </w:rPr>
+        <w:t xml:space="preserve">. en Norme internationale. </w:t>
       </w:r>
       <w:proofErr w:type="spellStart"/>
+      <w:r>
+        <w:t>Organisation</w:t>
+      </w:r>
+      <w:proofErr w:type="spellEnd"/>
+      <w:r>
+        <w:t xml:space="preserve"> </w:t>
+      </w:r>
+      <w:proofErr w:type="spellStart"/>
+      <w:r>
+        <w:t>internationale</w:t>
+      </w:r>
+      <w:proofErr w:type="spellEnd"/>
+      <w:r>
+        <w:t xml:space="preserve"> de </w:t>
+      </w:r>
+      <w:proofErr w:type="spellStart"/>
+      <w:r>
+        <w:t>normalisation</w:t>
+      </w:r>
+      <w:proofErr w:type="spellEnd"/>
+      <w:r>
+        <w:t>, 2010. [En línea]. Disponible en: https://books.google.cl/books?id=hpCUoAEACAAJ</w:t>
+      </w:r>
+    </w:p>
+    <w:p>
+      <w:pPr>
+        <w:pStyle w:val="Bibliografa"/>
+        <w:rPr>
+          <w:lang w:val="en-US"/>
+        </w:rPr>
+      </w:pPr>
+      <w:r>
+        <w:rPr>
+          <w:lang w:val="en-US"/>
+        </w:rPr>
+        <w:t>[29]</w:t>
+      </w:r>
+      <w:r>
+        <w:rPr>
+          <w:lang w:val="en-US"/>
+        </w:rPr>
+        <w:tab/>
+        <w:t xml:space="preserve">P. Spalart y S. Allmaras, “A One-Equation Turbulence Model for Aerodynamic Flows”, </w:t>
+      </w:r>
       <w:r>
         <w:rPr>
           <w:i/>
           <w:iCs/>
           <w:lang w:val="en-US"/>
         </w:rPr>
-        <w:t>ene</w:t>
-      </w:r>
-      <w:proofErr w:type="spellEnd"/>
+        <w:t>AIAA</w:t>
+      </w:r>
+      <w:r>
+        <w:rPr>
+          <w:lang w:val="en-US"/>
+        </w:rPr>
+        <w:t>, vol. 439, ene. 1992, doi: 10.2514/6.1992-439.</w:t>
+      </w:r>
+    </w:p>
+    <w:p>
+      <w:pPr>
+        <w:pStyle w:val="Bibliografa"/>
+        <w:rPr>
+          <w:lang w:val="en-US"/>
+        </w:rPr>
+      </w:pPr>
+      <w:r>
+        <w:rPr>
+          <w:lang w:val="en-US"/>
+        </w:rPr>
+        <w:t>[30]</w:t>
+      </w:r>
+      <w:r>
+        <w:rPr>
+          <w:lang w:val="en-US"/>
+        </w:rPr>
+        <w:tab/>
+        <w:t xml:space="preserve">C. Geuzaine y J.-F. Remacle, “Gmsh: A 3-D Finite Element Mesh Generator with Built-in Pre- and Post-Processing Facilities”, </w:t>
+      </w:r>
       <w:r>
         <w:rPr>
           <w:i/>
           <w:iCs/>
           <w:lang w:val="en-US"/>
         </w:rPr>
-        <w:t>. 1992</w:t>
+        <w:t>Int. J. Numer. Methods Eng.</w:t>
       </w:r>
       <w:r>
         <w:rPr>
           <w:lang w:val="en-US"/>
         </w:rPr>
-        <w:t>, doi: 10.2514/6.1992-439.</w:t>
+        <w:t>, vol. 79, pp. 1309–1331, sep. 2009, doi: 10.1002/nme.2579.</w:t>
       </w:r>
     </w:p>
     <w:p>
@@ -26160,28 +28746,14 @@
         <w:rPr>
           <w:lang w:val="en-US"/>
         </w:rPr>
-        <w:t>[29]</w:t>
+        <w:t>[31]</w:t>
       </w:r>
       <w:r>
         <w:rPr>
           <w:lang w:val="en-US"/>
         </w:rPr>
         <w:tab/>
-        <w:t xml:space="preserve">C. </w:t>
-      </w:r>
-      <w:proofErr w:type="spellStart"/>
-      <w:r>
-        <w:rPr>
-          <w:lang w:val="en-US"/>
-        </w:rPr>
-        <w:t>Geuzaine</w:t>
-      </w:r>
-      <w:proofErr w:type="spellEnd"/>
-      <w:r>
-        <w:rPr>
-          <w:lang w:val="en-US"/>
-        </w:rPr>
-        <w:t xml:space="preserve"> y J.-F. Remacle, “Gmsh: A 3-D Finite Element Mesh Generator with Built-in Pre- and Post-Processing Facilities”, </w:t>
+        <w:t xml:space="preserve">H. Weller, G. Tabor, H. Jasak, y C. Fureby, “A tensorial approach to computational continuum mechanics using object-oriented techniques”, </w:t>
       </w:r>
       <w:r>
         <w:rPr>
@@ -26189,222 +28761,100 @@
           <w:iCs/>
           <w:lang w:val="en-US"/>
         </w:rPr>
-        <w:t xml:space="preserve">Int. J. </w:t>
-      </w:r>
-      <w:proofErr w:type="spellStart"/>
+        <w:t>Comput. Phys.</w:t>
+      </w:r>
+      <w:r>
+        <w:rPr>
+          <w:lang w:val="en-US"/>
+        </w:rPr>
+        <w:t>, vol. 12, pp. 620–631, nov. 1998, doi: 10.1063/1.168744.</w:t>
+      </w:r>
+    </w:p>
+    <w:p>
+      <w:pPr>
+        <w:pStyle w:val="Bibliografa"/>
+        <w:rPr>
+          <w:lang w:val="en-US"/>
+        </w:rPr>
+      </w:pPr>
+      <w:r>
+        <w:rPr>
+          <w:lang w:val="en-US"/>
+        </w:rPr>
+        <w:t>[32]</w:t>
+      </w:r>
+      <w:r>
+        <w:rPr>
+          <w:lang w:val="en-US"/>
+        </w:rPr>
+        <w:tab/>
+        <w:t xml:space="preserve">C. Harris </w:t>
+      </w:r>
       <w:r>
         <w:rPr>
           <w:i/>
           <w:iCs/>
           <w:lang w:val="en-US"/>
         </w:rPr>
-        <w:t>Numer</w:t>
-      </w:r>
-      <w:proofErr w:type="spellEnd"/>
+        <w:t>et al.</w:t>
+      </w:r>
+      <w:r>
+        <w:rPr>
+          <w:lang w:val="en-US"/>
+        </w:rPr>
+        <w:t xml:space="preserve">, “Array programming with NumPy”, </w:t>
+      </w:r>
       <w:r>
         <w:rPr>
           <w:i/>
           <w:iCs/>
           <w:lang w:val="en-US"/>
         </w:rPr>
-        <w:t>. Methods Eng.</w:t>
+        <w:t>Nature</w:t>
       </w:r>
       <w:r>
         <w:rPr>
           <w:lang w:val="en-US"/>
         </w:rPr>
-        <w:t xml:space="preserve">, vol. 79, pp. 1309–1331, </w:t>
-      </w:r>
-      <w:proofErr w:type="spellStart"/>
-      <w:r>
-        <w:rPr>
-          <w:lang w:val="en-US"/>
-        </w:rPr>
-        <w:t>sep.</w:t>
-      </w:r>
-      <w:proofErr w:type="spellEnd"/>
-      <w:r>
-        <w:rPr>
-          <w:lang w:val="en-US"/>
-        </w:rPr>
-        <w:t xml:space="preserve"> 2009, doi: 10.1002/nme.2579.</w:t>
+        <w:t>, vol. 585, pp. 357–362, sep. 2020, doi: 10.1038/s41586-020-2649-2.</w:t>
       </w:r>
     </w:p>
     <w:p>
       <w:pPr>
         <w:pStyle w:val="Bibliografa"/>
+      </w:pPr>
+      <w:r>
         <w:rPr>
           <w:lang w:val="en-US"/>
         </w:rPr>
-      </w:pPr>
+        <w:t>[33]</w:t>
+      </w:r>
       <w:r>
         <w:rPr>
           <w:lang w:val="en-US"/>
         </w:rPr>
-        <w:t>[30]</w:t>
-      </w:r>
-      <w:r>
-        <w:rPr>
-          <w:lang w:val="en-US"/>
-        </w:rPr>
         <w:tab/>
-        <w:t xml:space="preserve">H. Weller, G. Tabor, H. Jasak, y C. Fureby, “A tensorial approach to computational continuum mechanics using object-oriented techniques”, </w:t>
-      </w:r>
-      <w:proofErr w:type="spellStart"/>
+        <w:t xml:space="preserve">T. Hastie, R. Tibshirani, y J. H. Friedman, </w:t>
+      </w:r>
       <w:r>
         <w:rPr>
           <w:i/>
           <w:iCs/>
           <w:lang w:val="en-US"/>
         </w:rPr>
-        <w:t>Comput</w:t>
-      </w:r>
-      <w:proofErr w:type="spellEnd"/>
-      <w:r>
-        <w:rPr>
-          <w:i/>
-          <w:iCs/>
+        <w:t>The Elements of Statistical Learning: Data Mining, Inference, and Prediction</w:t>
+      </w:r>
+      <w:r>
+        <w:rPr>
           <w:lang w:val="en-US"/>
         </w:rPr>
-        <w:t>. Phys.</w:t>
-      </w:r>
-      <w:r>
-        <w:rPr>
-          <w:lang w:val="en-US"/>
-        </w:rPr>
-        <w:t xml:space="preserve">, vol. 12, pp. 620–631, </w:t>
-      </w:r>
-      <w:proofErr w:type="spellStart"/>
-      <w:r>
-        <w:rPr>
-          <w:lang w:val="en-US"/>
-        </w:rPr>
-        <w:t>nov.</w:t>
-      </w:r>
-      <w:proofErr w:type="spellEnd"/>
-      <w:r>
-        <w:rPr>
-          <w:lang w:val="en-US"/>
-        </w:rPr>
-        <w:t xml:space="preserve"> 1998, doi: 10.1063/1.168744.</w:t>
+        <w:t xml:space="preserve">. en Springer series in statistics. </w:t>
+      </w:r>
+      <w:r>
+        <w:t>Springer, 2009. [En línea]. Disponible en: https://books.google.cl/books?id=eBSgoAEACAAJ</w:t>
       </w:r>
     </w:p>
-    <w:p>
-      <w:pPr>
-        <w:pStyle w:val="Bibliografa"/>
-        <w:rPr>
-          <w:lang w:val="en-US"/>
-        </w:rPr>
-      </w:pPr>
-      <w:r>
-        <w:rPr>
-          <w:lang w:val="en-US"/>
-        </w:rPr>
-        <w:t>[31]</w:t>
-      </w:r>
-      <w:r>
-        <w:rPr>
-          <w:lang w:val="en-US"/>
-        </w:rPr>
-        <w:tab/>
-        <w:t xml:space="preserve">C. Harris </w:t>
-      </w:r>
-      <w:r>
-        <w:rPr>
-          <w:i/>
-          <w:iCs/>
-          <w:lang w:val="en-US"/>
-        </w:rPr>
-        <w:t>et al.</w:t>
-      </w:r>
-      <w:r>
-        <w:rPr>
-          <w:lang w:val="en-US"/>
-        </w:rPr>
-        <w:t xml:space="preserve">, “Array programming with NumPy”, </w:t>
-      </w:r>
-      <w:r>
-        <w:rPr>
-          <w:i/>
-          <w:iCs/>
-          <w:lang w:val="en-US"/>
-        </w:rPr>
-        <w:t>Nature</w:t>
-      </w:r>
-      <w:r>
-        <w:rPr>
-          <w:lang w:val="en-US"/>
-        </w:rPr>
-        <w:t xml:space="preserve">, vol. 585, pp. 357–362, </w:t>
-      </w:r>
-      <w:proofErr w:type="spellStart"/>
-      <w:r>
-        <w:rPr>
-          <w:lang w:val="en-US"/>
-        </w:rPr>
-        <w:t>sep.</w:t>
-      </w:r>
-      <w:proofErr w:type="spellEnd"/>
-      <w:r>
-        <w:rPr>
-          <w:lang w:val="en-US"/>
-        </w:rPr>
-        <w:t xml:space="preserve"> 2020, doi: 10.1038/s41586-020-2649-2.</w:t>
-      </w:r>
-    </w:p>
-    <w:p>
-      <w:pPr>
-        <w:pStyle w:val="Bibliografa"/>
-      </w:pPr>
-      <w:r>
-        <w:rPr>
-          <w:lang w:val="en-US"/>
-        </w:rPr>
-        <w:t>[32]</w:t>
-      </w:r>
-      <w:r>
-        <w:rPr>
-          <w:lang w:val="en-US"/>
-        </w:rPr>
-        <w:tab/>
-        <w:t xml:space="preserve">T. Hastie, R. </w:t>
-      </w:r>
-      <w:proofErr w:type="spellStart"/>
-      <w:r>
-        <w:rPr>
-          <w:lang w:val="en-US"/>
-        </w:rPr>
-        <w:t>Tibshirani</w:t>
-      </w:r>
-      <w:proofErr w:type="spellEnd"/>
-      <w:r>
-        <w:rPr>
-          <w:lang w:val="en-US"/>
-        </w:rPr>
-        <w:t xml:space="preserve">, y J. H. Friedman, </w:t>
-      </w:r>
-      <w:r>
-        <w:rPr>
-          <w:i/>
-          <w:iCs/>
-          <w:lang w:val="en-US"/>
-        </w:rPr>
-        <w:t>The Elements of Statistical Learning: Data Mining, Inference, and Prediction</w:t>
-      </w:r>
-      <w:r>
-        <w:rPr>
-          <w:lang w:val="en-US"/>
-        </w:rPr>
-        <w:t xml:space="preserve">. en Springer series in statistics. </w:t>
-      </w:r>
-      <w:r>
-        <w:t>Springer, 2009. [En línea]. Disponible en: https://books.google.cl/books?id=eBSgoAEACAAJ</w:t>
-      </w:r>
-      <w:r>
-        <w:t xml:space="preserve"> </w:t>
-      </w:r>
-    </w:p>
-    <w:bookmarkEnd w:id="125"/>
+    <w:bookmarkEnd w:id="133"/>
     <w:p>
       <w:pPr>
         <w:spacing w:after="160" w:line="259" w:lineRule="auto"/>
@@ -26438,12 +28888,12 @@
         </w:numPr>
         <w:ind w:left="432"/>
       </w:pPr>
-      <w:bookmarkStart w:id="126" w:name="_Toc243943283"/>
+      <w:bookmarkStart w:id="134" w:name="_Toc244038085"/>
       <w:r>
         <w:lastRenderedPageBreak/>
         <w:t>Anexos</w:t>
       </w:r>
-      <w:bookmarkEnd w:id="126"/>
+      <w:bookmarkEnd w:id="134"/>
     </w:p>
     <w:p>
       <w:pPr>
@@ -26496,7 +28946,7 @@
                     </pic:cNvPicPr>
                   </pic:nvPicPr>
                   <pic:blipFill>
-                    <a:blip r:embed="rId19">
+                    <a:blip r:embed="rId18">
                       <a:extLst>
                         <a:ext uri="{28A0092B-C50C-407E-A947-70E740481C1C}">
                           <a14:useLocalDpi xmlns:a14="http://schemas.microsoft.com/office/drawing/2010/main" val="0"/>
@@ -26529,9 +28979,9 @@
       </w:r>
     </w:p>
     <w:sectPr>
-      <w:headerReference w:type="default" r:id="rId20"/>
-      <w:footerReference w:type="default" r:id="rId21"/>
-      <w:footerReference w:type="first" r:id="rId22"/>
+      <w:headerReference w:type="default" r:id="rId19"/>
+      <w:footerReference w:type="default" r:id="rId20"/>
+      <w:footerReference w:type="first" r:id="rId21"/>
       <w:pgSz w:w="12240" w:h="15840"/>
       <w:pgMar w:top="1417" w:right="1701" w:bottom="1417" w:left="1701" w:header="708" w:footer="708" w:gutter="0"/>
       <w:pgNumType w:start="1"/>
@@ -27080,6 +29530,18 @@
     </w:pPr>
   </w:p>
 </w:hdr>
+</file>
+
+<file path=word/intelligence2.xml><?xml version="1.0" encoding="utf-8"?>
+<int2:intelligence xmlns:int2="http://schemas.microsoft.com/office/intelligence/2020/intelligence" xmlns:oel="http://schemas.microsoft.com/office/2019/extlst">
+  <int2:observations>
+    <int2:bookmark int2:bookmarkName="_Int_RHm6MtIU" int2:invalidationBookmarkName="" int2:hashCode="/IWBbRkNvaGTfK" int2:id="BPdlD5kO">
+      <int2:state int2:value="Rejected" int2:type="spell"/>
+    </int2:bookmark>
+  </int2:observations>
+  <int2:intelligenceSettings/>
+  <int2:onDemandWorkflows/>
+</int2:intelligence>
 </file>
 
 <file path=word/numbering.xml><?xml version="1.0" encoding="utf-8"?>
@@ -29642,7 +32104,6 @@
   <w:style w:type="character" w:default="1" w:styleId="Fuentedeprrafopredeter">
     <w:name w:val="Default Paragraph Font"/>
     <w:uiPriority w:val="1"/>
-    <w:semiHidden/>
     <w:unhideWhenUsed/>
   </w:style>
   <w:style w:type="table" w:default="1" w:styleId="Tablanormal">
